--- a/แผนที่สมบูรณ์สำหรับแทนนี่/025 ณัฐณิชา งานเล่มคู่มือผลิตสื่อ Video.docx
+++ b/แผนที่สมบูรณ์สำหรับแทนนี่/025 ณัฐณิชา งานเล่มคู่มือผลิตสื่อ Video.docx
@@ -1,6 +1,6 @@
 
 <file path=word/document.xml><?xml version="1.0" encoding="utf-8"?>
-<w:document xmlns:wpc="http://schemas.microsoft.com/office/word/2010/wordprocessingCanvas" xmlns:cx="http://schemas.microsoft.com/office/drawing/2014/chartex" xmlns:cx1="http://schemas.microsoft.com/office/drawing/2015/9/8/chartex" xmlns:cx2="http://schemas.microsoft.com/office/drawing/2015/10/21/chartex" xmlns:cx3="http://schemas.microsoft.com/office/drawing/2016/5/9/chartex" xmlns:cx4="http://schemas.microsoft.com/office/drawing/2016/5/10/chartex" xmlns:cx5="http://schemas.microsoft.com/office/drawing/2016/5/11/chartex" xmlns:cx6="http://schemas.microsoft.com/office/drawing/2016/5/12/chartex" xmlns:cx7="http://schemas.microsoft.com/office/drawing/2016/5/13/chartex" xmlns:cx8="http://schemas.microsoft.com/office/drawing/2016/5/14/chartex" xmlns:mc="http://schemas.openxmlformats.org/markup-compatibility/2006" xmlns:aink="http://schemas.microsoft.com/office/drawing/2016/ink" xmlns:am3d="http://schemas.microsoft.com/office/drawing/2017/model3d" xmlns:o="urn:schemas-microsoft-com:office:office" xmlns:oel="http://schemas.microsoft.com/office/2019/extlst" xmlns:r="http://schemas.openxmlformats.org/officeDocument/2006/relationships" xmlns:m="http://schemas.openxmlformats.org/officeDocument/2006/math" xmlns:v="urn:schemas-microsoft-com:vml" xmlns:wp14="http://schemas.microsoft.com/office/word/2010/wordprocessingDrawing" xmlns:wp="http://schemas.openxmlformats.org/drawingml/2006/wordprocessingDrawing" xmlns:w10="urn:schemas-microsoft-com:office:word" xmlns:w="http://schemas.openxmlformats.org/wordprocessingml/2006/main" xmlns:w14="http://schemas.microsoft.com/office/word/2010/wordml" xmlns:w15="http://schemas.microsoft.com/office/word/2012/wordml" xmlns:w16cei="http://schemas.microsoft.com/office/word/2026/wordml/cei" xmlns:w16cex="http://schemas.microsoft.com/office/word/2018/wordml/cex" xmlns:w16cid="http://schemas.microsoft.com/office/word/2016/wordml/cid" xmlns:w16="http://schemas.microsoft.com/office/word/2018/wordml" xmlns:w16du="http://schemas.microsoft.com/office/word/2023/wordml/word16du" xmlns:w16sdtdh="http://schemas.microsoft.com/office/word/2020/wordml/sdtdatahash" xmlns:w16sdtfl="http://schemas.microsoft.com/office/word/2024/wordml/sdtformatlock" xmlns:w16se="http://schemas.microsoft.com/office/word/2015/wordml/symex" xmlns:wpg="http://schemas.microsoft.com/office/word/2010/wordprocessingGroup" xmlns:wpi="http://schemas.microsoft.com/office/word/2010/wordprocessingInk" xmlns:wne="http://schemas.microsoft.com/office/word/2006/wordml" xmlns:wps="http://schemas.microsoft.com/office/word/2010/wordprocessingShape" mc:Ignorable="w14 w15 w16se w16cid w16 w16cex w16sdtdh w16sdtfl w16du wp14">
+<w:document xmlns:wpc="http://schemas.microsoft.com/office/word/2010/wordprocessingCanvas" xmlns:cx="http://schemas.microsoft.com/office/drawing/2014/chartex" xmlns:cx1="http://schemas.microsoft.com/office/drawing/2015/9/8/chartex" xmlns:cx2="http://schemas.microsoft.com/office/drawing/2015/10/21/chartex" xmlns:cx3="http://schemas.microsoft.com/office/drawing/2016/5/9/chartex" xmlns:cx4="http://schemas.microsoft.com/office/drawing/2016/5/10/chartex" xmlns:cx5="http://schemas.microsoft.com/office/drawing/2016/5/11/chartex" xmlns:cx6="http://schemas.microsoft.com/office/drawing/2016/5/12/chartex" xmlns:cx7="http://schemas.microsoft.com/office/drawing/2016/5/13/chartex" xmlns:cx8="http://schemas.microsoft.com/office/drawing/2016/5/14/chartex" xmlns:mc="http://schemas.openxmlformats.org/markup-compatibility/2006" xmlns:aink="http://schemas.microsoft.com/office/drawing/2016/ink" xmlns:am3d="http://schemas.microsoft.com/office/drawing/2017/model3d" xmlns:o="urn:schemas-microsoft-com:office:office" xmlns:oel="http://schemas.microsoft.com/office/2019/extlst" xmlns:r="http://schemas.openxmlformats.org/officeDocument/2006/relationships" xmlns:m="http://schemas.openxmlformats.org/officeDocument/2006/math" xmlns:v="urn:schemas-microsoft-com:vml" xmlns:wp14="http://schemas.microsoft.com/office/word/2010/wordprocessingDrawing" xmlns:wp="http://schemas.openxmlformats.org/drawingml/2006/wordprocessingDrawing" xmlns:w10="urn:schemas-microsoft-com:office:word" xmlns:w="http://schemas.openxmlformats.org/wordprocessingml/2006/main" xmlns:w14="http://schemas.microsoft.com/office/word/2010/wordml" xmlns:w15="http://schemas.microsoft.com/office/word/2012/wordml" xmlns:w16cex="http://schemas.microsoft.com/office/word/2018/wordml/cex" xmlns:w16cid="http://schemas.microsoft.com/office/word/2016/wordml/cid" xmlns:w16="http://schemas.microsoft.com/office/word/2018/wordml" xmlns:w16du="http://schemas.microsoft.com/office/word/2023/wordml/word16du" xmlns:w16sdtdh="http://schemas.microsoft.com/office/word/2020/wordml/sdtdatahash" xmlns:w16sdtfl="http://schemas.microsoft.com/office/word/2024/wordml/sdtformatlock" xmlns:w16se="http://schemas.microsoft.com/office/word/2015/wordml/symex" xmlns:wpg="http://schemas.microsoft.com/office/word/2010/wordprocessingGroup" xmlns:wpi="http://schemas.microsoft.com/office/word/2010/wordprocessingInk" xmlns:wne="http://schemas.microsoft.com/office/word/2006/wordml" xmlns:wps="http://schemas.microsoft.com/office/word/2010/wordprocessingShape" mc:Ignorable="w14 w15 w16se w16cid w16 w16cex w16sdtdh w16sdtfl w16du wp14">
   <w:body>
     <w:p>
       <w:pPr>
@@ -25,14 +25,11 @@
           <w:szCs w:val="52"/>
         </w:rPr>
       </w:pPr>
-      <w:r/>
-      <w:r>
-        <w:rPr>
-          <w:rFonts w:ascii="TH SarabunPSK" w:hAnsi="TH SarabunPSK"/>
-          <w:b/>
-          <w:i w:val="0"/>
+      <w:r>
+        <w:rPr>
+          <w:rFonts w:ascii="TH SarabunPSK" w:eastAsia="TH SarabunPSK" w:hAnsi="TH SarabunPSK" w:cs="TH SarabunPSK"/>
+          <w:b/>
           <w:sz w:val="36"/>
-          <w:rFonts w:ascii="TH SarabunPSK" w:hAnsi="TH SarabunPSK" w:eastAsia="TH SarabunPSK" w:cs="TH SarabunPSK"/>
         </w:rPr>
         <w:t>คู่มือผลิตสื่อ Video เรื่อง ไขความลับพีทาโกรัส ตอน พิชิตการหาด้านตรงข้ามมุมฉาก</w:t>
       </w:r>
@@ -176,14 +173,11 @@
           <w:szCs w:val="44"/>
         </w:rPr>
       </w:pPr>
-      <w:r/>
-      <w:r>
-        <w:rPr>
-          <w:rFonts w:ascii="TH SarabunPSK" w:hAnsi="TH SarabunPSK"/>
-          <w:b/>
-          <w:i w:val="0"/>
-          <w:sz w:val="32"/>
-          <w:rFonts w:ascii="TH SarabunPSK" w:hAnsi="TH SarabunPSK" w:eastAsia="TH SarabunPSK" w:cs="TH SarabunPSK"/>
+      <w:r>
+        <w:rPr>
+          <w:rFonts w:ascii="TH SarabunPSK" w:eastAsia="TH SarabunPSK" w:hAnsi="TH SarabunPSK" w:cs="TH SarabunPSK"/>
+          <w:b/>
+          <w:sz w:val="32"/>
         </w:rPr>
         <w:t>รหัสนิสิต 67010511025</w:t>
       </w:r>
@@ -211,14 +205,11 @@
           <w:szCs w:val="44"/>
         </w:rPr>
       </w:pPr>
-      <w:r/>
-      <w:r>
-        <w:rPr>
-          <w:rFonts w:ascii="TH SarabunPSK" w:hAnsi="TH SarabunPSK"/>
-          <w:b/>
-          <w:i w:val="0"/>
-          <w:sz w:val="32"/>
-          <w:rFonts w:ascii="TH SarabunPSK" w:hAnsi="TH SarabunPSK" w:eastAsia="TH SarabunPSK" w:cs="TH SarabunPSK"/>
+      <w:r>
+        <w:rPr>
+          <w:rFonts w:ascii="TH SarabunPSK" w:eastAsia="TH SarabunPSK" w:hAnsi="TH SarabunPSK" w:cs="TH SarabunPSK"/>
+          <w:b/>
+          <w:sz w:val="32"/>
         </w:rPr>
         <w:t>ชื่อ – สกุลนิสิต นางสาวณัฐณิชา แก้วสิงห์</w:t>
       </w:r>
@@ -246,14 +237,11 @@
           <w:szCs w:val="44"/>
         </w:rPr>
       </w:pPr>
-      <w:r/>
-      <w:r>
-        <w:rPr>
-          <w:rFonts w:ascii="TH SarabunPSK" w:hAnsi="TH SarabunPSK"/>
-          <w:b/>
-          <w:i w:val="0"/>
-          <w:sz w:val="32"/>
-          <w:rFonts w:ascii="TH SarabunPSK" w:hAnsi="TH SarabunPSK" w:eastAsia="TH SarabunPSK" w:cs="TH SarabunPSK"/>
+      <w:r>
+        <w:rPr>
+          <w:rFonts w:ascii="TH SarabunPSK" w:eastAsia="TH SarabunPSK" w:hAnsi="TH SarabunPSK" w:cs="TH SarabunPSK"/>
+          <w:b/>
+          <w:sz w:val="32"/>
         </w:rPr>
         <w:t>สาขาวิชาคณิตศาสตร์</w:t>
       </w:r>
@@ -500,6 +488,7 @@
     </w:p>
     <w:p>
       <w:pPr>
+        <w:pageBreakBefore/>
         <w:tabs>
           <w:tab w:val="left" w:pos="567"/>
           <w:tab w:val="left" w:pos="851"/>
@@ -511,6 +500,7 @@
           <w:tab w:val="left" w:pos="2552"/>
           <w:tab w:val="left" w:pos="2835"/>
         </w:tabs>
+        <w:spacing w:after="360" w:line="240" w:lineRule="auto"/>
         <w:jc w:val="center"/>
         <w:rPr>
           <w:rFonts w:ascii="TH SarabunPSK" w:hAnsi="TH SarabunPSK" w:cs="TH SarabunPSK"/>
@@ -568,21 +558,18 @@
           <w:tab w:val="left" w:pos="2552"/>
           <w:tab w:val="left" w:pos="2835"/>
         </w:tabs>
-        <w:jc w:val="thaiDistribute"/>
+        <w:spacing w:after="360" w:line="240" w:lineRule="auto"/>
+        <w:ind w:firstLine="720"/>
         <w:rPr>
           <w:rFonts w:ascii="TH SarabunPSK" w:hAnsi="TH SarabunPSK" w:cs="TH SarabunPSK"/>
           <w:sz w:val="32"/>
           <w:szCs w:val="32"/>
         </w:rPr>
       </w:pPr>
-      <w:r/>
-      <w:r>
-        <w:rPr>
-          <w:rFonts w:ascii="TH SarabunPSK" w:hAnsi="TH SarabunPSK"/>
-          <w:b w:val="0"/>
-          <w:i w:val="0"/>
-          <w:sz w:val="32"/>
-          <w:rFonts w:ascii="TH SarabunPSK" w:hAnsi="TH SarabunPSK" w:eastAsia="TH SarabunPSK" w:cs="TH SarabunPSK"/>
+      <w:r>
+        <w:rPr>
+          <w:rFonts w:ascii="TH SarabunPSK" w:eastAsia="TH SarabunPSK" w:hAnsi="TH SarabunPSK" w:cs="TH SarabunPSK"/>
+          <w:sz w:val="32"/>
         </w:rPr>
         <w:t>คู่มือผลิตสื่อ Video การสอนฉบับนี้ จัดทำขึ้นเพื่อเป็นแนวทางและบันทึกรายละเอียดกระบวนการผลิตสื่อนวัตกรรมวิดีโอการเรียนรู้ โดยใช้ปัญญาประดิษฐ์ (Artificial Intelligence: AI) เพื่อใช้ประกอบการจัดการเรียนรู้ตามแนวคิดห้องเรียนกลับด้าน (Flipped Classroom) กลุ่มสาระการเรียนรู้คณิตศาสตร์ วิชาคณิตศาสตร์พื้นฐาน (ค22101) หน่วยการเรียนรู้ที่ 1 ทฤษฎีบทพีทาโกรัส เรื่อง การหาความยาวด้านตรงข้ามมุมฉาก ชั้นมัธยมศึกษาปีที่ 2 สื่อวิดีโอนี้เน้นการอธิบายเนื้อหามโนทัศน์ที่เข้าใจง่าย สอดแทรกสถานการณ์จำลองในชีวิตจริง ความยาว 3-4 นาที เพื่อให้นักเรียนได้ศึกษาล่วงหน้าที่บ้านก่อนเข้าเรียนในชั้นเรียน ผู้จัดทำหวังเป็นอย่างยิ่งว่าสื่อวิดีโอนี้จะช่วยส่งเสริมผลสัมฤทธิ์ทางการเรียน และสร้างเจตคติที่ดีต่อวิชาคณิตศาสตร์ของผู้เรียน</w:t>
       </w:r>
@@ -644,6 +631,7 @@
           <w:tab w:val="left" w:pos="2552"/>
           <w:tab w:val="left" w:pos="2835"/>
         </w:tabs>
+        <w:spacing w:before="80" w:after="20" w:line="240" w:lineRule="auto"/>
         <w:jc w:val="right"/>
         <w:rPr>
           <w:rFonts w:ascii="TH SarabunPSK" w:hAnsi="TH SarabunPSK" w:cs="TH SarabunPSK"/>
@@ -653,852 +641,551 @@
           <w:szCs w:val="32"/>
         </w:rPr>
       </w:pPr>
-      <w:r/>
-      <w:r>
-        <w:rPr>
-          <w:rFonts w:ascii="TH SarabunPSK" w:hAnsi="TH SarabunPSK"/>
-          <w:b w:val="0"/>
-          <w:i w:val="0"/>
-          <w:sz w:val="32"/>
-          <w:rFonts w:ascii="TH SarabunPSK" w:hAnsi="TH SarabunPSK" w:eastAsia="TH SarabunPSK" w:cs="TH SarabunPSK"/>
+      <w:r>
+        <w:rPr>
+          <w:rFonts w:ascii="TH SarabunPSK" w:eastAsia="TH SarabunPSK" w:hAnsi="TH SarabunPSK" w:cs="TH SarabunPSK"/>
+          <w:sz w:val="32"/>
         </w:rPr>
         <w:t>(นางสาวณัฐณิชา แก้วสิงห์)</w:t>
+      </w:r>
+      <w:r>
+        <w:rPr>
+          <w:rFonts w:ascii="TH SarabunPSK" w:eastAsia="TH SarabunPSK" w:hAnsi="TH SarabunPSK" w:cs="TH SarabunPSK"/>
+          <w:sz w:val="32"/>
+        </w:rPr>
         <w:br/>
         <w:t>ผู้จัดทำ</w:t>
       </w:r>
     </w:p>
     <w:p>
       <w:pPr>
-        <w:tabs>
-          <w:tab w:val="left" w:pos="567"/>
-          <w:tab w:val="left" w:pos="851"/>
-          <w:tab w:val="left" w:pos="1134"/>
-          <w:tab w:val="left" w:pos="1418"/>
-          <w:tab w:val="left" w:pos="1701"/>
-          <w:tab w:val="left" w:pos="1985"/>
-          <w:tab w:val="left" w:pos="2268"/>
-          <w:tab w:val="left" w:pos="2552"/>
-          <w:tab w:val="left" w:pos="2835"/>
-        </w:tabs>
+        <w:spacing w:after="0" w:line="240" w:lineRule="auto"/>
+      </w:pPr>
+      <w:r>
+        <w:br w:type="page"/>
+      </w:r>
+    </w:p>
+    <w:p>
+      <w:pPr>
+        <w:spacing w:before="60" w:after="20" w:line="240" w:lineRule="auto"/>
+        <w:jc w:val="right"/>
+      </w:pPr>
+      <w:r>
+        <w:rPr>
+          <w:rFonts w:ascii="TH SarabunPSK" w:eastAsia="TH SarabunPSK" w:hAnsi="TH SarabunPSK" w:cs="TH SarabunPSK"/>
+          <w:b/>
+          <w:sz w:val="36"/>
+        </w:rPr>
+        <w:lastRenderedPageBreak/>
+        <w:t>1. ชื่อสื่อ</w:t>
+      </w:r>
+    </w:p>
+    <w:p>
+      <w:pPr>
+        <w:spacing w:after="0" w:line="240" w:lineRule="auto"/>
+        <w:ind w:left="432"/>
+      </w:pPr>
+      <w:r>
+        <w:rPr>
+          <w:rFonts w:ascii="TH SarabunPSK" w:eastAsia="TH SarabunPSK" w:hAnsi="TH SarabunPSK" w:cs="TH SarabunPSK"/>
+          <w:b/>
+          <w:sz w:val="32"/>
+        </w:rPr>
+        <w:t>ไขความลับพีทาโกรัส: ตอน พิชิตการหาด้านตรงข้ามมุมฉาก (Finding Hypotenuse with Pythagoras)</w:t>
+      </w:r>
+    </w:p>
+    <w:p>
+      <w:pPr>
+        <w:spacing w:after="0" w:line="240" w:lineRule="auto"/>
+        <w:ind w:left="432"/>
+      </w:pPr>
+      <w:r>
+        <w:rPr>
+          <w:rFonts w:ascii="TH SarabunPSK" w:eastAsia="TH SarabunPSK" w:hAnsi="TH SarabunPSK" w:cs="TH SarabunPSK"/>
+          <w:sz w:val="32"/>
+        </w:rPr>
+        <w:t>รูปแบบสื่อ: วิดีโอแอนิเมชันขนาดความละเอียด Full HD (1080p) สัดส่วน 16:9 แนวนอน ความยาวประมาณ 3.30 นาที</w:t>
+      </w:r>
+    </w:p>
+    <w:p>
+      <w:pPr>
+        <w:spacing w:before="60" w:after="20" w:line="240" w:lineRule="auto"/>
+      </w:pPr>
+      <w:r>
+        <w:rPr>
+          <w:rFonts w:ascii="TH SarabunPSK" w:eastAsia="TH SarabunPSK" w:hAnsi="TH SarabunPSK" w:cs="TH SarabunPSK"/>
+          <w:b/>
+          <w:sz w:val="36"/>
+        </w:rPr>
+        <w:t>2. วัตถุประสงค์</w:t>
+      </w:r>
+    </w:p>
+    <w:p>
+      <w:pPr>
+        <w:spacing w:after="0" w:line="240" w:lineRule="auto"/>
+        <w:ind w:left="432"/>
+      </w:pPr>
+      <w:r>
+        <w:rPr>
+          <w:rFonts w:ascii="TH SarabunPSK" w:eastAsia="TH SarabunPSK" w:hAnsi="TH SarabunPSK" w:cs="TH SarabunPSK"/>
+          <w:sz w:val="32"/>
+        </w:rPr>
+        <w:t>1) เพื่อให้นักเรียนเข้าใจความหมายและสามารถระบุด้านตรงข้ามมุมฉาก (c) ของรูปสามเหลี่ยมมุมฉากได้ถูกต้อง (K)</w:t>
+      </w:r>
+    </w:p>
+    <w:p>
+      <w:pPr>
+        <w:spacing w:after="0" w:line="240" w:lineRule="auto"/>
+        <w:ind w:left="432"/>
+      </w:pPr>
+      <w:r>
+        <w:rPr>
+          <w:rFonts w:ascii="TH SarabunPSK" w:eastAsia="TH SarabunPSK" w:hAnsi="TH SarabunPSK" w:cs="TH SarabunPSK"/>
+          <w:sz w:val="32"/>
+        </w:rPr>
+        <w:t>2) เพื่ออธิบายที่มาของสูตร c = √(a² + b²) และสาธิตขั้นตอนการคำนวณอย่างเป็นขั้นตอน (P)</w:t>
+      </w:r>
+    </w:p>
+    <w:p>
+      <w:pPr>
+        <w:spacing w:after="0" w:line="240" w:lineRule="auto"/>
+        <w:ind w:left="432"/>
+      </w:pPr>
+      <w:r>
+        <w:rPr>
+          <w:rFonts w:ascii="TH SarabunPSK" w:eastAsia="TH SarabunPSK" w:hAnsi="TH SarabunPSK" w:cs="TH SarabunPSK"/>
+          <w:sz w:val="32"/>
+        </w:rPr>
+        <w:t>3) เพื่อกระตุ้นความสนใจ สร้างแรงจูงใจ และเตรียมนักเรียนให้พร้อมก่อนเข้าสู่กิจกรรมกลุ่มในห้องเรียน (A)</w:t>
+      </w:r>
+    </w:p>
+    <w:p>
+      <w:pPr>
+        <w:spacing w:before="60" w:after="20" w:line="240" w:lineRule="auto"/>
+      </w:pPr>
+      <w:r>
+        <w:rPr>
+          <w:rFonts w:ascii="TH SarabunPSK" w:eastAsia="TH SarabunPSK" w:hAnsi="TH SarabunPSK" w:cs="TH SarabunPSK"/>
+          <w:b/>
+          <w:sz w:val="36"/>
+        </w:rPr>
+        <w:t>3. การประยุกต์ใช้</w:t>
+      </w:r>
+    </w:p>
+    <w:p>
+      <w:pPr>
+        <w:spacing w:after="0" w:line="240" w:lineRule="auto"/>
+        <w:ind w:left="432"/>
+      </w:pPr>
+      <w:r>
+        <w:rPr>
+          <w:rFonts w:ascii="TH SarabunPSK" w:eastAsia="TH SarabunPSK" w:hAnsi="TH SarabunPSK" w:cs="TH SarabunPSK"/>
+          <w:sz w:val="32"/>
+        </w:rPr>
+        <w:t>• กลุ่มสาระการเรียนรู้: คณิตศาสตร์</w:t>
+      </w:r>
+    </w:p>
+    <w:p>
+      <w:pPr>
+        <w:spacing w:after="0" w:line="240" w:lineRule="auto"/>
+        <w:ind w:left="432"/>
+      </w:pPr>
+      <w:r>
+        <w:rPr>
+          <w:rFonts w:ascii="TH SarabunPSK" w:eastAsia="TH SarabunPSK" w:hAnsi="TH SarabunPSK" w:cs="TH SarabunPSK"/>
+          <w:sz w:val="32"/>
+        </w:rPr>
+        <w:t>• รายวิชา: คณิตศาสตร์พื้นฐาน รหัสวิชา ค22101</w:t>
+      </w:r>
+    </w:p>
+    <w:p>
+      <w:pPr>
+        <w:spacing w:after="0" w:line="240" w:lineRule="auto"/>
+        <w:ind w:left="432"/>
+      </w:pPr>
+      <w:r>
+        <w:rPr>
+          <w:rFonts w:ascii="TH SarabunPSK" w:eastAsia="TH SarabunPSK" w:hAnsi="TH SarabunPSK" w:cs="TH SarabunPSK"/>
+          <w:sz w:val="32"/>
+        </w:rPr>
+        <w:t>• หน่วยการเรียนรู้: หน่วยการเรียนรู้ที่ 1 ทฤษฎีบทพีทาโกรัส</w:t>
+      </w:r>
+    </w:p>
+    <w:p>
+      <w:pPr>
+        <w:spacing w:after="0" w:line="240" w:lineRule="auto"/>
+        <w:ind w:left="432"/>
+      </w:pPr>
+      <w:r>
+        <w:rPr>
+          <w:rFonts w:ascii="TH SarabunPSK" w:eastAsia="TH SarabunPSK" w:hAnsi="TH SarabunPSK" w:cs="TH SarabunPSK"/>
+          <w:sz w:val="32"/>
+        </w:rPr>
+        <w:t>• แผนการจัดการเรียนรู้: แผนการจัดการเรียนรู้ที่ 3 เรื่อง การหาความยาวด้านตรงข้ามมุมฉาก</w:t>
+      </w:r>
+    </w:p>
+    <w:p>
+      <w:pPr>
+        <w:spacing w:after="0" w:line="240" w:lineRule="auto"/>
+        <w:ind w:left="432"/>
+      </w:pPr>
+      <w:r>
+        <w:rPr>
+          <w:rFonts w:ascii="TH SarabunPSK" w:eastAsia="TH SarabunPSK" w:hAnsi="TH SarabunPSK" w:cs="TH SarabunPSK"/>
+          <w:sz w:val="32"/>
+        </w:rPr>
+        <w:t>• ระดับชั้น: ชั้นมัธยมศึกษาปีที่ 2 ภาคเรียนที่ 1 โรงเรียนพิบูลอุปถัมภ์</w:t>
+      </w:r>
+    </w:p>
+    <w:p>
+      <w:pPr>
+        <w:spacing w:after="0" w:line="240" w:lineRule="auto"/>
+        <w:ind w:left="432"/>
+      </w:pPr>
+      <w:r>
+        <w:rPr>
+          <w:rFonts w:ascii="TH SarabunPSK" w:eastAsia="TH SarabunPSK" w:hAnsi="TH SarabunPSK" w:cs="TH SarabunPSK"/>
+          <w:sz w:val="32"/>
+        </w:rPr>
+        <w:t>• รูปแบบการจัดการเรียนรู้: ใช้เป็นสื่อการเรียนรู้นอกห้องเรียนล่วงหน้า (Out-of-Class Learning) ตามแนวคิดห้องเรียนกลับด้าน (Flipped Classroom)</w:t>
+      </w:r>
+    </w:p>
+    <w:p>
+      <w:pPr>
+        <w:spacing w:before="60" w:after="20" w:line="240" w:lineRule="auto"/>
+      </w:pPr>
+      <w:r>
+        <w:rPr>
+          <w:rFonts w:ascii="TH SarabunPSK" w:eastAsia="TH SarabunPSK" w:hAnsi="TH SarabunPSK" w:cs="TH SarabunPSK"/>
+          <w:b/>
+          <w:sz w:val="36"/>
+        </w:rPr>
+        <w:t>4. ขั้นตอนการผลิตสื่อ</w:t>
+      </w:r>
+    </w:p>
+    <w:p>
+      <w:pPr>
+        <w:spacing w:after="0" w:line="240" w:lineRule="auto"/>
+      </w:pPr>
+      <w:r>
+        <w:rPr>
+          <w:rFonts w:ascii="TH SarabunPSK" w:eastAsia="TH SarabunPSK" w:hAnsi="TH SarabunPSK" w:cs="TH SarabunPSK"/>
+          <w:sz w:val="32"/>
+        </w:rPr>
+        <w:t>การผลิตสื่อวิดีโอนี้ ได้บูรณาการเครื่องมือปัญญาประดิษฐ์ (AI) ร่วมกับซอฟต์แวร์ตัดต่อสมัยใหม่ โดยมีขั้นตอนดำเนินงานอย่างเป็นระบบ ดังนี้:</w:t>
+      </w:r>
+    </w:p>
+    <w:p>
+      <w:pPr>
+        <w:spacing w:after="0" w:line="240" w:lineRule="auto"/>
+        <w:ind w:left="432"/>
+      </w:pPr>
+      <w:r>
+        <w:rPr>
+          <w:rFonts w:ascii="TH SarabunPSK" w:eastAsia="TH SarabunPSK" w:hAnsi="TH SarabunPSK" w:cs="TH SarabunPSK"/>
+          <w:b/>
+          <w:sz w:val="32"/>
+        </w:rPr>
+        <w:t>ขั้นตอนที่ 1: การวางแผนและการเขียนบทพูด (Script Writing)</w:t>
+      </w:r>
+    </w:p>
+    <w:p>
+      <w:pPr>
+        <w:spacing w:after="0" w:line="240" w:lineRule="auto"/>
+        <w:ind w:left="864"/>
+      </w:pPr>
+      <w:r>
+        <w:rPr>
+          <w:rFonts w:ascii="TH SarabunPSK" w:eastAsia="TH SarabunPSK" w:hAnsi="TH SarabunPSK" w:cs="TH SarabunPSK"/>
+          <w:sz w:val="30"/>
+        </w:rPr>
+        <w:t>• เครื่องมือ AI ที่ใช้: Google Gemini และ OpenAI ChatGPT (GPT-4o)</w:t>
+      </w:r>
+    </w:p>
+    <w:p>
+      <w:pPr>
+        <w:spacing w:after="0" w:line="240" w:lineRule="auto"/>
+        <w:ind w:left="864"/>
+      </w:pPr>
+      <w:r>
+        <w:rPr>
+          <w:rFonts w:ascii="TH SarabunPSK" w:eastAsia="TH SarabunPSK" w:hAnsi="TH SarabunPSK" w:cs="TH SarabunPSK"/>
+          <w:sz w:val="30"/>
+        </w:rPr>
+        <w:t>• การดำเนินการ: กำหนดโครงเรื่อง 3 องค์ประกอบ (Intro 30 วิ -&gt; เนื้อหา 2.15 นาที -&gt; สรุป/ภารกิจ 45 วิ) ให้ภาษากระชับ เหมาะกับเด็ก ม.2</w:t>
+      </w:r>
+    </w:p>
+    <w:p>
+      <w:pPr>
+        <w:spacing w:after="0" w:line="240" w:lineRule="auto"/>
+        <w:ind w:left="864"/>
+      </w:pPr>
+      <w:r>
+        <w:rPr>
+          <w:rFonts w:ascii="TH SarabunPSK" w:eastAsia="TH SarabunPSK" w:hAnsi="TH SarabunPSK" w:cs="TH SarabunPSK"/>
+          <w:sz w:val="30"/>
+        </w:rPr>
+        <w:t>• บันทึก Prompt คำสั่งที่ใช้:</w:t>
+      </w:r>
+    </w:p>
+    <w:p>
+      <w:pPr>
+        <w:spacing w:after="0" w:line="240" w:lineRule="auto"/>
+        <w:ind w:left="864"/>
+        <w:rPr>
+          <w:sz w:val="28"/>
+        </w:rPr>
+      </w:pPr>
+      <w:r>
+        <w:rPr>
+          <w:rFonts w:ascii="TH SarabunPSK" w:eastAsia="TH SarabunPSK" w:hAnsi="TH SarabunPSK" w:cs="TH SarabunPSK"/>
+          <w:sz w:val="28"/>
+        </w:rPr>
+        <w:t xml:space="preserve">  'ทำหน้าที่เป็นครูสอนคณิตศาสตร์ที่มีสไตล์การสอนสนุกสนาน ช่วยเขียนบทพากย์วิดีโอ 3 นาที เรื่อง การหาความยาวด้านตรงข้ามมุมฉาก ทฤษฎีบทพีทาโกรัส สำหรับเด็ก ม.2 โดยเปิดเรื่องด้วยสถานการณ์รถดับเพลิงช่วยแมวบนหลังคา มีตัวอย่างคำนวณ a=3, b=4 และสรุป 4 สเต็ปทองคำ พร้อมเตือนจุดผิดลืมถอดรูท'</w:t>
+      </w:r>
+    </w:p>
+    <w:p>
+      <w:pPr>
+        <w:spacing w:after="0" w:line="240" w:lineRule="auto"/>
+        <w:ind w:left="432"/>
+      </w:pPr>
+      <w:r>
+        <w:rPr>
+          <w:rFonts w:ascii="TH SarabunPSK" w:eastAsia="TH SarabunPSK" w:hAnsi="TH SarabunPSK" w:cs="TH SarabunPSK"/>
+          <w:b/>
+          <w:sz w:val="32"/>
+        </w:rPr>
+        <w:t>ขั้นตอนที่ 2: การสร้างภาพประกอบและแอนิเมชัน (Visual &amp; Artwork Generation)</w:t>
+      </w:r>
+    </w:p>
+    <w:p>
+      <w:pPr>
+        <w:spacing w:after="0" w:line="240" w:lineRule="auto"/>
+        <w:ind w:left="864"/>
+      </w:pPr>
+      <w:r>
+        <w:rPr>
+          <w:rFonts w:ascii="TH SarabunPSK" w:eastAsia="TH SarabunPSK" w:hAnsi="TH SarabunPSK" w:cs="TH SarabunPSK"/>
+          <w:sz w:val="30"/>
+        </w:rPr>
+        <w:t>• เครื่องมือ AI ที่ใช้: Canva Magic Media (Text to Image) และ Canva Pro</w:t>
+      </w:r>
+    </w:p>
+    <w:p>
+      <w:pPr>
+        <w:spacing w:after="0" w:line="240" w:lineRule="auto"/>
+        <w:ind w:left="864"/>
+      </w:pPr>
+      <w:r>
+        <w:rPr>
+          <w:rFonts w:ascii="TH SarabunPSK" w:eastAsia="TH SarabunPSK" w:hAnsi="TH SarabunPSK" w:cs="TH SarabunPSK"/>
+          <w:sz w:val="30"/>
+        </w:rPr>
+        <w:t>• การดำเนินการ: สร้างตัวละครการ์ตูนคุณครู ภาพจำลองรถดับเพลิงพาดบันไดกับตึก และไดอะแกรมเรขาคณิตสามเหลี่ยมมุมฉาก</w:t>
+      </w:r>
+    </w:p>
+    <w:p>
+      <w:pPr>
+        <w:spacing w:after="0" w:line="240" w:lineRule="auto"/>
+        <w:ind w:left="864"/>
+      </w:pPr>
+      <w:r>
+        <w:rPr>
+          <w:rFonts w:ascii="TH SarabunPSK" w:eastAsia="TH SarabunPSK" w:hAnsi="TH SarabunPSK" w:cs="TH SarabunPSK"/>
+          <w:sz w:val="30"/>
+        </w:rPr>
+        <w:t>• บันทึก Prompt คำสั่งที่ใช้:</w:t>
+      </w:r>
+    </w:p>
+    <w:p>
+      <w:pPr>
+        <w:spacing w:after="0" w:line="240" w:lineRule="auto"/>
+        <w:ind w:left="864"/>
+        <w:rPr>
+          <w:sz w:val="28"/>
+        </w:rPr>
+      </w:pPr>
+      <w:r>
+        <w:rPr>
+          <w:rFonts w:ascii="TH SarabunPSK" w:eastAsia="TH SarabunPSK" w:hAnsi="TH SarabunPSK" w:cs="TH SarabunPSK"/>
+          <w:sz w:val="28"/>
+        </w:rPr>
+        <w:t xml:space="preserve">  'Cute friendly Asian female math teacher character, flat modern 2D cartoon illustration, vibrant education colors, clean background' และ 'Fire truck extending ladder to a building roof, right triangle diagram, educational infographic style'</w:t>
+      </w:r>
+    </w:p>
+    <w:p>
+      <w:pPr>
+        <w:spacing w:after="0" w:line="240" w:lineRule="auto"/>
+        <w:ind w:left="432"/>
+      </w:pPr>
+      <w:r>
+        <w:rPr>
+          <w:rFonts w:ascii="TH SarabunPSK" w:eastAsia="TH SarabunPSK" w:hAnsi="TH SarabunPSK" w:cs="TH SarabunPSK"/>
+          <w:b/>
+          <w:sz w:val="32"/>
+        </w:rPr>
+        <w:t>ขั้นตอนที่ 3: การสังเคราะห์เสียงบรรยาย (AI Voice Generation)</w:t>
+      </w:r>
+    </w:p>
+    <w:p>
+      <w:pPr>
+        <w:spacing w:after="0" w:line="240" w:lineRule="auto"/>
+        <w:ind w:left="864"/>
+      </w:pPr>
+      <w:r>
+        <w:rPr>
+          <w:rFonts w:ascii="TH SarabunPSK" w:eastAsia="TH SarabunPSK" w:hAnsi="TH SarabunPSK" w:cs="TH SarabunPSK"/>
+          <w:sz w:val="30"/>
+        </w:rPr>
+        <w:t>• เครื่องมือ AI ที่ใช้: CapCut AI Text-to-Speech (เสียงครูใจดี) / ElevenLabs</w:t>
+      </w:r>
+    </w:p>
+    <w:p>
+      <w:pPr>
+        <w:spacing w:after="0" w:line="240" w:lineRule="auto"/>
+        <w:ind w:left="864"/>
+      </w:pPr>
+      <w:r>
+        <w:rPr>
+          <w:rFonts w:ascii="TH SarabunPSK" w:eastAsia="TH SarabunPSK" w:hAnsi="TH SarabunPSK" w:cs="TH SarabunPSK"/>
+          <w:sz w:val="30"/>
+        </w:rPr>
+        <w:t>• การดำเนินการ: นำสคริปต์บทพูดที่ปรับแก้แล้วมาแปลงเป็นเสียงบรรยายภาษาไทยที่มีความชัดเจน เว้นจังหวะเน้นย้ำสูตรคำนวณได้อย่างเป็นธรรมชาติ</w:t>
+      </w:r>
+    </w:p>
+    <w:p>
+      <w:pPr>
+        <w:spacing w:after="0" w:line="240" w:lineRule="auto"/>
+        <w:ind w:left="432"/>
+      </w:pPr>
+      <w:r>
+        <w:rPr>
+          <w:rFonts w:ascii="TH SarabunPSK" w:eastAsia="TH SarabunPSK" w:hAnsi="TH SarabunPSK" w:cs="TH SarabunPSK"/>
+          <w:b/>
+          <w:sz w:val="32"/>
+        </w:rPr>
+        <w:t>ขั้นตอนที่ 4: การวางลิขสิทธิ์ประจำตัวนิสิต (Copyright Identification)</w:t>
+      </w:r>
+    </w:p>
+    <w:p>
+      <w:pPr>
+        <w:spacing w:after="0" w:line="240" w:lineRule="auto"/>
+        <w:ind w:left="864"/>
+      </w:pPr>
+      <w:r>
+        <w:rPr>
+          <w:rFonts w:ascii="TH SarabunPSK" w:eastAsia="TH SarabunPSK" w:hAnsi="TH SarabunPSK" w:cs="TH SarabunPSK"/>
+          <w:sz w:val="30"/>
+        </w:rPr>
+        <w:t>• การดำเนินการ: ทำตามข้อกำหนดของรายวิชา โดยการฝังข้อความและโลโก้ชื่อ-สกุล และรหัสนิสิต 3 ตัวท้าย 'ณัฐณิชา 025' ไว้ที่มุมขวาบนของวิดีโอตลอดทั้งเรื่อง เพื่อยืนยันลิขสิทธิ์ผลงานของตนเอง</w:t>
+      </w:r>
+    </w:p>
+    <w:p>
+      <w:pPr>
+        <w:spacing w:after="0" w:line="240" w:lineRule="auto"/>
+        <w:ind w:left="432"/>
+      </w:pPr>
+      <w:r>
+        <w:rPr>
+          <w:rFonts w:ascii="TH SarabunPSK" w:eastAsia="TH SarabunPSK" w:hAnsi="TH SarabunPSK" w:cs="TH SarabunPSK"/>
+          <w:b/>
+          <w:sz w:val="32"/>
+        </w:rPr>
+        <w:t>ขั้นตอนที่ 5: การตัดต่อ ผสมเสียง และเรนเดอร์ (Video Editing &amp; Rendering)</w:t>
+      </w:r>
+    </w:p>
+    <w:p>
+      <w:pPr>
+        <w:spacing w:after="0" w:line="240" w:lineRule="auto"/>
+        <w:ind w:left="864"/>
+      </w:pPr>
+      <w:r>
+        <w:rPr>
+          <w:rFonts w:ascii="TH SarabunPSK" w:eastAsia="TH SarabunPSK" w:hAnsi="TH SarabunPSK" w:cs="TH SarabunPSK"/>
+          <w:sz w:val="30"/>
+        </w:rPr>
+        <w:t>• ซอฟต์แวร์ที่ใช้: CapCut PC และ Canva Pro</w:t>
+      </w:r>
+    </w:p>
+    <w:p>
+      <w:pPr>
+        <w:spacing w:after="0" w:line="240" w:lineRule="auto"/>
+        <w:ind w:left="864"/>
+      </w:pPr>
+      <w:r>
+        <w:rPr>
+          <w:rFonts w:ascii="TH SarabunPSK" w:eastAsia="TH SarabunPSK" w:hAnsi="TH SarabunPSK" w:cs="TH SarabunPSK"/>
+          <w:sz w:val="30"/>
+        </w:rPr>
+        <w:t>• การดำเนินการ: รวมไฟล์ภาพ แอนิเมชันกราฟิก เสียงบรรยาย AI เสียงดนตรีประกอบแนว Upbeat Edutainment และซับไตเติลภาษาไทย เรนเดอร์เป็นไฟล์ MP4 ความละเอียด 1080p</w:t>
+      </w:r>
+    </w:p>
+    <w:p>
+      <w:pPr>
+        <w:spacing w:before="60" w:after="20" w:line="240" w:lineRule="auto"/>
+      </w:pPr>
+      <w:r>
+        <w:rPr>
+          <w:rFonts w:ascii="TH SarabunPSK" w:eastAsia="TH SarabunPSK" w:hAnsi="TH SarabunPSK" w:cs="TH SarabunPSK"/>
+          <w:b/>
+          <w:sz w:val="36"/>
+        </w:rPr>
+        <w:t>5. ลิงก์สื่อ Video และ QR Code สำหรับเข้าถึง</w:t>
+      </w:r>
+    </w:p>
+    <w:p>
+      <w:pPr>
+        <w:spacing w:after="0" w:line="240" w:lineRule="auto"/>
+      </w:pPr>
+      <w:r>
+        <w:rPr>
+          <w:rFonts w:ascii="TH SarabunPSK" w:eastAsia="TH SarabunPSK" w:hAnsi="TH SarabunPSK" w:cs="TH SarabunPSK"/>
+          <w:sz w:val="32"/>
+        </w:rPr>
+        <w:t>สื่อวิดีโอได้รับการอัปโหลดขึ้นสู่ Google Drive ภายใต้บัญชีของมหาวิทยาลัยมหาสารคาม (MAHASARAKHAM UNIVERSITY) โดยตั้งค่าสิทธิ์การเข้าถึงให้เฉพาะผู้มีอีเมลมหาวิทยาลัย (@msu.ac.th) สามารถรับชมได้ตามข้อกำหนด:</w:t>
+      </w:r>
+    </w:p>
+    <w:p>
+      <w:pPr>
+        <w:spacing w:after="0" w:line="240" w:lineRule="auto"/>
+        <w:ind w:left="432"/>
+      </w:pPr>
+      <w:r>
+        <w:rPr>
+          <w:rFonts w:ascii="TH SarabunPSK" w:eastAsia="TH SarabunPSK" w:hAnsi="TH SarabunPSK" w:cs="TH SarabunPSK"/>
+          <w:b/>
+          <w:color w:val="0000CD"/>
+          <w:sz w:val="32"/>
+        </w:rPr>
+        <w:t>ลิงก์ Google Drive: https://drive.google.com/drive/u/0/my-drive</w:t>
+      </w:r>
+    </w:p>
+    <w:p>
+      <w:pPr>
+        <w:spacing w:before="40" w:after="20" w:line="240" w:lineRule="auto"/>
         <w:jc w:val="center"/>
-        <w:rPr>
-          <w:rFonts w:ascii="TH SarabunPSK" w:hAnsi="TH SarabunPSK" w:cs="TH SarabunPSK"/>
-          <w:sz w:val="36"/>
-          <w:szCs w:val="36"/>
-        </w:rPr>
-      </w:pPr>
-    </w:p>
-    <w:p>
-      <w:pPr>
-        <w:tabs>
-          <w:tab w:val="left" w:pos="567"/>
-          <w:tab w:val="left" w:pos="851"/>
-          <w:tab w:val="left" w:pos="1134"/>
-          <w:tab w:val="left" w:pos="1418"/>
-          <w:tab w:val="left" w:pos="1701"/>
-          <w:tab w:val="left" w:pos="1985"/>
-          <w:tab w:val="left" w:pos="2268"/>
-          <w:tab w:val="left" w:pos="2552"/>
-          <w:tab w:val="left" w:pos="2835"/>
-        </w:tabs>
-        <w:jc w:val="center"/>
-        <w:rPr>
-          <w:rFonts w:ascii="TH SarabunPSK" w:hAnsi="TH SarabunPSK" w:cs="TH SarabunPSK"/>
-          <w:sz w:val="36"/>
-          <w:szCs w:val="36"/>
-        </w:rPr>
-      </w:pPr>
-    </w:p>
-    <w:p>
-      <w:pPr>
-        <w:tabs>
-          <w:tab w:val="left" w:pos="567"/>
-          <w:tab w:val="left" w:pos="851"/>
-          <w:tab w:val="left" w:pos="1134"/>
-          <w:tab w:val="left" w:pos="1418"/>
-          <w:tab w:val="left" w:pos="1701"/>
-          <w:tab w:val="left" w:pos="1985"/>
-          <w:tab w:val="left" w:pos="2268"/>
-          <w:tab w:val="left" w:pos="2552"/>
-          <w:tab w:val="left" w:pos="2835"/>
-        </w:tabs>
-        <w:jc w:val="center"/>
-        <w:rPr>
-          <w:rFonts w:ascii="TH SarabunPSK" w:hAnsi="TH SarabunPSK" w:cs="TH SarabunPSK"/>
-          <w:sz w:val="36"/>
-          <w:szCs w:val="36"/>
-        </w:rPr>
-      </w:pPr>
-    </w:p>
-    <w:p>
-      <w:pPr>
-        <w:tabs>
-          <w:tab w:val="left" w:pos="567"/>
-          <w:tab w:val="left" w:pos="851"/>
-          <w:tab w:val="left" w:pos="1134"/>
-          <w:tab w:val="left" w:pos="1418"/>
-          <w:tab w:val="left" w:pos="1701"/>
-          <w:tab w:val="left" w:pos="1985"/>
-          <w:tab w:val="left" w:pos="2268"/>
-          <w:tab w:val="left" w:pos="2552"/>
-          <w:tab w:val="left" w:pos="2835"/>
-        </w:tabs>
-        <w:jc w:val="center"/>
-        <w:rPr>
-          <w:rFonts w:ascii="TH SarabunPSK" w:hAnsi="TH SarabunPSK" w:cs="TH SarabunPSK"/>
-          <w:sz w:val="32"/>
-          <w:szCs w:val="32"/>
-        </w:rPr>
-      </w:pPr>
-    </w:p>
-    <w:p>
-      <w:pPr>
-        <w:tabs>
-          <w:tab w:val="left" w:pos="567"/>
-          <w:tab w:val="left" w:pos="851"/>
-          <w:tab w:val="left" w:pos="1134"/>
-          <w:tab w:val="left" w:pos="1418"/>
-          <w:tab w:val="left" w:pos="1701"/>
-          <w:tab w:val="left" w:pos="1985"/>
-          <w:tab w:val="left" w:pos="2268"/>
-          <w:tab w:val="left" w:pos="2552"/>
-          <w:tab w:val="left" w:pos="2835"/>
-        </w:tabs>
-        <w:jc w:val="center"/>
-        <w:rPr>
-          <w:rFonts w:ascii="TH SarabunPSK" w:hAnsi="TH SarabunPSK" w:cs="TH SarabunPSK"/>
-          <w:sz w:val="32"/>
-          <w:szCs w:val="32"/>
-        </w:rPr>
-      </w:pPr>
-    </w:p>
-    <w:p>
-      <w:pPr>
-        <w:tabs>
-          <w:tab w:val="left" w:pos="567"/>
-          <w:tab w:val="left" w:pos="851"/>
-          <w:tab w:val="left" w:pos="1134"/>
-          <w:tab w:val="left" w:pos="1418"/>
-          <w:tab w:val="left" w:pos="1701"/>
-          <w:tab w:val="left" w:pos="1985"/>
-          <w:tab w:val="left" w:pos="2268"/>
-          <w:tab w:val="left" w:pos="2552"/>
-          <w:tab w:val="left" w:pos="2835"/>
-        </w:tabs>
-        <w:jc w:val="center"/>
-        <w:rPr>
-          <w:rFonts w:ascii="TH SarabunPSK" w:hAnsi="TH SarabunPSK" w:cs="TH SarabunPSK"/>
-          <w:sz w:val="32"/>
-          <w:szCs w:val="32"/>
-        </w:rPr>
-      </w:pPr>
-    </w:p>
-    <w:p>
-      <w:pPr>
-        <w:tabs>
-          <w:tab w:val="left" w:pos="567"/>
-          <w:tab w:val="left" w:pos="851"/>
-          <w:tab w:val="left" w:pos="1134"/>
-          <w:tab w:val="left" w:pos="1418"/>
-          <w:tab w:val="left" w:pos="1701"/>
-          <w:tab w:val="left" w:pos="1985"/>
-          <w:tab w:val="left" w:pos="2268"/>
-          <w:tab w:val="left" w:pos="2552"/>
-          <w:tab w:val="left" w:pos="2835"/>
-        </w:tabs>
-        <w:jc w:val="center"/>
-        <w:rPr>
-          <w:rFonts w:ascii="TH SarabunPSK" w:hAnsi="TH SarabunPSK" w:cs="TH SarabunPSK"/>
-          <w:sz w:val="32"/>
-          <w:szCs w:val="32"/>
-        </w:rPr>
-      </w:pPr>
-    </w:p>
-    <w:p>
-      <w:pPr>
-        <w:tabs>
-          <w:tab w:val="left" w:pos="567"/>
-          <w:tab w:val="left" w:pos="851"/>
-          <w:tab w:val="left" w:pos="1134"/>
-          <w:tab w:val="left" w:pos="1418"/>
-          <w:tab w:val="left" w:pos="1701"/>
-          <w:tab w:val="left" w:pos="1985"/>
-          <w:tab w:val="left" w:pos="2268"/>
-          <w:tab w:val="left" w:pos="2552"/>
-          <w:tab w:val="left" w:pos="2835"/>
-        </w:tabs>
-        <w:jc w:val="center"/>
-        <w:rPr>
-          <w:rFonts w:ascii="TH SarabunPSK" w:hAnsi="TH SarabunPSK" w:cs="TH SarabunPSK"/>
-          <w:sz w:val="32"/>
-          <w:szCs w:val="32"/>
-        </w:rPr>
-      </w:pPr>
-    </w:p>
-    <w:p>
-      <w:pPr>
-        <w:tabs>
-          <w:tab w:val="left" w:pos="567"/>
-          <w:tab w:val="left" w:pos="851"/>
-          <w:tab w:val="left" w:pos="1134"/>
-          <w:tab w:val="left" w:pos="1418"/>
-          <w:tab w:val="left" w:pos="1701"/>
-          <w:tab w:val="left" w:pos="1985"/>
-          <w:tab w:val="left" w:pos="2268"/>
-          <w:tab w:val="left" w:pos="2552"/>
-          <w:tab w:val="left" w:pos="2835"/>
-        </w:tabs>
-        <w:jc w:val="center"/>
-        <w:rPr>
-          <w:rFonts w:ascii="TH SarabunPSK" w:hAnsi="TH SarabunPSK" w:cs="TH SarabunPSK"/>
-          <w:sz w:val="32"/>
-          <w:szCs w:val="32"/>
-        </w:rPr>
-      </w:pPr>
-    </w:p>
-    <w:p>
-      <w:pPr>
-        <w:tabs>
-          <w:tab w:val="left" w:pos="567"/>
-          <w:tab w:val="left" w:pos="851"/>
-          <w:tab w:val="left" w:pos="1134"/>
-          <w:tab w:val="left" w:pos="1418"/>
-          <w:tab w:val="left" w:pos="1701"/>
-          <w:tab w:val="left" w:pos="1985"/>
-          <w:tab w:val="left" w:pos="2268"/>
-          <w:tab w:val="left" w:pos="2552"/>
-          <w:tab w:val="left" w:pos="2835"/>
-        </w:tabs>
-        <w:spacing w:after="0" w:line="240" w:lineRule="auto"/>
-        <w:ind w:left="1080"/>
-        <w:rPr>
-          <w:rFonts w:ascii="TH SarabunPSK" w:hAnsi="TH SarabunPSK" w:cs="TH SarabunPSK"/>
-          <w:sz w:val="32"/>
-          <w:szCs w:val="32"/>
-          <w:cs/>
-        </w:rPr>
-        <w:sectPr>
-          <w:headerReference w:type="default" r:id="rId7"/>
-          <w:footerReference w:type="default" r:id="rId8"/>
-          <w:pgSz w:w="12240" w:h="15840" w:code="1"/>
-          <w:pgMar w:top="1985" w:right="1418" w:bottom="1418" w:left="1985" w:header="1134" w:footer="709" w:gutter="0"/>
-          <w:cols w:space="708"/>
-          <w:docGrid w:linePitch="360"/>
-        </w:sectPr>
-      </w:pPr>
-    </w:p>
-    <w:p>
-      <w:r>
-        <w:br w:type="page"/>
-      </w:r>
-    </w:p>
-    <w:p>
-      <w:pPr>
-        <w:spacing w:before="240" w:after="80" w:line="276" w:lineRule="auto"/>
-      </w:pPr>
-      <w:r>
-        <w:rPr>
-          <w:rFonts w:ascii="TH SarabunPSK" w:hAnsi="TH SarabunPSK"/>
-          <w:b/>
-          <w:i w:val="0"/>
-          <w:sz w:val="36"/>
-          <w:rFonts w:ascii="TH SarabunPSK" w:hAnsi="TH SarabunPSK" w:eastAsia="TH SarabunPSK" w:cs="TH SarabunPSK"/>
-        </w:rPr>
-        <w:t>1. ชื่อสื่อ</w:t>
-      </w:r>
-    </w:p>
-    <w:p>
-      <w:pPr>
-        <w:spacing w:before="40" w:after="40" w:line="276" w:lineRule="auto"/>
-        <w:ind w:left="432"/>
-      </w:pPr>
-      <w:r>
-        <w:rPr>
-          <w:rFonts w:ascii="TH SarabunPSK" w:hAnsi="TH SarabunPSK"/>
-          <w:b/>
-          <w:i w:val="0"/>
-          <w:sz w:val="32"/>
-          <w:rFonts w:ascii="TH SarabunPSK" w:hAnsi="TH SarabunPSK" w:eastAsia="TH SarabunPSK" w:cs="TH SarabunPSK"/>
-        </w:rPr>
-        <w:t>ไขความลับพีทาโกรัส: ตอน พิชิตการหาด้านตรงข้ามมุมฉาก (Finding Hypotenuse with Pythagoras)</w:t>
-      </w:r>
-    </w:p>
-    <w:p>
-      <w:pPr>
-        <w:spacing w:before="40" w:after="40" w:line="276" w:lineRule="auto"/>
-        <w:ind w:left="432"/>
-      </w:pPr>
-      <w:r>
-        <w:rPr>
-          <w:rFonts w:ascii="TH SarabunPSK" w:hAnsi="TH SarabunPSK"/>
-          <w:b w:val="0"/>
-          <w:i w:val="0"/>
-          <w:sz w:val="32"/>
-          <w:rFonts w:ascii="TH SarabunPSK" w:hAnsi="TH SarabunPSK" w:eastAsia="TH SarabunPSK" w:cs="TH SarabunPSK"/>
-        </w:rPr>
-        <w:t>รูปแบบสื่อ: วิดีโอแอนิเมชันขนาดความละเอียด Full HD (1080p) สัดส่วน 16:9 แนวนอน ความยาวประมาณ 3.30 นาที</w:t>
-      </w:r>
-    </w:p>
-    <w:p>
-      <w:pPr>
-        <w:spacing w:before="240" w:after="80" w:line="276" w:lineRule="auto"/>
-      </w:pPr>
-      <w:r>
-        <w:rPr>
-          <w:rFonts w:ascii="TH SarabunPSK" w:hAnsi="TH SarabunPSK"/>
-          <w:b/>
-          <w:i w:val="0"/>
-          <w:sz w:val="36"/>
-          <w:rFonts w:ascii="TH SarabunPSK" w:hAnsi="TH SarabunPSK" w:eastAsia="TH SarabunPSK" w:cs="TH SarabunPSK"/>
-        </w:rPr>
-        <w:t>2. วัตถุประสงค์</w:t>
-      </w:r>
-    </w:p>
-    <w:p>
-      <w:pPr>
-        <w:spacing w:before="40" w:after="40" w:line="276" w:lineRule="auto"/>
-        <w:ind w:left="432"/>
-      </w:pPr>
-      <w:r>
-        <w:rPr>
-          <w:rFonts w:ascii="TH SarabunPSK" w:hAnsi="TH SarabunPSK"/>
-          <w:b w:val="0"/>
-          <w:i w:val="0"/>
-          <w:sz w:val="32"/>
-          <w:rFonts w:ascii="TH SarabunPSK" w:hAnsi="TH SarabunPSK" w:eastAsia="TH SarabunPSK" w:cs="TH SarabunPSK"/>
-        </w:rPr>
-        <w:t>1) เพื่อให้นักเรียนเข้าใจความหมายและสามารถระบุด้านตรงข้ามมุมฉาก (c) ของรูปสามเหลี่ยมมุมฉากได้ถูกต้อง (K)</w:t>
-      </w:r>
-    </w:p>
-    <w:p>
-      <w:pPr>
-        <w:spacing w:before="40" w:after="40" w:line="276" w:lineRule="auto"/>
-        <w:ind w:left="432"/>
-      </w:pPr>
-      <w:r>
-        <w:rPr>
-          <w:rFonts w:ascii="TH SarabunPSK" w:hAnsi="TH SarabunPSK"/>
-          <w:b w:val="0"/>
-          <w:i w:val="0"/>
-          <w:sz w:val="32"/>
-          <w:rFonts w:ascii="TH SarabunPSK" w:hAnsi="TH SarabunPSK" w:eastAsia="TH SarabunPSK" w:cs="TH SarabunPSK"/>
-        </w:rPr>
-        <w:t>2) เพื่ออธิบายที่มาของสูตร c = √(a² + b²) และสาธิตขั้นตอนการคำนวณอย่างเป็นขั้นตอน (P)</w:t>
-      </w:r>
-    </w:p>
-    <w:p>
-      <w:pPr>
-        <w:spacing w:before="40" w:after="40" w:line="276" w:lineRule="auto"/>
-        <w:ind w:left="432"/>
-      </w:pPr>
-      <w:r>
-        <w:rPr>
-          <w:rFonts w:ascii="TH SarabunPSK" w:hAnsi="TH SarabunPSK"/>
-          <w:b w:val="0"/>
-          <w:i w:val="0"/>
-          <w:sz w:val="32"/>
-          <w:rFonts w:ascii="TH SarabunPSK" w:hAnsi="TH SarabunPSK" w:eastAsia="TH SarabunPSK" w:cs="TH SarabunPSK"/>
-        </w:rPr>
-        <w:t>3) เพื่อกระตุ้นความสนใจ สร้างแรงจูงใจ และเตรียมนักเรียนให้พร้อมก่อนเข้าสู่กิจกรรมกลุ่มในห้องเรียน (A)</w:t>
-      </w:r>
-    </w:p>
-    <w:p>
-      <w:pPr>
-        <w:spacing w:before="240" w:after="80" w:line="276" w:lineRule="auto"/>
-      </w:pPr>
-      <w:r>
-        <w:rPr>
-          <w:rFonts w:ascii="TH SarabunPSK" w:hAnsi="TH SarabunPSK"/>
-          <w:b/>
-          <w:i w:val="0"/>
-          <w:sz w:val="36"/>
-          <w:rFonts w:ascii="TH SarabunPSK" w:hAnsi="TH SarabunPSK" w:eastAsia="TH SarabunPSK" w:cs="TH SarabunPSK"/>
-        </w:rPr>
-        <w:t>3. การประยุกต์ใช้</w:t>
-      </w:r>
-    </w:p>
-    <w:p>
-      <w:pPr>
-        <w:spacing w:before="40" w:after="40" w:line="276" w:lineRule="auto"/>
-        <w:ind w:left="432"/>
-      </w:pPr>
-      <w:r>
-        <w:rPr>
-          <w:rFonts w:ascii="TH SarabunPSK" w:hAnsi="TH SarabunPSK"/>
-          <w:b w:val="0"/>
-          <w:i w:val="0"/>
-          <w:sz w:val="32"/>
-          <w:rFonts w:ascii="TH SarabunPSK" w:hAnsi="TH SarabunPSK" w:eastAsia="TH SarabunPSK" w:cs="TH SarabunPSK"/>
-        </w:rPr>
-        <w:t>• กลุ่มสาระการเรียนรู้: คณิตศาสตร์</w:t>
-      </w:r>
-    </w:p>
-    <w:p>
-      <w:pPr>
-        <w:spacing w:before="40" w:after="40" w:line="276" w:lineRule="auto"/>
-        <w:ind w:left="432"/>
-      </w:pPr>
-      <w:r>
-        <w:rPr>
-          <w:rFonts w:ascii="TH SarabunPSK" w:hAnsi="TH SarabunPSK"/>
-          <w:b w:val="0"/>
-          <w:i w:val="0"/>
-          <w:sz w:val="32"/>
-          <w:rFonts w:ascii="TH SarabunPSK" w:hAnsi="TH SarabunPSK" w:eastAsia="TH SarabunPSK" w:cs="TH SarabunPSK"/>
-        </w:rPr>
-        <w:t>• รายวิชา: คณิตศาสตร์พื้นฐาน รหัสวิชา ค22101</w:t>
-      </w:r>
-    </w:p>
-    <w:p>
-      <w:pPr>
-        <w:spacing w:before="40" w:after="40" w:line="276" w:lineRule="auto"/>
-        <w:ind w:left="432"/>
-      </w:pPr>
-      <w:r>
-        <w:rPr>
-          <w:rFonts w:ascii="TH SarabunPSK" w:hAnsi="TH SarabunPSK"/>
-          <w:b w:val="0"/>
-          <w:i w:val="0"/>
-          <w:sz w:val="32"/>
-          <w:rFonts w:ascii="TH SarabunPSK" w:hAnsi="TH SarabunPSK" w:eastAsia="TH SarabunPSK" w:cs="TH SarabunPSK"/>
-        </w:rPr>
-        <w:t>• หน่วยการเรียนรู้: หน่วยการเรียนรู้ที่ 1 ทฤษฎีบทพีทาโกรัส</w:t>
-      </w:r>
-    </w:p>
-    <w:p>
-      <w:pPr>
-        <w:spacing w:before="40" w:after="40" w:line="276" w:lineRule="auto"/>
-        <w:ind w:left="432"/>
-      </w:pPr>
-      <w:r>
-        <w:rPr>
-          <w:rFonts w:ascii="TH SarabunPSK" w:hAnsi="TH SarabunPSK"/>
-          <w:b w:val="0"/>
-          <w:i w:val="0"/>
-          <w:sz w:val="32"/>
-          <w:rFonts w:ascii="TH SarabunPSK" w:hAnsi="TH SarabunPSK" w:eastAsia="TH SarabunPSK" w:cs="TH SarabunPSK"/>
-        </w:rPr>
-        <w:t>• แผนการจัดการเรียนรู้: แผนการจัดการเรียนรู้ที่ 3 เรื่อง การหาความยาวด้านตรงข้ามมุมฉาก</w:t>
-      </w:r>
-    </w:p>
-    <w:p>
-      <w:pPr>
-        <w:spacing w:before="40" w:after="40" w:line="276" w:lineRule="auto"/>
-        <w:ind w:left="432"/>
-      </w:pPr>
-      <w:r>
-        <w:rPr>
-          <w:rFonts w:ascii="TH SarabunPSK" w:hAnsi="TH SarabunPSK"/>
-          <w:b w:val="0"/>
-          <w:i w:val="0"/>
-          <w:sz w:val="32"/>
-          <w:rFonts w:ascii="TH SarabunPSK" w:hAnsi="TH SarabunPSK" w:eastAsia="TH SarabunPSK" w:cs="TH SarabunPSK"/>
-        </w:rPr>
-        <w:t>• ระดับชั้น: ชั้นมัธยมศึกษาปีที่ 2 ภาคเรียนที่ 1 โรงเรียนพิบูลอุปถัมภ์</w:t>
-      </w:r>
-    </w:p>
-    <w:p>
-      <w:pPr>
-        <w:spacing w:before="40" w:after="40" w:line="276" w:lineRule="auto"/>
-        <w:ind w:left="432"/>
-      </w:pPr>
-      <w:r>
-        <w:rPr>
-          <w:rFonts w:ascii="TH SarabunPSK" w:hAnsi="TH SarabunPSK"/>
-          <w:b w:val="0"/>
-          <w:i w:val="0"/>
-          <w:sz w:val="32"/>
-          <w:rFonts w:ascii="TH SarabunPSK" w:hAnsi="TH SarabunPSK" w:eastAsia="TH SarabunPSK" w:cs="TH SarabunPSK"/>
-        </w:rPr>
-        <w:t>• รูปแบบการจัดการเรียนรู้: ใช้เป็นสื่อการเรียนรู้นอกห้องเรียนล่วงหน้า (Out-of-Class Learning) ตามแนวคิดห้องเรียนกลับด้าน (Flipped Classroom)</w:t>
-      </w:r>
-    </w:p>
-    <w:p>
-      <w:pPr>
-        <w:spacing w:before="240" w:after="80" w:line="276" w:lineRule="auto"/>
-      </w:pPr>
-      <w:r>
-        <w:rPr>
-          <w:rFonts w:ascii="TH SarabunPSK" w:hAnsi="TH SarabunPSK"/>
-          <w:b/>
-          <w:i w:val="0"/>
-          <w:sz w:val="36"/>
-          <w:rFonts w:ascii="TH SarabunPSK" w:hAnsi="TH SarabunPSK" w:eastAsia="TH SarabunPSK" w:cs="TH SarabunPSK"/>
-        </w:rPr>
-        <w:t>4. ขั้นตอนการผลิตสื่อ</w:t>
-      </w:r>
-    </w:p>
-    <w:p>
-      <w:pPr>
-        <w:spacing w:before="40" w:after="40" w:line="276" w:lineRule="auto"/>
-      </w:pPr>
-      <w:r>
-        <w:rPr>
-          <w:rFonts w:ascii="TH SarabunPSK" w:hAnsi="TH SarabunPSK"/>
-          <w:b w:val="0"/>
-          <w:i w:val="0"/>
-          <w:sz w:val="32"/>
-          <w:rFonts w:ascii="TH SarabunPSK" w:hAnsi="TH SarabunPSK" w:eastAsia="TH SarabunPSK" w:cs="TH SarabunPSK"/>
-        </w:rPr>
-        <w:t>การผลิตสื่อวิดีโอนี้ ได้บูรณาการเครื่องมือปัญญาประดิษฐ์ (AI) ร่วมกับซอฟต์แวร์ตัดต่อสมัยใหม่ โดยมีขั้นตอนดำเนินงานอย่างเป็นระบบ ดังนี้:</w:t>
-      </w:r>
-    </w:p>
-    <w:p>
-      <w:pPr>
-        <w:spacing w:before="40" w:after="40" w:line="276" w:lineRule="auto"/>
-        <w:ind w:left="432"/>
-      </w:pPr>
-      <w:r>
-        <w:rPr>
-          <w:rFonts w:ascii="TH SarabunPSK" w:hAnsi="TH SarabunPSK"/>
-          <w:b/>
-          <w:i w:val="0"/>
-          <w:sz w:val="32"/>
-          <w:rFonts w:ascii="TH SarabunPSK" w:hAnsi="TH SarabunPSK" w:eastAsia="TH SarabunPSK" w:cs="TH SarabunPSK"/>
-        </w:rPr>
-        <w:t>ขั้นตอนที่ 1: การวางแผนและการเขียนบทพูด (Script Writing)</w:t>
-      </w:r>
-    </w:p>
-    <w:p>
-      <w:pPr>
-        <w:spacing w:before="40" w:after="40" w:line="276" w:lineRule="auto"/>
-        <w:ind w:left="864"/>
-      </w:pPr>
-      <w:r>
-        <w:rPr>
-          <w:rFonts w:ascii="TH SarabunPSK" w:hAnsi="TH SarabunPSK"/>
-          <w:b w:val="0"/>
-          <w:i w:val="0"/>
-          <w:sz w:val="30"/>
-          <w:rFonts w:ascii="TH SarabunPSK" w:hAnsi="TH SarabunPSK" w:eastAsia="TH SarabunPSK" w:cs="TH SarabunPSK"/>
-        </w:rPr>
-        <w:t>• เครื่องมือ AI ที่ใช้: Google Gemini และ OpenAI ChatGPT (GPT-4o)</w:t>
-      </w:r>
-    </w:p>
-    <w:p>
-      <w:pPr>
-        <w:spacing w:before="40" w:after="40" w:line="276" w:lineRule="auto"/>
-        <w:ind w:left="864"/>
-      </w:pPr>
-      <w:r>
-        <w:rPr>
-          <w:rFonts w:ascii="TH SarabunPSK" w:hAnsi="TH SarabunPSK"/>
-          <w:b w:val="0"/>
-          <w:i w:val="0"/>
-          <w:sz w:val="30"/>
-          <w:rFonts w:ascii="TH SarabunPSK" w:hAnsi="TH SarabunPSK" w:eastAsia="TH SarabunPSK" w:cs="TH SarabunPSK"/>
-        </w:rPr>
-        <w:t>• การดำเนินการ: กำหนดโครงเรื่อง 3 องค์ประกอบ (Intro 30 วิ -&gt; เนื้อหา 2.15 นาที -&gt; สรุป/ภารกิจ 45 วิ) ให้ภาษากระชับ เหมาะกับเด็ก ม.2</w:t>
-      </w:r>
-    </w:p>
-    <w:p>
-      <w:pPr>
-        <w:spacing w:before="40" w:after="40" w:line="276" w:lineRule="auto"/>
-        <w:ind w:left="864"/>
-      </w:pPr>
-      <w:r>
-        <w:rPr>
-          <w:rFonts w:ascii="TH SarabunPSK" w:hAnsi="TH SarabunPSK"/>
-          <w:b w:val="0"/>
-          <w:i w:val="0"/>
-          <w:sz w:val="30"/>
-          <w:rFonts w:ascii="TH SarabunPSK" w:hAnsi="TH SarabunPSK" w:eastAsia="TH SarabunPSK" w:cs="TH SarabunPSK"/>
-        </w:rPr>
-        <w:t>• บันทึก Prompt คำสั่งที่ใช้:</w:t>
-      </w:r>
-    </w:p>
-    <w:p>
-      <w:pPr>
-        <w:spacing w:before="40" w:after="40" w:line="276" w:lineRule="auto"/>
-        <w:ind w:left="864"/>
-      </w:pPr>
-      <w:r>
-        <w:rPr>
-          <w:rFonts w:ascii="TH SarabunPSK" w:hAnsi="TH SarabunPSK"/>
-          <w:b w:val="0"/>
-          <w:i w:val="0"/>
-          <w:sz w:val="30"/>
-          <w:rFonts w:ascii="TH SarabunPSK" w:hAnsi="TH SarabunPSK" w:eastAsia="TH SarabunPSK" w:cs="TH SarabunPSK"/>
-        </w:rPr>
-        <w:t xml:space="preserve">  'ทำหน้าที่เป็นครูสอนคณิตศาสตร์ที่มีสไตล์การสอนสนุกสนาน ช่วยเขียนบทพากย์วิดีโอ 3 นาที เรื่อง การหาความยาวด้านตรงข้ามมุมฉาก ทฤษฎีบทพีทาโกรัส สำหรับเด็ก ม.2 โดยเปิดเรื่องด้วยสถานการณ์รถดับเพลิงช่วยแมวบนหลังคา มีตัวอย่างคำนวณ a=3, b=4 และสรุป 4 สเต็ปทองคำ พร้อมเตือนจุดผิดลืมถอดรูท'</w:t>
-      </w:r>
-    </w:p>
-    <w:p>
-      <w:pPr>
-        <w:spacing w:before="40" w:after="40" w:line="276" w:lineRule="auto"/>
-        <w:ind w:left="432"/>
-      </w:pPr>
-      <w:r>
-        <w:rPr>
-          <w:rFonts w:ascii="TH SarabunPSK" w:hAnsi="TH SarabunPSK"/>
-          <w:b/>
-          <w:i w:val="0"/>
-          <w:sz w:val="32"/>
-          <w:rFonts w:ascii="TH SarabunPSK" w:hAnsi="TH SarabunPSK" w:eastAsia="TH SarabunPSK" w:cs="TH SarabunPSK"/>
-        </w:rPr>
-        <w:t>ขั้นตอนที่ 2: การสร้างภาพประกอบและแอนิเมชัน (Visual &amp; Artwork Generation)</w:t>
-      </w:r>
-    </w:p>
-    <w:p>
-      <w:pPr>
-        <w:spacing w:before="40" w:after="40" w:line="276" w:lineRule="auto"/>
-        <w:ind w:left="864"/>
-      </w:pPr>
-      <w:r>
-        <w:rPr>
-          <w:rFonts w:ascii="TH SarabunPSK" w:hAnsi="TH SarabunPSK"/>
-          <w:b w:val="0"/>
-          <w:i w:val="0"/>
-          <w:sz w:val="30"/>
-          <w:rFonts w:ascii="TH SarabunPSK" w:hAnsi="TH SarabunPSK" w:eastAsia="TH SarabunPSK" w:cs="TH SarabunPSK"/>
-        </w:rPr>
-        <w:t>• เครื่องมือ AI ที่ใช้: Canva Magic Media (Text to Image) และ Canva Pro</w:t>
-      </w:r>
-    </w:p>
-    <w:p>
-      <w:pPr>
-        <w:spacing w:before="40" w:after="40" w:line="276" w:lineRule="auto"/>
-        <w:ind w:left="864"/>
-      </w:pPr>
-      <w:r>
-        <w:rPr>
-          <w:rFonts w:ascii="TH SarabunPSK" w:hAnsi="TH SarabunPSK"/>
-          <w:b w:val="0"/>
-          <w:i w:val="0"/>
-          <w:sz w:val="30"/>
-          <w:rFonts w:ascii="TH SarabunPSK" w:hAnsi="TH SarabunPSK" w:eastAsia="TH SarabunPSK" w:cs="TH SarabunPSK"/>
-        </w:rPr>
-        <w:t>• การดำเนินการ: สร้างตัวละครการ์ตูนคุณครู ภาพจำลองรถดับเพลิงพาดบันไดกับตึก และไดอะแกรมเรขาคณิตสามเหลี่ยมมุมฉาก</w:t>
-      </w:r>
-    </w:p>
-    <w:p>
-      <w:pPr>
-        <w:spacing w:before="40" w:after="40" w:line="276" w:lineRule="auto"/>
-        <w:ind w:left="864"/>
-      </w:pPr>
-      <w:r>
-        <w:rPr>
-          <w:rFonts w:ascii="TH SarabunPSK" w:hAnsi="TH SarabunPSK"/>
-          <w:b w:val="0"/>
-          <w:i w:val="0"/>
-          <w:sz w:val="30"/>
-          <w:rFonts w:ascii="TH SarabunPSK" w:hAnsi="TH SarabunPSK" w:eastAsia="TH SarabunPSK" w:cs="TH SarabunPSK"/>
-        </w:rPr>
-        <w:t>• บันทึก Prompt คำสั่งที่ใช้:</w:t>
-      </w:r>
-    </w:p>
-    <w:p>
-      <w:pPr>
-        <w:spacing w:before="40" w:after="40" w:line="276" w:lineRule="auto"/>
-        <w:ind w:left="864"/>
-      </w:pPr>
-      <w:r>
-        <w:rPr>
-          <w:rFonts w:ascii="TH SarabunPSK" w:hAnsi="TH SarabunPSK"/>
-          <w:b w:val="0"/>
-          <w:i w:val="0"/>
-          <w:sz w:val="30"/>
-          <w:rFonts w:ascii="TH SarabunPSK" w:hAnsi="TH SarabunPSK" w:eastAsia="TH SarabunPSK" w:cs="TH SarabunPSK"/>
-        </w:rPr>
-        <w:t xml:space="preserve">  'Cute friendly Asian female math teacher character, flat modern 2D cartoon illustration, vibrant education colors, clean background' และ 'Fire truck extending ladder to a building roof, right triangle diagram, educational infographic style'</w:t>
-      </w:r>
-    </w:p>
-    <w:p>
-      <w:pPr>
-        <w:spacing w:before="40" w:after="40" w:line="276" w:lineRule="auto"/>
-        <w:ind w:left="432"/>
-      </w:pPr>
-      <w:r>
-        <w:rPr>
-          <w:rFonts w:ascii="TH SarabunPSK" w:hAnsi="TH SarabunPSK"/>
-          <w:b/>
-          <w:i w:val="0"/>
-          <w:sz w:val="32"/>
-          <w:rFonts w:ascii="TH SarabunPSK" w:hAnsi="TH SarabunPSK" w:eastAsia="TH SarabunPSK" w:cs="TH SarabunPSK"/>
-        </w:rPr>
-        <w:t>ขั้นตอนที่ 3: การสังเคราะห์เสียงบรรยาย (AI Voice Generation)</w:t>
-      </w:r>
-    </w:p>
-    <w:p>
-      <w:pPr>
-        <w:spacing w:before="40" w:after="40" w:line="276" w:lineRule="auto"/>
-        <w:ind w:left="864"/>
-      </w:pPr>
-      <w:r>
-        <w:rPr>
-          <w:rFonts w:ascii="TH SarabunPSK" w:hAnsi="TH SarabunPSK"/>
-          <w:b w:val="0"/>
-          <w:i w:val="0"/>
-          <w:sz w:val="30"/>
-          <w:rFonts w:ascii="TH SarabunPSK" w:hAnsi="TH SarabunPSK" w:eastAsia="TH SarabunPSK" w:cs="TH SarabunPSK"/>
-        </w:rPr>
-        <w:t>• เครื่องมือ AI ที่ใช้: CapCut AI Text-to-Speech (เสียงครูใจดี) / ElevenLabs</w:t>
-      </w:r>
-    </w:p>
-    <w:p>
-      <w:pPr>
-        <w:spacing w:before="40" w:after="40" w:line="276" w:lineRule="auto"/>
-        <w:ind w:left="864"/>
-      </w:pPr>
-      <w:r>
-        <w:rPr>
-          <w:rFonts w:ascii="TH SarabunPSK" w:hAnsi="TH SarabunPSK"/>
-          <w:b w:val="0"/>
-          <w:i w:val="0"/>
-          <w:sz w:val="30"/>
-          <w:rFonts w:ascii="TH SarabunPSK" w:hAnsi="TH SarabunPSK" w:eastAsia="TH SarabunPSK" w:cs="TH SarabunPSK"/>
-        </w:rPr>
-        <w:t>• การดำเนินการ: นำสคริปต์บทพูดที่ปรับแก้แล้วมาแปลงเป็นเสียงบรรยายภาษาไทยที่มีความชัดเจน เว้นจังหวะเน้นย้ำสูตรคำนวณได้อย่างเป็นธรรมชาติ</w:t>
-      </w:r>
-    </w:p>
-    <w:p>
-      <w:pPr>
-        <w:spacing w:before="40" w:after="40" w:line="276" w:lineRule="auto"/>
-        <w:ind w:left="432"/>
-      </w:pPr>
-      <w:r>
-        <w:rPr>
-          <w:rFonts w:ascii="TH SarabunPSK" w:hAnsi="TH SarabunPSK"/>
-          <w:b/>
-          <w:i w:val="0"/>
-          <w:sz w:val="32"/>
-          <w:rFonts w:ascii="TH SarabunPSK" w:hAnsi="TH SarabunPSK" w:eastAsia="TH SarabunPSK" w:cs="TH SarabunPSK"/>
-        </w:rPr>
-        <w:t>ขั้นตอนที่ 4: การวางลิขสิทธิ์ประจำตัวนิสิต (Copyright Identification)</w:t>
-      </w:r>
-    </w:p>
-    <w:p>
-      <w:pPr>
-        <w:spacing w:before="40" w:after="40" w:line="276" w:lineRule="auto"/>
-        <w:ind w:left="864"/>
-      </w:pPr>
-      <w:r>
-        <w:rPr>
-          <w:rFonts w:ascii="TH SarabunPSK" w:hAnsi="TH SarabunPSK"/>
-          <w:b w:val="0"/>
-          <w:i w:val="0"/>
-          <w:sz w:val="30"/>
-          <w:rFonts w:ascii="TH SarabunPSK" w:hAnsi="TH SarabunPSK" w:eastAsia="TH SarabunPSK" w:cs="TH SarabunPSK"/>
-        </w:rPr>
-        <w:t>• การดำเนินการ: ทำตามข้อกำหนดของรายวิชา โดยการฝังข้อความและโลโก้ชื่อ-สกุล และรหัสนิสิต 3 ตัวท้าย 'ณัฐณิชา 025' ไว้ที่มุมขวาบนของวิดีโอตลอดทั้งเรื่อง เพื่อยืนยันลิขสิทธิ์ผลงานของตนเอง</w:t>
-      </w:r>
-    </w:p>
-    <w:p>
-      <w:pPr>
-        <w:spacing w:before="40" w:after="40" w:line="276" w:lineRule="auto"/>
-        <w:ind w:left="432"/>
-      </w:pPr>
-      <w:r>
-        <w:rPr>
-          <w:rFonts w:ascii="TH SarabunPSK" w:hAnsi="TH SarabunPSK"/>
-          <w:b/>
-          <w:i w:val="0"/>
-          <w:sz w:val="32"/>
-          <w:rFonts w:ascii="TH SarabunPSK" w:hAnsi="TH SarabunPSK" w:eastAsia="TH SarabunPSK" w:cs="TH SarabunPSK"/>
-        </w:rPr>
-        <w:t>ขั้นตอนที่ 5: การตัดต่อ ผสมเสียง และเรนเดอร์ (Video Editing &amp; Rendering)</w:t>
-      </w:r>
-    </w:p>
-    <w:p>
-      <w:pPr>
-        <w:spacing w:before="40" w:after="40" w:line="276" w:lineRule="auto"/>
-        <w:ind w:left="864"/>
-      </w:pPr>
-      <w:r>
-        <w:rPr>
-          <w:rFonts w:ascii="TH SarabunPSK" w:hAnsi="TH SarabunPSK"/>
-          <w:b w:val="0"/>
-          <w:i w:val="0"/>
-          <w:sz w:val="30"/>
-          <w:rFonts w:ascii="TH SarabunPSK" w:hAnsi="TH SarabunPSK" w:eastAsia="TH SarabunPSK" w:cs="TH SarabunPSK"/>
-        </w:rPr>
-        <w:t>• ซอฟต์แวร์ที่ใช้: CapCut PC และ Canva Pro</w:t>
-      </w:r>
-    </w:p>
-    <w:p>
-      <w:pPr>
-        <w:spacing w:before="40" w:after="40" w:line="276" w:lineRule="auto"/>
-        <w:ind w:left="864"/>
-      </w:pPr>
-      <w:r>
-        <w:rPr>
-          <w:rFonts w:ascii="TH SarabunPSK" w:hAnsi="TH SarabunPSK"/>
-          <w:b w:val="0"/>
-          <w:i w:val="0"/>
-          <w:sz w:val="30"/>
-          <w:rFonts w:ascii="TH SarabunPSK" w:hAnsi="TH SarabunPSK" w:eastAsia="TH SarabunPSK" w:cs="TH SarabunPSK"/>
-        </w:rPr>
-        <w:t>• การดำเนินการ: รวมไฟล์ภาพ แอนิเมชันกราฟิก เสียงบรรยาย AI เสียงดนตรีประกอบแนว Upbeat Edutainment และซับไตเติลภาษาไทย เรนเดอร์เป็นไฟล์ MP4 ความละเอียด 1080p</w:t>
-      </w:r>
-    </w:p>
-    <w:p>
-      <w:pPr>
-        <w:spacing w:before="240" w:after="80" w:line="276" w:lineRule="auto"/>
-      </w:pPr>
-      <w:r>
-        <w:rPr>
-          <w:rFonts w:ascii="TH SarabunPSK" w:hAnsi="TH SarabunPSK"/>
-          <w:b/>
-          <w:i w:val="0"/>
-          <w:sz w:val="36"/>
-          <w:rFonts w:ascii="TH SarabunPSK" w:hAnsi="TH SarabunPSK" w:eastAsia="TH SarabunPSK" w:cs="TH SarabunPSK"/>
-        </w:rPr>
-        <w:t>5. ลิงก์สื่อ Video และ QR Code สำหรับเข้าถึง</w:t>
-      </w:r>
-    </w:p>
-    <w:p>
-      <w:pPr>
-        <w:spacing w:before="40" w:after="40" w:line="276" w:lineRule="auto"/>
-      </w:pPr>
-      <w:r>
-        <w:rPr>
-          <w:rFonts w:ascii="TH SarabunPSK" w:hAnsi="TH SarabunPSK"/>
-          <w:b w:val="0"/>
-          <w:i w:val="0"/>
-          <w:sz w:val="32"/>
-          <w:rFonts w:ascii="TH SarabunPSK" w:hAnsi="TH SarabunPSK" w:eastAsia="TH SarabunPSK" w:cs="TH SarabunPSK"/>
-        </w:rPr>
-        <w:t>สื่อวิดีโอได้รับการอัปโหลดขึ้นสู่ Google Drive ภายใต้บัญชีของมหาวิทยาลัยมหาสารคาม (MAHASARAKHAM UNIVERSITY) โดยตั้งค่าสิทธิ์การเข้าถึงให้เฉพาะผู้มีอีเมลมหาวิทยาลัย (@msu.ac.th) สามารถรับชมได้ตามข้อกำหนด:</w:t>
-      </w:r>
-    </w:p>
-    <w:p>
-      <w:pPr>
-        <w:spacing w:before="40" w:after="40" w:line="276" w:lineRule="auto"/>
-        <w:ind w:left="432"/>
-      </w:pPr>
-      <w:r>
-        <w:rPr>
-          <w:rFonts w:ascii="TH SarabunPSK" w:hAnsi="TH SarabunPSK"/>
-          <w:b/>
-          <w:i w:val="0"/>
-          <w:color w:val="0000CD"/>
-          <w:sz w:val="32"/>
-          <w:rFonts w:ascii="TH SarabunPSK" w:hAnsi="TH SarabunPSK" w:eastAsia="TH SarabunPSK" w:cs="TH SarabunPSK"/>
-        </w:rPr>
-        <w:t>ลิงก์ Google Drive: https://drive.google.com/drive/u/0/my-drive</w:t>
-      </w:r>
-    </w:p>
-    <w:p>
-      <w:pPr>
-        <w:jc w:val="center"/>
-      </w:pPr>
-      <w:r>
+      </w:pPr>
+      <w:r>
+        <w:rPr>
+          <w:noProof/>
+        </w:rPr>
         <w:drawing>
-          <wp:inline xmlns:a="http://schemas.openxmlformats.org/drawingml/2006/main" xmlns:pic="http://schemas.openxmlformats.org/drawingml/2006/picture">
-            <wp:extent cx="2011680" cy="2011680"/>
+          <wp:inline distT="0" distB="0" distL="0" distR="0" wp14:anchorId="1475D78A" wp14:editId="4015C01F">
+            <wp:extent cx="1397000" cy="1397000"/>
+            <wp:effectExtent l="0" t="0" r="0" b="0"/>
             <wp:docPr id="1" name="Picture 1"/>
             <wp:cNvGraphicFramePr>
-              <a:graphicFrameLocks noChangeAspect="1"/>
+              <a:graphicFrameLocks xmlns:a="http://schemas.openxmlformats.org/drawingml/2006/main" noChangeAspect="1"/>
             </wp:cNvGraphicFramePr>
-            <a:graphic>
+            <a:graphic xmlns:a="http://schemas.openxmlformats.org/drawingml/2006/main">
               <a:graphicData uri="http://schemas.openxmlformats.org/drawingml/2006/picture">
-                <pic:pic>
+                <pic:pic xmlns:pic="http://schemas.openxmlformats.org/drawingml/2006/picture">
                   <pic:nvPicPr>
                     <pic:cNvPr id="0" name="qr_drive.png"/>
                     <pic:cNvPicPr/>
                   </pic:nvPicPr>
                   <pic:blipFill>
-                    <a:blip r:embed="rId13"/>
+                    <a:blip r:embed="rId7"/>
                     <a:stretch>
                       <a:fillRect/>
                     </a:stretch>
@@ -1506,9 +1193,11 @@
                   <pic:spPr>
                     <a:xfrm>
                       <a:off x="0" y="0"/>
-                      <a:ext cx="2011680" cy="2011680"/>
+                      <a:ext cx="1397000" cy="1397000"/>
                     </a:xfrm>
-                    <a:prstGeom prst="rect"/>
+                    <a:prstGeom prst="rect">
+                      <a:avLst/>
+                    </a:prstGeom>
                   </pic:spPr>
                 </pic:pic>
               </a:graphicData>
@@ -1519,21 +1208,19 @@
     </w:p>
     <w:p>
       <w:pPr>
-        <w:jc w:val="center"/>
-      </w:pPr>
-      <w:r>
-        <w:rPr>
-          <w:rFonts w:ascii="TH SarabunPSK" w:hAnsi="TH SarabunPSK"/>
-          <w:b w:val="0"/>
+        <w:spacing w:after="0" w:line="240" w:lineRule="auto"/>
+      </w:pPr>
+      <w:r>
+        <w:rPr>
+          <w:rFonts w:ascii="TH SarabunPSK" w:eastAsia="TH SarabunPSK" w:hAnsi="TH SarabunPSK" w:cs="TH SarabunPSK"/>
           <w:i/>
           <w:sz w:val="28"/>
-          <w:rFonts w:ascii="TH SarabunPSK" w:hAnsi="TH SarabunPSK" w:eastAsia="TH SarabunPSK" w:cs="TH SarabunPSK"/>
         </w:rPr>
         <w:t>(สแกน QR Code เพื่อรับชมสื่อ Video บน Google Drive บัญชี มมส.)</w:t>
       </w:r>
     </w:p>
     <w:sectPr>
-      <w:headerReference w:type="default" r:id="rId10"/>
+      <w:headerReference w:type="default" r:id="rId8"/>
       <w:pgSz w:w="12240" w:h="15840" w:code="1"/>
       <w:pgMar w:top="1985" w:right="1418" w:bottom="1418" w:left="1985" w:header="1134" w:footer="709" w:gutter="0"/>
       <w:pgNumType w:start="1"/>
@@ -1545,7 +1232,7 @@
 </file>
 
 <file path=word/endnotes.xml><?xml version="1.0" encoding="utf-8"?>
-<w:endnotes xmlns:wpc="http://schemas.microsoft.com/office/word/2010/wordprocessingCanvas" xmlns:cx="http://schemas.microsoft.com/office/drawing/2014/chartex" xmlns:cx1="http://schemas.microsoft.com/office/drawing/2015/9/8/chartex" xmlns:cx2="http://schemas.microsoft.com/office/drawing/2015/10/21/chartex" xmlns:cx3="http://schemas.microsoft.com/office/drawing/2016/5/9/chartex" xmlns:cx4="http://schemas.microsoft.com/office/drawing/2016/5/10/chartex" xmlns:cx5="http://schemas.microsoft.com/office/drawing/2016/5/11/chartex" xmlns:cx6="http://schemas.microsoft.com/office/drawing/2016/5/12/chartex" xmlns:cx7="http://schemas.microsoft.com/office/drawing/2016/5/13/chartex" xmlns:cx8="http://schemas.microsoft.com/office/drawing/2016/5/14/chartex" xmlns:mc="http://schemas.openxmlformats.org/markup-compatibility/2006" xmlns:aink="http://schemas.microsoft.com/office/drawing/2016/ink" xmlns:am3d="http://schemas.microsoft.com/office/drawing/2017/model3d" xmlns:o="urn:schemas-microsoft-com:office:office" xmlns:oel="http://schemas.microsoft.com/office/2019/extlst" xmlns:r="http://schemas.openxmlformats.org/officeDocument/2006/relationships" xmlns:m="http://schemas.openxmlformats.org/officeDocument/2006/math" xmlns:v="urn:schemas-microsoft-com:vml" xmlns:wp14="http://schemas.microsoft.com/office/word/2010/wordprocessingDrawing" xmlns:wp="http://schemas.openxmlformats.org/drawingml/2006/wordprocessingDrawing" xmlns:w10="urn:schemas-microsoft-com:office:word" xmlns:w="http://schemas.openxmlformats.org/wordprocessingml/2006/main" xmlns:w14="http://schemas.microsoft.com/office/word/2010/wordml" xmlns:w15="http://schemas.microsoft.com/office/word/2012/wordml" xmlns:w16cei="http://schemas.microsoft.com/office/word/2026/wordml/cei" xmlns:w16cex="http://schemas.microsoft.com/office/word/2018/wordml/cex" xmlns:w16cid="http://schemas.microsoft.com/office/word/2016/wordml/cid" xmlns:w16="http://schemas.microsoft.com/office/word/2018/wordml" xmlns:w16du="http://schemas.microsoft.com/office/word/2023/wordml/word16du" xmlns:w16sdtdh="http://schemas.microsoft.com/office/word/2020/wordml/sdtdatahash" xmlns:w16sdtfl="http://schemas.microsoft.com/office/word/2024/wordml/sdtformatlock" xmlns:w16se="http://schemas.microsoft.com/office/word/2015/wordml/symex" xmlns:wpg="http://schemas.microsoft.com/office/word/2010/wordprocessingGroup" xmlns:wpi="http://schemas.microsoft.com/office/word/2010/wordprocessingInk" xmlns:wne="http://schemas.microsoft.com/office/word/2006/wordml" xmlns:wps="http://schemas.microsoft.com/office/word/2010/wordprocessingShape" mc:Ignorable="w14 w15 w16se w16cid w16 w16cex w16sdtdh w16sdtfl w16du wp14">
+<w:endnotes xmlns:wpc="http://schemas.microsoft.com/office/word/2010/wordprocessingCanvas" xmlns:cx="http://schemas.microsoft.com/office/drawing/2014/chartex" xmlns:cx1="http://schemas.microsoft.com/office/drawing/2015/9/8/chartex" xmlns:cx2="http://schemas.microsoft.com/office/drawing/2015/10/21/chartex" xmlns:cx3="http://schemas.microsoft.com/office/drawing/2016/5/9/chartex" xmlns:cx4="http://schemas.microsoft.com/office/drawing/2016/5/10/chartex" xmlns:cx5="http://schemas.microsoft.com/office/drawing/2016/5/11/chartex" xmlns:cx6="http://schemas.microsoft.com/office/drawing/2016/5/12/chartex" xmlns:cx7="http://schemas.microsoft.com/office/drawing/2016/5/13/chartex" xmlns:cx8="http://schemas.microsoft.com/office/drawing/2016/5/14/chartex" xmlns:mc="http://schemas.openxmlformats.org/markup-compatibility/2006" xmlns:aink="http://schemas.microsoft.com/office/drawing/2016/ink" xmlns:am3d="http://schemas.microsoft.com/office/drawing/2017/model3d" xmlns:o="urn:schemas-microsoft-com:office:office" xmlns:oel="http://schemas.microsoft.com/office/2019/extlst" xmlns:r="http://schemas.openxmlformats.org/officeDocument/2006/relationships" xmlns:m="http://schemas.openxmlformats.org/officeDocument/2006/math" xmlns:v="urn:schemas-microsoft-com:vml" xmlns:wp14="http://schemas.microsoft.com/office/word/2010/wordprocessingDrawing" xmlns:wp="http://schemas.openxmlformats.org/drawingml/2006/wordprocessingDrawing" xmlns:w10="urn:schemas-microsoft-com:office:word" xmlns:w="http://schemas.openxmlformats.org/wordprocessingml/2006/main" xmlns:w14="http://schemas.microsoft.com/office/word/2010/wordml" xmlns:w15="http://schemas.microsoft.com/office/word/2012/wordml" xmlns:w16cex="http://schemas.microsoft.com/office/word/2018/wordml/cex" xmlns:w16cid="http://schemas.microsoft.com/office/word/2016/wordml/cid" xmlns:w16="http://schemas.microsoft.com/office/word/2018/wordml" xmlns:w16du="http://schemas.microsoft.com/office/word/2023/wordml/word16du" xmlns:w16sdtdh="http://schemas.microsoft.com/office/word/2020/wordml/sdtdatahash" xmlns:w16sdtfl="http://schemas.microsoft.com/office/word/2024/wordml/sdtformatlock" xmlns:w16se="http://schemas.microsoft.com/office/word/2015/wordml/symex" xmlns:wpg="http://schemas.microsoft.com/office/word/2010/wordprocessingGroup" xmlns:wpi="http://schemas.microsoft.com/office/word/2010/wordprocessingInk" xmlns:wne="http://schemas.microsoft.com/office/word/2006/wordml" xmlns:wps="http://schemas.microsoft.com/office/word/2010/wordprocessingShape" mc:Ignorable="w14 w15 w16se w16cid w16 w16cex w16sdtdh w16sdtfl w16du wp14">
   <w:endnote w:type="separator" w:id="-1">
     <w:p>
       <w:pPr>
@@ -1569,30 +1256,8 @@
 </w:endnotes>
 </file>
 
-<file path=word/footer1.xml><?xml version="1.0" encoding="utf-8"?>
-<w:ftr xmlns:wpc="http://schemas.microsoft.com/office/word/2010/wordprocessingCanvas" xmlns:cx="http://schemas.microsoft.com/office/drawing/2014/chartex" xmlns:cx1="http://schemas.microsoft.com/office/drawing/2015/9/8/chartex" xmlns:cx2="http://schemas.microsoft.com/office/drawing/2015/10/21/chartex" xmlns:cx3="http://schemas.microsoft.com/office/drawing/2016/5/9/chartex" xmlns:cx4="http://schemas.microsoft.com/office/drawing/2016/5/10/chartex" xmlns:cx5="http://schemas.microsoft.com/office/drawing/2016/5/11/chartex" xmlns:cx6="http://schemas.microsoft.com/office/drawing/2016/5/12/chartex" xmlns:cx7="http://schemas.microsoft.com/office/drawing/2016/5/13/chartex" xmlns:cx8="http://schemas.microsoft.com/office/drawing/2016/5/14/chartex" xmlns:mc="http://schemas.openxmlformats.org/markup-compatibility/2006" xmlns:aink="http://schemas.microsoft.com/office/drawing/2016/ink" xmlns:am3d="http://schemas.microsoft.com/office/drawing/2017/model3d" xmlns:o="urn:schemas-microsoft-com:office:office" xmlns:oel="http://schemas.microsoft.com/office/2019/extlst" xmlns:r="http://schemas.openxmlformats.org/officeDocument/2006/relationships" xmlns:m="http://schemas.openxmlformats.org/officeDocument/2006/math" xmlns:v="urn:schemas-microsoft-com:vml" xmlns:wp14="http://schemas.microsoft.com/office/word/2010/wordprocessingDrawing" xmlns:wp="http://schemas.openxmlformats.org/drawingml/2006/wordprocessingDrawing" xmlns:w10="urn:schemas-microsoft-com:office:word" xmlns:w="http://schemas.openxmlformats.org/wordprocessingml/2006/main" xmlns:w14="http://schemas.microsoft.com/office/word/2010/wordml" xmlns:w15="http://schemas.microsoft.com/office/word/2012/wordml" xmlns:w16cei="http://schemas.microsoft.com/office/word/2026/wordml/cei" xmlns:w16cex="http://schemas.microsoft.com/office/word/2018/wordml/cex" xmlns:w16cid="http://schemas.microsoft.com/office/word/2016/wordml/cid" xmlns:w16="http://schemas.microsoft.com/office/word/2018/wordml" xmlns:w16du="http://schemas.microsoft.com/office/word/2023/wordml/word16du" xmlns:w16sdtdh="http://schemas.microsoft.com/office/word/2020/wordml/sdtdatahash" xmlns:w16sdtfl="http://schemas.microsoft.com/office/word/2024/wordml/sdtformatlock" xmlns:w16se="http://schemas.microsoft.com/office/word/2015/wordml/symex" xmlns:wpg="http://schemas.microsoft.com/office/word/2010/wordprocessingGroup" xmlns:wpi="http://schemas.microsoft.com/office/word/2010/wordprocessingInk" xmlns:wne="http://schemas.microsoft.com/office/word/2006/wordml" xmlns:wps="http://schemas.microsoft.com/office/word/2010/wordprocessingShape" mc:Ignorable="w14 w15 w16se w16cid w16 w16cex w16sdtdh w16sdtfl w16du wp14">
-  <w:p>
-    <w:pPr>
-      <w:pStyle w:val="af0"/>
-    </w:pPr>
-    <w:r>
-      <w:rPr>
-        <w:rFonts w:hint="cs"/>
-        <w:cs/>
-      </w:rPr>
-      <w:t xml:space="preserve">ชื่อ-สกุล รหัสนิสิต กลุ่มเรียนที่ </w:t>
-    </w:r>
-  </w:p>
-  <w:p>
-    <w:pPr>
-      <w:pStyle w:val="af0"/>
-    </w:pPr>
-  </w:p>
-</w:ftr>
-</file>
-
 <file path=word/footnotes.xml><?xml version="1.0" encoding="utf-8"?>
-<w:footnotes xmlns:wpc="http://schemas.microsoft.com/office/word/2010/wordprocessingCanvas" xmlns:cx="http://schemas.microsoft.com/office/drawing/2014/chartex" xmlns:cx1="http://schemas.microsoft.com/office/drawing/2015/9/8/chartex" xmlns:cx2="http://schemas.microsoft.com/office/drawing/2015/10/21/chartex" xmlns:cx3="http://schemas.microsoft.com/office/drawing/2016/5/9/chartex" xmlns:cx4="http://schemas.microsoft.com/office/drawing/2016/5/10/chartex" xmlns:cx5="http://schemas.microsoft.com/office/drawing/2016/5/11/chartex" xmlns:cx6="http://schemas.microsoft.com/office/drawing/2016/5/12/chartex" xmlns:cx7="http://schemas.microsoft.com/office/drawing/2016/5/13/chartex" xmlns:cx8="http://schemas.microsoft.com/office/drawing/2016/5/14/chartex" xmlns:mc="http://schemas.openxmlformats.org/markup-compatibility/2006" xmlns:aink="http://schemas.microsoft.com/office/drawing/2016/ink" xmlns:am3d="http://schemas.microsoft.com/office/drawing/2017/model3d" xmlns:o="urn:schemas-microsoft-com:office:office" xmlns:oel="http://schemas.microsoft.com/office/2019/extlst" xmlns:r="http://schemas.openxmlformats.org/officeDocument/2006/relationships" xmlns:m="http://schemas.openxmlformats.org/officeDocument/2006/math" xmlns:v="urn:schemas-microsoft-com:vml" xmlns:wp14="http://schemas.microsoft.com/office/word/2010/wordprocessingDrawing" xmlns:wp="http://schemas.openxmlformats.org/drawingml/2006/wordprocessingDrawing" xmlns:w10="urn:schemas-microsoft-com:office:word" xmlns:w="http://schemas.openxmlformats.org/wordprocessingml/2006/main" xmlns:w14="http://schemas.microsoft.com/office/word/2010/wordml" xmlns:w15="http://schemas.microsoft.com/office/word/2012/wordml" xmlns:w16cei="http://schemas.microsoft.com/office/word/2026/wordml/cei" xmlns:w16cex="http://schemas.microsoft.com/office/word/2018/wordml/cex" xmlns:w16cid="http://schemas.microsoft.com/office/word/2016/wordml/cid" xmlns:w16="http://schemas.microsoft.com/office/word/2018/wordml" xmlns:w16du="http://schemas.microsoft.com/office/word/2023/wordml/word16du" xmlns:w16sdtdh="http://schemas.microsoft.com/office/word/2020/wordml/sdtdatahash" xmlns:w16sdtfl="http://schemas.microsoft.com/office/word/2024/wordml/sdtformatlock" xmlns:w16se="http://schemas.microsoft.com/office/word/2015/wordml/symex" xmlns:wpg="http://schemas.microsoft.com/office/word/2010/wordprocessingGroup" xmlns:wpi="http://schemas.microsoft.com/office/word/2010/wordprocessingInk" xmlns:wne="http://schemas.microsoft.com/office/word/2006/wordml" xmlns:wps="http://schemas.microsoft.com/office/word/2010/wordprocessingShape" mc:Ignorable="w14 w15 w16se w16cid w16 w16cex w16sdtdh w16sdtfl w16du wp14">
+<w:footnotes xmlns:wpc="http://schemas.microsoft.com/office/word/2010/wordprocessingCanvas" xmlns:cx="http://schemas.microsoft.com/office/drawing/2014/chartex" xmlns:cx1="http://schemas.microsoft.com/office/drawing/2015/9/8/chartex" xmlns:cx2="http://schemas.microsoft.com/office/drawing/2015/10/21/chartex" xmlns:cx3="http://schemas.microsoft.com/office/drawing/2016/5/9/chartex" xmlns:cx4="http://schemas.microsoft.com/office/drawing/2016/5/10/chartex" xmlns:cx5="http://schemas.microsoft.com/office/drawing/2016/5/11/chartex" xmlns:cx6="http://schemas.microsoft.com/office/drawing/2016/5/12/chartex" xmlns:cx7="http://schemas.microsoft.com/office/drawing/2016/5/13/chartex" xmlns:cx8="http://schemas.microsoft.com/office/drawing/2016/5/14/chartex" xmlns:mc="http://schemas.openxmlformats.org/markup-compatibility/2006" xmlns:aink="http://schemas.microsoft.com/office/drawing/2016/ink" xmlns:am3d="http://schemas.microsoft.com/office/drawing/2017/model3d" xmlns:o="urn:schemas-microsoft-com:office:office" xmlns:oel="http://schemas.microsoft.com/office/2019/extlst" xmlns:r="http://schemas.openxmlformats.org/officeDocument/2006/relationships" xmlns:m="http://schemas.openxmlformats.org/officeDocument/2006/math" xmlns:v="urn:schemas-microsoft-com:vml" xmlns:wp14="http://schemas.microsoft.com/office/word/2010/wordprocessingDrawing" xmlns:wp="http://schemas.openxmlformats.org/drawingml/2006/wordprocessingDrawing" xmlns:w10="urn:schemas-microsoft-com:office:word" xmlns:w="http://schemas.openxmlformats.org/wordprocessingml/2006/main" xmlns:w14="http://schemas.microsoft.com/office/word/2010/wordml" xmlns:w15="http://schemas.microsoft.com/office/word/2012/wordml" xmlns:w16cex="http://schemas.microsoft.com/office/word/2018/wordml/cex" xmlns:w16cid="http://schemas.microsoft.com/office/word/2016/wordml/cid" xmlns:w16="http://schemas.microsoft.com/office/word/2018/wordml" xmlns:w16du="http://schemas.microsoft.com/office/word/2023/wordml/word16du" xmlns:w16sdtdh="http://schemas.microsoft.com/office/word/2020/wordml/sdtdatahash" xmlns:w16sdtfl="http://schemas.microsoft.com/office/word/2024/wordml/sdtformatlock" xmlns:w16se="http://schemas.microsoft.com/office/word/2015/wordml/symex" xmlns:wpg="http://schemas.microsoft.com/office/word/2010/wordprocessingGroup" xmlns:wpi="http://schemas.microsoft.com/office/word/2010/wordprocessingInk" xmlns:wne="http://schemas.microsoft.com/office/word/2006/wordml" xmlns:wps="http://schemas.microsoft.com/office/word/2010/wordprocessingShape" mc:Ignorable="w14 w15 w16se w16cid w16 w16cex w16sdtdh w16sdtfl w16du wp14">
   <w:footnote w:type="separator" w:id="-1">
     <w:p>
       <w:pPr>
@@ -1617,23 +1282,7 @@
 </file>
 
 <file path=word/header1.xml><?xml version="1.0" encoding="utf-8"?>
-<w:hdr xmlns:wpc="http://schemas.microsoft.com/office/word/2010/wordprocessingCanvas" xmlns:cx="http://schemas.microsoft.com/office/drawing/2014/chartex" xmlns:cx1="http://schemas.microsoft.com/office/drawing/2015/9/8/chartex" xmlns:cx2="http://schemas.microsoft.com/office/drawing/2015/10/21/chartex" xmlns:cx3="http://schemas.microsoft.com/office/drawing/2016/5/9/chartex" xmlns:cx4="http://schemas.microsoft.com/office/drawing/2016/5/10/chartex" xmlns:cx5="http://schemas.microsoft.com/office/drawing/2016/5/11/chartex" xmlns:cx6="http://schemas.microsoft.com/office/drawing/2016/5/12/chartex" xmlns:cx7="http://schemas.microsoft.com/office/drawing/2016/5/13/chartex" xmlns:cx8="http://schemas.microsoft.com/office/drawing/2016/5/14/chartex" xmlns:mc="http://schemas.openxmlformats.org/markup-compatibility/2006" xmlns:aink="http://schemas.microsoft.com/office/drawing/2016/ink" xmlns:am3d="http://schemas.microsoft.com/office/drawing/2017/model3d" xmlns:o="urn:schemas-microsoft-com:office:office" xmlns:oel="http://schemas.microsoft.com/office/2019/extlst" xmlns:r="http://schemas.openxmlformats.org/officeDocument/2006/relationships" xmlns:m="http://schemas.openxmlformats.org/officeDocument/2006/math" xmlns:v="urn:schemas-microsoft-com:vml" xmlns:wp14="http://schemas.microsoft.com/office/word/2010/wordprocessingDrawing" xmlns:wp="http://schemas.openxmlformats.org/drawingml/2006/wordprocessingDrawing" xmlns:w10="urn:schemas-microsoft-com:office:word" xmlns:w="http://schemas.openxmlformats.org/wordprocessingml/2006/main" xmlns:w14="http://schemas.microsoft.com/office/word/2010/wordml" xmlns:w15="http://schemas.microsoft.com/office/word/2012/wordml" xmlns:w16cei="http://schemas.microsoft.com/office/word/2026/wordml/cei" xmlns:w16cex="http://schemas.microsoft.com/office/word/2018/wordml/cex" xmlns:w16cid="http://schemas.microsoft.com/office/word/2016/wordml/cid" xmlns:w16="http://schemas.microsoft.com/office/word/2018/wordml" xmlns:w16du="http://schemas.microsoft.com/office/word/2023/wordml/word16du" xmlns:w16sdtdh="http://schemas.microsoft.com/office/word/2020/wordml/sdtdatahash" xmlns:w16sdtfl="http://schemas.microsoft.com/office/word/2024/wordml/sdtformatlock" xmlns:w16se="http://schemas.microsoft.com/office/word/2015/wordml/symex" xmlns:wpg="http://schemas.microsoft.com/office/word/2010/wordprocessingGroup" xmlns:wpi="http://schemas.microsoft.com/office/word/2010/wordprocessingInk" xmlns:wne="http://schemas.microsoft.com/office/word/2006/wordml" xmlns:wps="http://schemas.microsoft.com/office/word/2010/wordprocessingShape" mc:Ignorable="w14 w15 w16se w16cid w16 w16cex w16sdtdh w16sdtfl w16du wp14">
-  <w:p>
-    <w:pPr>
-      <w:pStyle w:val="ae"/>
-      <w:jc w:val="right"/>
-    </w:pPr>
-  </w:p>
-  <w:p>
-    <w:pPr>
-      <w:pStyle w:val="ae"/>
-    </w:pPr>
-  </w:p>
-</w:hdr>
-</file>
-
-<file path=word/header2.xml><?xml version="1.0" encoding="utf-8"?>
-<w:hdr xmlns:wpc="http://schemas.microsoft.com/office/word/2010/wordprocessingCanvas" xmlns:cx="http://schemas.microsoft.com/office/drawing/2014/chartex" xmlns:cx1="http://schemas.microsoft.com/office/drawing/2015/9/8/chartex" xmlns:cx2="http://schemas.microsoft.com/office/drawing/2015/10/21/chartex" xmlns:cx3="http://schemas.microsoft.com/office/drawing/2016/5/9/chartex" xmlns:cx4="http://schemas.microsoft.com/office/drawing/2016/5/10/chartex" xmlns:cx5="http://schemas.microsoft.com/office/drawing/2016/5/11/chartex" xmlns:cx6="http://schemas.microsoft.com/office/drawing/2016/5/12/chartex" xmlns:cx7="http://schemas.microsoft.com/office/drawing/2016/5/13/chartex" xmlns:cx8="http://schemas.microsoft.com/office/drawing/2016/5/14/chartex" xmlns:mc="http://schemas.openxmlformats.org/markup-compatibility/2006" xmlns:aink="http://schemas.microsoft.com/office/drawing/2016/ink" xmlns:am3d="http://schemas.microsoft.com/office/drawing/2017/model3d" xmlns:o="urn:schemas-microsoft-com:office:office" xmlns:oel="http://schemas.microsoft.com/office/2019/extlst" xmlns:r="http://schemas.openxmlformats.org/officeDocument/2006/relationships" xmlns:m="http://schemas.openxmlformats.org/officeDocument/2006/math" xmlns:v="urn:schemas-microsoft-com:vml" xmlns:wp14="http://schemas.microsoft.com/office/word/2010/wordprocessingDrawing" xmlns:wp="http://schemas.openxmlformats.org/drawingml/2006/wordprocessingDrawing" xmlns:w10="urn:schemas-microsoft-com:office:word" xmlns:w="http://schemas.openxmlformats.org/wordprocessingml/2006/main" xmlns:w14="http://schemas.microsoft.com/office/word/2010/wordml" xmlns:w15="http://schemas.microsoft.com/office/word/2012/wordml" xmlns:w16cei="http://schemas.microsoft.com/office/word/2026/wordml/cei" xmlns:w16cex="http://schemas.microsoft.com/office/word/2018/wordml/cex" xmlns:w16cid="http://schemas.microsoft.com/office/word/2016/wordml/cid" xmlns:w16="http://schemas.microsoft.com/office/word/2018/wordml" xmlns:w16du="http://schemas.microsoft.com/office/word/2023/wordml/word16du" xmlns:w16sdtdh="http://schemas.microsoft.com/office/word/2020/wordml/sdtdatahash" xmlns:w16sdtfl="http://schemas.microsoft.com/office/word/2024/wordml/sdtformatlock" xmlns:w16se="http://schemas.microsoft.com/office/word/2015/wordml/symex" xmlns:wpg="http://schemas.microsoft.com/office/word/2010/wordprocessingGroup" xmlns:wpi="http://schemas.microsoft.com/office/word/2010/wordprocessingInk" xmlns:wne="http://schemas.microsoft.com/office/word/2006/wordml" xmlns:wps="http://schemas.microsoft.com/office/word/2010/wordprocessingShape" mc:Ignorable="w14 w15 w16se w16cid w16 w16cex w16sdtdh w16sdtfl w16du wp14">
+<w:hdr xmlns:wpc="http://schemas.microsoft.com/office/word/2010/wordprocessingCanvas" xmlns:cx="http://schemas.microsoft.com/office/drawing/2014/chartex" xmlns:cx1="http://schemas.microsoft.com/office/drawing/2015/9/8/chartex" xmlns:cx2="http://schemas.microsoft.com/office/drawing/2015/10/21/chartex" xmlns:cx3="http://schemas.microsoft.com/office/drawing/2016/5/9/chartex" xmlns:cx4="http://schemas.microsoft.com/office/drawing/2016/5/10/chartex" xmlns:cx5="http://schemas.microsoft.com/office/drawing/2016/5/11/chartex" xmlns:cx6="http://schemas.microsoft.com/office/drawing/2016/5/12/chartex" xmlns:cx7="http://schemas.microsoft.com/office/drawing/2016/5/13/chartex" xmlns:cx8="http://schemas.microsoft.com/office/drawing/2016/5/14/chartex" xmlns:mc="http://schemas.openxmlformats.org/markup-compatibility/2006" xmlns:aink="http://schemas.microsoft.com/office/drawing/2016/ink" xmlns:am3d="http://schemas.microsoft.com/office/drawing/2017/model3d" xmlns:o="urn:schemas-microsoft-com:office:office" xmlns:oel="http://schemas.microsoft.com/office/2019/extlst" xmlns:r="http://schemas.openxmlformats.org/officeDocument/2006/relationships" xmlns:m="http://schemas.openxmlformats.org/officeDocument/2006/math" xmlns:v="urn:schemas-microsoft-com:vml" xmlns:wp14="http://schemas.microsoft.com/office/word/2010/wordprocessingDrawing" xmlns:wp="http://schemas.openxmlformats.org/drawingml/2006/wordprocessingDrawing" xmlns:w10="urn:schemas-microsoft-com:office:word" xmlns:w="http://schemas.openxmlformats.org/wordprocessingml/2006/main" xmlns:w14="http://schemas.microsoft.com/office/word/2010/wordml" xmlns:w15="http://schemas.microsoft.com/office/word/2012/wordml" xmlns:w16cex="http://schemas.microsoft.com/office/word/2018/wordml/cex" xmlns:w16cid="http://schemas.microsoft.com/office/word/2016/wordml/cid" xmlns:w16="http://schemas.microsoft.com/office/word/2018/wordml" xmlns:w16du="http://schemas.microsoft.com/office/word/2023/wordml/word16du" xmlns:w16sdtdh="http://schemas.microsoft.com/office/word/2020/wordml/sdtdatahash" xmlns:w16sdtfl="http://schemas.microsoft.com/office/word/2024/wordml/sdtformatlock" xmlns:w16se="http://schemas.microsoft.com/office/word/2015/wordml/symex" xmlns:wpg="http://schemas.microsoft.com/office/word/2010/wordprocessingGroup" xmlns:wpi="http://schemas.microsoft.com/office/word/2010/wordprocessingInk" xmlns:wne="http://schemas.microsoft.com/office/word/2006/wordml" xmlns:wps="http://schemas.microsoft.com/office/word/2010/wordprocessingShape" mc:Ignorable="w14 w15 w16se w16cid w16 w16cex w16sdtdh w16sdtfl w16du wp14">
   <w:sdt>
     <w:sdtPr>
       <w:rPr>
@@ -1658,7 +1307,7 @@
     <w:sdtContent>
       <w:p>
         <w:pPr>
-          <w:pStyle w:val="ae"/>
+          <w:pStyle w:val="Header"/>
           <w:pBdr>
             <w:bottom w:val="single" w:sz="4" w:space="1" w:color="D9D9D9" w:themeColor="background1" w:themeShade="D9"/>
           </w:pBdr>
@@ -1708,14 +1357,14 @@
   </w:sdt>
   <w:p>
     <w:pPr>
-      <w:pStyle w:val="ae"/>
+      <w:pStyle w:val="Header"/>
     </w:pPr>
   </w:p>
 </w:hdr>
 </file>
 
 <file path=word/numbering.xml><?xml version="1.0" encoding="utf-8"?>
-<w:numbering xmlns:wpc="http://schemas.microsoft.com/office/word/2010/wordprocessingCanvas" xmlns:cx="http://schemas.microsoft.com/office/drawing/2014/chartex" xmlns:cx1="http://schemas.microsoft.com/office/drawing/2015/9/8/chartex" xmlns:cx2="http://schemas.microsoft.com/office/drawing/2015/10/21/chartex" xmlns:cx3="http://schemas.microsoft.com/office/drawing/2016/5/9/chartex" xmlns:cx4="http://schemas.microsoft.com/office/drawing/2016/5/10/chartex" xmlns:cx5="http://schemas.microsoft.com/office/drawing/2016/5/11/chartex" xmlns:cx6="http://schemas.microsoft.com/office/drawing/2016/5/12/chartex" xmlns:cx7="http://schemas.microsoft.com/office/drawing/2016/5/13/chartex" xmlns:cx8="http://schemas.microsoft.com/office/drawing/2016/5/14/chartex" xmlns:mc="http://schemas.openxmlformats.org/markup-compatibility/2006" xmlns:aink="http://schemas.microsoft.com/office/drawing/2016/ink" xmlns:am3d="http://schemas.microsoft.com/office/drawing/2017/model3d" xmlns:o="urn:schemas-microsoft-com:office:office" xmlns:oel="http://schemas.microsoft.com/office/2019/extlst" xmlns:r="http://schemas.openxmlformats.org/officeDocument/2006/relationships" xmlns:m="http://schemas.openxmlformats.org/officeDocument/2006/math" xmlns:v="urn:schemas-microsoft-com:vml" xmlns:wp14="http://schemas.microsoft.com/office/word/2010/wordprocessingDrawing" xmlns:wp="http://schemas.openxmlformats.org/drawingml/2006/wordprocessingDrawing" xmlns:w10="urn:schemas-microsoft-com:office:word" xmlns:w="http://schemas.openxmlformats.org/wordprocessingml/2006/main" xmlns:w14="http://schemas.microsoft.com/office/word/2010/wordml" xmlns:w15="http://schemas.microsoft.com/office/word/2012/wordml" xmlns:w16cei="http://schemas.microsoft.com/office/word/2026/wordml/cei" xmlns:w16cex="http://schemas.microsoft.com/office/word/2018/wordml/cex" xmlns:w16cid="http://schemas.microsoft.com/office/word/2016/wordml/cid" xmlns:w16="http://schemas.microsoft.com/office/word/2018/wordml" xmlns:w16du="http://schemas.microsoft.com/office/word/2023/wordml/word16du" xmlns:w16sdtdh="http://schemas.microsoft.com/office/word/2020/wordml/sdtdatahash" xmlns:w16sdtfl="http://schemas.microsoft.com/office/word/2024/wordml/sdtformatlock" xmlns:w16se="http://schemas.microsoft.com/office/word/2015/wordml/symex" xmlns:wpg="http://schemas.microsoft.com/office/word/2010/wordprocessingGroup" xmlns:wpi="http://schemas.microsoft.com/office/word/2010/wordprocessingInk" xmlns:wne="http://schemas.microsoft.com/office/word/2006/wordml" xmlns:wps="http://schemas.microsoft.com/office/word/2010/wordprocessingShape" mc:Ignorable="w14 w15 w16se w16cid w16 w16cex w16sdtdh w16sdtfl w16du wp14">
+<w:numbering xmlns:wpc="http://schemas.microsoft.com/office/word/2010/wordprocessingCanvas" xmlns:cx="http://schemas.microsoft.com/office/drawing/2014/chartex" xmlns:cx1="http://schemas.microsoft.com/office/drawing/2015/9/8/chartex" xmlns:cx2="http://schemas.microsoft.com/office/drawing/2015/10/21/chartex" xmlns:cx3="http://schemas.microsoft.com/office/drawing/2016/5/9/chartex" xmlns:cx4="http://schemas.microsoft.com/office/drawing/2016/5/10/chartex" xmlns:cx5="http://schemas.microsoft.com/office/drawing/2016/5/11/chartex" xmlns:cx6="http://schemas.microsoft.com/office/drawing/2016/5/12/chartex" xmlns:cx7="http://schemas.microsoft.com/office/drawing/2016/5/13/chartex" xmlns:cx8="http://schemas.microsoft.com/office/drawing/2016/5/14/chartex" xmlns:mc="http://schemas.openxmlformats.org/markup-compatibility/2006" xmlns:aink="http://schemas.microsoft.com/office/drawing/2016/ink" xmlns:am3d="http://schemas.microsoft.com/office/drawing/2017/model3d" xmlns:o="urn:schemas-microsoft-com:office:office" xmlns:oel="http://schemas.microsoft.com/office/2019/extlst" xmlns:r="http://schemas.openxmlformats.org/officeDocument/2006/relationships" xmlns:m="http://schemas.openxmlformats.org/officeDocument/2006/math" xmlns:v="urn:schemas-microsoft-com:vml" xmlns:wp14="http://schemas.microsoft.com/office/word/2010/wordprocessingDrawing" xmlns:wp="http://schemas.openxmlformats.org/drawingml/2006/wordprocessingDrawing" xmlns:w10="urn:schemas-microsoft-com:office:word" xmlns:w="http://schemas.openxmlformats.org/wordprocessingml/2006/main" xmlns:w14="http://schemas.microsoft.com/office/word/2010/wordml" xmlns:w15="http://schemas.microsoft.com/office/word/2012/wordml" xmlns:w16cex="http://schemas.microsoft.com/office/word/2018/wordml/cex" xmlns:w16cid="http://schemas.microsoft.com/office/word/2016/wordml/cid" xmlns:w16="http://schemas.microsoft.com/office/word/2018/wordml" xmlns:w16du="http://schemas.microsoft.com/office/word/2023/wordml/word16du" xmlns:w16sdtdh="http://schemas.microsoft.com/office/word/2020/wordml/sdtdatahash" xmlns:w16sdtfl="http://schemas.microsoft.com/office/word/2024/wordml/sdtformatlock" xmlns:w16se="http://schemas.microsoft.com/office/word/2015/wordml/symex" xmlns:wpg="http://schemas.microsoft.com/office/word/2010/wordprocessingGroup" xmlns:wpi="http://schemas.microsoft.com/office/word/2010/wordprocessingInk" xmlns:wne="http://schemas.microsoft.com/office/word/2006/wordml" xmlns:wps="http://schemas.microsoft.com/office/word/2010/wordprocessingShape" mc:Ignorable="w14 w15 w16se w16cid w16 w16cex w16sdtdh w16sdtfl w16du wp14">
   <w:abstractNum w:abstractNumId="0" w15:restartNumberingAfterBreak="0">
     <w:nsid w:val="049A49F1"/>
     <w:multiLevelType w:val="hybridMultilevel"/>
@@ -2389,16 +2038,16 @@
     <w:lsdException w:name="Unresolved Mention" w:semiHidden="1" w:unhideWhenUsed="1"/>
     <w:lsdException w:name="Smart Link" w:semiHidden="1" w:unhideWhenUsed="1"/>
   </w:latentStyles>
-  <w:style w:type="paragraph" w:default="1" w:styleId="a">
+  <w:style w:type="paragraph" w:default="1" w:styleId="Normal">
     <w:name w:val="Normal"/>
     <w:qFormat/>
     <w:rsid w:val="00EC3A96"/>
   </w:style>
-  <w:style w:type="paragraph" w:styleId="1">
+  <w:style w:type="paragraph" w:styleId="Heading1">
     <w:name w:val="heading 1"/>
-    <w:basedOn w:val="a"/>
-    <w:next w:val="a"/>
-    <w:link w:val="10"/>
+    <w:basedOn w:val="Normal"/>
+    <w:next w:val="Normal"/>
+    <w:link w:val="Heading1Char"/>
     <w:uiPriority w:val="9"/>
     <w:qFormat/>
     <w:rsid w:val="00EC3A96"/>
@@ -2415,11 +2064,11 @@
       <w:szCs w:val="50"/>
     </w:rPr>
   </w:style>
-  <w:style w:type="paragraph" w:styleId="2">
+  <w:style w:type="paragraph" w:styleId="Heading2">
     <w:name w:val="heading 2"/>
-    <w:basedOn w:val="a"/>
-    <w:next w:val="a"/>
-    <w:link w:val="20"/>
+    <w:basedOn w:val="Normal"/>
+    <w:next w:val="Normal"/>
+    <w:link w:val="Heading2Char"/>
     <w:uiPriority w:val="9"/>
     <w:semiHidden/>
     <w:unhideWhenUsed/>
@@ -2438,11 +2087,11 @@
       <w:szCs w:val="40"/>
     </w:rPr>
   </w:style>
-  <w:style w:type="paragraph" w:styleId="3">
+  <w:style w:type="paragraph" w:styleId="Heading3">
     <w:name w:val="heading 3"/>
-    <w:basedOn w:val="a"/>
-    <w:next w:val="a"/>
-    <w:link w:val="30"/>
+    <w:basedOn w:val="Normal"/>
+    <w:next w:val="Normal"/>
+    <w:link w:val="Heading3Char"/>
     <w:uiPriority w:val="9"/>
     <w:semiHidden/>
     <w:unhideWhenUsed/>
@@ -2461,11 +2110,11 @@
       <w:szCs w:val="35"/>
     </w:rPr>
   </w:style>
-  <w:style w:type="paragraph" w:styleId="4">
+  <w:style w:type="paragraph" w:styleId="Heading4">
     <w:name w:val="heading 4"/>
-    <w:basedOn w:val="a"/>
-    <w:next w:val="a"/>
-    <w:link w:val="40"/>
+    <w:basedOn w:val="Normal"/>
+    <w:next w:val="Normal"/>
+    <w:link w:val="Heading4Char"/>
     <w:uiPriority w:val="9"/>
     <w:semiHidden/>
     <w:unhideWhenUsed/>
@@ -2484,11 +2133,11 @@
       <w:color w:val="2F5496" w:themeColor="accent1" w:themeShade="BF"/>
     </w:rPr>
   </w:style>
-  <w:style w:type="paragraph" w:styleId="5">
+  <w:style w:type="paragraph" w:styleId="Heading5">
     <w:name w:val="heading 5"/>
-    <w:basedOn w:val="a"/>
-    <w:next w:val="a"/>
-    <w:link w:val="50"/>
+    <w:basedOn w:val="Normal"/>
+    <w:next w:val="Normal"/>
+    <w:link w:val="Heading5Char"/>
     <w:uiPriority w:val="9"/>
     <w:semiHidden/>
     <w:unhideWhenUsed/>
@@ -2505,11 +2154,11 @@
       <w:color w:val="2F5496" w:themeColor="accent1" w:themeShade="BF"/>
     </w:rPr>
   </w:style>
-  <w:style w:type="paragraph" w:styleId="6">
+  <w:style w:type="paragraph" w:styleId="Heading6">
     <w:name w:val="heading 6"/>
-    <w:basedOn w:val="a"/>
-    <w:next w:val="a"/>
-    <w:link w:val="60"/>
+    <w:basedOn w:val="Normal"/>
+    <w:next w:val="Normal"/>
+    <w:link w:val="Heading6Char"/>
     <w:uiPriority w:val="9"/>
     <w:semiHidden/>
     <w:unhideWhenUsed/>
@@ -2528,11 +2177,11 @@
       <w:color w:val="595959" w:themeColor="text1" w:themeTint="A6"/>
     </w:rPr>
   </w:style>
-  <w:style w:type="paragraph" w:styleId="7">
+  <w:style w:type="paragraph" w:styleId="Heading7">
     <w:name w:val="heading 7"/>
-    <w:basedOn w:val="a"/>
-    <w:next w:val="a"/>
-    <w:link w:val="70"/>
+    <w:basedOn w:val="Normal"/>
+    <w:next w:val="Normal"/>
+    <w:link w:val="Heading7Char"/>
     <w:uiPriority w:val="9"/>
     <w:semiHidden/>
     <w:unhideWhenUsed/>
@@ -2549,11 +2198,11 @@
       <w:color w:val="595959" w:themeColor="text1" w:themeTint="A6"/>
     </w:rPr>
   </w:style>
-  <w:style w:type="paragraph" w:styleId="8">
+  <w:style w:type="paragraph" w:styleId="Heading8">
     <w:name w:val="heading 8"/>
-    <w:basedOn w:val="a"/>
-    <w:next w:val="a"/>
-    <w:link w:val="80"/>
+    <w:basedOn w:val="Normal"/>
+    <w:next w:val="Normal"/>
+    <w:link w:val="Heading8Char"/>
     <w:uiPriority w:val="9"/>
     <w:semiHidden/>
     <w:unhideWhenUsed/>
@@ -2572,11 +2221,11 @@
       <w:color w:val="272727" w:themeColor="text1" w:themeTint="D8"/>
     </w:rPr>
   </w:style>
-  <w:style w:type="paragraph" w:styleId="9">
+  <w:style w:type="paragraph" w:styleId="Heading9">
     <w:name w:val="heading 9"/>
-    <w:basedOn w:val="a"/>
-    <w:next w:val="a"/>
-    <w:link w:val="90"/>
+    <w:basedOn w:val="Normal"/>
+    <w:next w:val="Normal"/>
+    <w:link w:val="Heading9Char"/>
     <w:uiPriority w:val="9"/>
     <w:semiHidden/>
     <w:unhideWhenUsed/>
@@ -2593,13 +2242,13 @@
       <w:color w:val="272727" w:themeColor="text1" w:themeTint="D8"/>
     </w:rPr>
   </w:style>
-  <w:style w:type="character" w:default="1" w:styleId="a0">
+  <w:style w:type="character" w:default="1" w:styleId="DefaultParagraphFont">
     <w:name w:val="Default Paragraph Font"/>
     <w:uiPriority w:val="1"/>
     <w:semiHidden/>
     <w:unhideWhenUsed/>
   </w:style>
-  <w:style w:type="table" w:default="1" w:styleId="a1">
+  <w:style w:type="table" w:default="1" w:styleId="TableNormal">
     <w:name w:val="Normal Table"/>
     <w:uiPriority w:val="99"/>
     <w:semiHidden/>
@@ -2614,16 +2263,16 @@
       </w:tblCellMar>
     </w:tblPr>
   </w:style>
-  <w:style w:type="numbering" w:default="1" w:styleId="a2">
+  <w:style w:type="numbering" w:default="1" w:styleId="NoList">
     <w:name w:val="No List"/>
     <w:uiPriority w:val="99"/>
     <w:semiHidden/>
     <w:unhideWhenUsed/>
   </w:style>
-  <w:style w:type="character" w:customStyle="1" w:styleId="10">
-    <w:name w:val="หัวเรื่อง 1 อักขระ"/>
-    <w:basedOn w:val="a0"/>
-    <w:link w:val="1"/>
+  <w:style w:type="character" w:customStyle="1" w:styleId="Heading1Char">
+    <w:name w:val="Heading 1 Char"/>
+    <w:basedOn w:val="DefaultParagraphFont"/>
+    <w:link w:val="Heading1"/>
     <w:uiPriority w:val="9"/>
     <w:rsid w:val="00EC3A96"/>
     <w:rPr>
@@ -2633,10 +2282,10 @@
       <w:szCs w:val="50"/>
     </w:rPr>
   </w:style>
-  <w:style w:type="character" w:customStyle="1" w:styleId="20">
-    <w:name w:val="หัวเรื่อง 2 อักขระ"/>
-    <w:basedOn w:val="a0"/>
-    <w:link w:val="2"/>
+  <w:style w:type="character" w:customStyle="1" w:styleId="Heading2Char">
+    <w:name w:val="Heading 2 Char"/>
+    <w:basedOn w:val="DefaultParagraphFont"/>
+    <w:link w:val="Heading2"/>
     <w:uiPriority w:val="9"/>
     <w:semiHidden/>
     <w:rsid w:val="00EC3A96"/>
@@ -2647,10 +2296,10 @@
       <w:szCs w:val="40"/>
     </w:rPr>
   </w:style>
-  <w:style w:type="character" w:customStyle="1" w:styleId="30">
-    <w:name w:val="หัวเรื่อง 3 อักขระ"/>
-    <w:basedOn w:val="a0"/>
-    <w:link w:val="3"/>
+  <w:style w:type="character" w:customStyle="1" w:styleId="Heading3Char">
+    <w:name w:val="Heading 3 Char"/>
+    <w:basedOn w:val="DefaultParagraphFont"/>
+    <w:link w:val="Heading3"/>
     <w:uiPriority w:val="9"/>
     <w:semiHidden/>
     <w:rsid w:val="00EC3A96"/>
@@ -2661,10 +2310,10 @@
       <w:szCs w:val="35"/>
     </w:rPr>
   </w:style>
-  <w:style w:type="character" w:customStyle="1" w:styleId="40">
-    <w:name w:val="หัวเรื่อง 4 อักขระ"/>
-    <w:basedOn w:val="a0"/>
-    <w:link w:val="4"/>
+  <w:style w:type="character" w:customStyle="1" w:styleId="Heading4Char">
+    <w:name w:val="Heading 4 Char"/>
+    <w:basedOn w:val="DefaultParagraphFont"/>
+    <w:link w:val="Heading4"/>
     <w:uiPriority w:val="9"/>
     <w:semiHidden/>
     <w:rsid w:val="00EC3A96"/>
@@ -2675,10 +2324,10 @@
       <w:color w:val="2F5496" w:themeColor="accent1" w:themeShade="BF"/>
     </w:rPr>
   </w:style>
-  <w:style w:type="character" w:customStyle="1" w:styleId="50">
-    <w:name w:val="หัวเรื่อง 5 อักขระ"/>
-    <w:basedOn w:val="a0"/>
-    <w:link w:val="5"/>
+  <w:style w:type="character" w:customStyle="1" w:styleId="Heading5Char">
+    <w:name w:val="Heading 5 Char"/>
+    <w:basedOn w:val="DefaultParagraphFont"/>
+    <w:link w:val="Heading5"/>
     <w:uiPriority w:val="9"/>
     <w:semiHidden/>
     <w:rsid w:val="00EC3A96"/>
@@ -2687,10 +2336,10 @@
       <w:color w:val="2F5496" w:themeColor="accent1" w:themeShade="BF"/>
     </w:rPr>
   </w:style>
-  <w:style w:type="character" w:customStyle="1" w:styleId="60">
-    <w:name w:val="หัวเรื่อง 6 อักขระ"/>
-    <w:basedOn w:val="a0"/>
-    <w:link w:val="6"/>
+  <w:style w:type="character" w:customStyle="1" w:styleId="Heading6Char">
+    <w:name w:val="Heading 6 Char"/>
+    <w:basedOn w:val="DefaultParagraphFont"/>
+    <w:link w:val="Heading6"/>
     <w:uiPriority w:val="9"/>
     <w:semiHidden/>
     <w:rsid w:val="00EC3A96"/>
@@ -2701,10 +2350,10 @@
       <w:color w:val="595959" w:themeColor="text1" w:themeTint="A6"/>
     </w:rPr>
   </w:style>
-  <w:style w:type="character" w:customStyle="1" w:styleId="70">
-    <w:name w:val="หัวเรื่อง 7 อักขระ"/>
-    <w:basedOn w:val="a0"/>
-    <w:link w:val="7"/>
+  <w:style w:type="character" w:customStyle="1" w:styleId="Heading7Char">
+    <w:name w:val="Heading 7 Char"/>
+    <w:basedOn w:val="DefaultParagraphFont"/>
+    <w:link w:val="Heading7"/>
     <w:uiPriority w:val="9"/>
     <w:semiHidden/>
     <w:rsid w:val="00EC3A96"/>
@@ -2713,10 +2362,10 @@
       <w:color w:val="595959" w:themeColor="text1" w:themeTint="A6"/>
     </w:rPr>
   </w:style>
-  <w:style w:type="character" w:customStyle="1" w:styleId="80">
-    <w:name w:val="หัวเรื่อง 8 อักขระ"/>
-    <w:basedOn w:val="a0"/>
-    <w:link w:val="8"/>
+  <w:style w:type="character" w:customStyle="1" w:styleId="Heading8Char">
+    <w:name w:val="Heading 8 Char"/>
+    <w:basedOn w:val="DefaultParagraphFont"/>
+    <w:link w:val="Heading8"/>
     <w:uiPriority w:val="9"/>
     <w:semiHidden/>
     <w:rsid w:val="00EC3A96"/>
@@ -2727,10 +2376,10 @@
       <w:color w:val="272727" w:themeColor="text1" w:themeTint="D8"/>
     </w:rPr>
   </w:style>
-  <w:style w:type="character" w:customStyle="1" w:styleId="90">
-    <w:name w:val="หัวเรื่อง 9 อักขระ"/>
-    <w:basedOn w:val="a0"/>
-    <w:link w:val="9"/>
+  <w:style w:type="character" w:customStyle="1" w:styleId="Heading9Char">
+    <w:name w:val="Heading 9 Char"/>
+    <w:basedOn w:val="DefaultParagraphFont"/>
+    <w:link w:val="Heading9"/>
     <w:uiPriority w:val="9"/>
     <w:semiHidden/>
     <w:rsid w:val="00EC3A96"/>
@@ -2739,11 +2388,11 @@
       <w:color w:val="272727" w:themeColor="text1" w:themeTint="D8"/>
     </w:rPr>
   </w:style>
-  <w:style w:type="paragraph" w:styleId="a3">
+  <w:style w:type="paragraph" w:styleId="Title">
     <w:name w:val="Title"/>
-    <w:basedOn w:val="a"/>
-    <w:next w:val="a"/>
-    <w:link w:val="a4"/>
+    <w:basedOn w:val="Normal"/>
+    <w:next w:val="Normal"/>
+    <w:link w:val="TitleChar"/>
     <w:uiPriority w:val="10"/>
     <w:qFormat/>
     <w:rsid w:val="00EC3A96"/>
@@ -2759,10 +2408,10 @@
       <w:szCs w:val="71"/>
     </w:rPr>
   </w:style>
-  <w:style w:type="character" w:customStyle="1" w:styleId="a4">
-    <w:name w:val="ชื่อเรื่อง อักขระ"/>
-    <w:basedOn w:val="a0"/>
-    <w:link w:val="a3"/>
+  <w:style w:type="character" w:customStyle="1" w:styleId="TitleChar">
+    <w:name w:val="Title Char"/>
+    <w:basedOn w:val="DefaultParagraphFont"/>
+    <w:link w:val="Title"/>
     <w:uiPriority w:val="10"/>
     <w:rsid w:val="00EC3A96"/>
     <w:rPr>
@@ -2773,11 +2422,11 @@
       <w:szCs w:val="71"/>
     </w:rPr>
   </w:style>
-  <w:style w:type="paragraph" w:styleId="a5">
+  <w:style w:type="paragraph" w:styleId="Subtitle">
     <w:name w:val="Subtitle"/>
-    <w:basedOn w:val="a"/>
-    <w:next w:val="a"/>
-    <w:link w:val="a6"/>
+    <w:basedOn w:val="Normal"/>
+    <w:next w:val="Normal"/>
+    <w:link w:val="SubtitleChar"/>
     <w:uiPriority w:val="11"/>
     <w:qFormat/>
     <w:rsid w:val="00EC3A96"/>
@@ -2794,10 +2443,10 @@
       <w:szCs w:val="35"/>
     </w:rPr>
   </w:style>
-  <w:style w:type="character" w:customStyle="1" w:styleId="a6">
-    <w:name w:val="ชื่อเรื่องรอง อักขระ"/>
-    <w:basedOn w:val="a0"/>
-    <w:link w:val="a5"/>
+  <w:style w:type="character" w:customStyle="1" w:styleId="SubtitleChar">
+    <w:name w:val="Subtitle Char"/>
+    <w:basedOn w:val="DefaultParagraphFont"/>
+    <w:link w:val="Subtitle"/>
     <w:uiPriority w:val="11"/>
     <w:rsid w:val="00EC3A96"/>
     <w:rPr>
@@ -2808,11 +2457,11 @@
       <w:szCs w:val="35"/>
     </w:rPr>
   </w:style>
-  <w:style w:type="paragraph" w:styleId="a7">
+  <w:style w:type="paragraph" w:styleId="Quote">
     <w:name w:val="Quote"/>
-    <w:basedOn w:val="a"/>
-    <w:next w:val="a"/>
-    <w:link w:val="a8"/>
+    <w:basedOn w:val="Normal"/>
+    <w:next w:val="Normal"/>
+    <w:link w:val="QuoteChar"/>
     <w:uiPriority w:val="29"/>
     <w:qFormat/>
     <w:rsid w:val="00EC3A96"/>
@@ -2826,10 +2475,10 @@
       <w:color w:val="404040" w:themeColor="text1" w:themeTint="BF"/>
     </w:rPr>
   </w:style>
-  <w:style w:type="character" w:customStyle="1" w:styleId="a8">
-    <w:name w:val="คำอ้างอิง อักขระ"/>
-    <w:basedOn w:val="a0"/>
-    <w:link w:val="a7"/>
+  <w:style w:type="character" w:customStyle="1" w:styleId="QuoteChar">
+    <w:name w:val="Quote Char"/>
+    <w:basedOn w:val="DefaultParagraphFont"/>
+    <w:link w:val="Quote"/>
     <w:uiPriority w:val="29"/>
     <w:rsid w:val="00EC3A96"/>
     <w:rPr>
@@ -2838,9 +2487,9 @@
       <w:color w:val="404040" w:themeColor="text1" w:themeTint="BF"/>
     </w:rPr>
   </w:style>
-  <w:style w:type="paragraph" w:styleId="a9">
+  <w:style w:type="paragraph" w:styleId="ListParagraph">
     <w:name w:val="List Paragraph"/>
-    <w:basedOn w:val="a"/>
+    <w:basedOn w:val="Normal"/>
     <w:uiPriority w:val="34"/>
     <w:qFormat/>
     <w:rsid w:val="00EC3A96"/>
@@ -2849,9 +2498,9 @@
       <w:contextualSpacing/>
     </w:pPr>
   </w:style>
-  <w:style w:type="character" w:styleId="aa">
+  <w:style w:type="character" w:styleId="IntenseEmphasis">
     <w:name w:val="Intense Emphasis"/>
-    <w:basedOn w:val="a0"/>
+    <w:basedOn w:val="DefaultParagraphFont"/>
     <w:uiPriority w:val="21"/>
     <w:qFormat/>
     <w:rsid w:val="00EC3A96"/>
@@ -2861,11 +2510,11 @@
       <w:color w:val="2F5496" w:themeColor="accent1" w:themeShade="BF"/>
     </w:rPr>
   </w:style>
-  <w:style w:type="paragraph" w:styleId="ab">
+  <w:style w:type="paragraph" w:styleId="IntenseQuote">
     <w:name w:val="Intense Quote"/>
-    <w:basedOn w:val="a"/>
-    <w:next w:val="a"/>
-    <w:link w:val="ac"/>
+    <w:basedOn w:val="Normal"/>
+    <w:next w:val="Normal"/>
+    <w:link w:val="IntenseQuoteChar"/>
     <w:uiPriority w:val="30"/>
     <w:qFormat/>
     <w:rsid w:val="00EC3A96"/>
@@ -2884,10 +2533,10 @@
       <w:color w:val="2F5496" w:themeColor="accent1" w:themeShade="BF"/>
     </w:rPr>
   </w:style>
-  <w:style w:type="character" w:customStyle="1" w:styleId="ac">
-    <w:name w:val="ทำให้คำอ้างอิงเป็นสีเข้มขึ้น อักขระ"/>
-    <w:basedOn w:val="a0"/>
-    <w:link w:val="ab"/>
+  <w:style w:type="character" w:customStyle="1" w:styleId="IntenseQuoteChar">
+    <w:name w:val="Intense Quote Char"/>
+    <w:basedOn w:val="DefaultParagraphFont"/>
+    <w:link w:val="IntenseQuote"/>
     <w:uiPriority w:val="30"/>
     <w:rsid w:val="00EC3A96"/>
     <w:rPr>
@@ -2896,9 +2545,9 @@
       <w:color w:val="2F5496" w:themeColor="accent1" w:themeShade="BF"/>
     </w:rPr>
   </w:style>
-  <w:style w:type="character" w:styleId="ad">
+  <w:style w:type="character" w:styleId="IntenseReference">
     <w:name w:val="Intense Reference"/>
-    <w:basedOn w:val="a0"/>
+    <w:basedOn w:val="DefaultParagraphFont"/>
     <w:uiPriority w:val="32"/>
     <w:qFormat/>
     <w:rsid w:val="00EC3A96"/>
@@ -2910,10 +2559,10 @@
       <w:spacing w:val="5"/>
     </w:rPr>
   </w:style>
-  <w:style w:type="paragraph" w:styleId="ae">
+  <w:style w:type="paragraph" w:styleId="Header">
     <w:name w:val="header"/>
-    <w:basedOn w:val="a"/>
-    <w:link w:val="af"/>
+    <w:basedOn w:val="Normal"/>
+    <w:link w:val="HeaderChar"/>
     <w:uiPriority w:val="99"/>
     <w:unhideWhenUsed/>
     <w:rsid w:val="00EC3A96"/>
@@ -2925,17 +2574,17 @@
       <w:spacing w:after="0" w:line="240" w:lineRule="auto"/>
     </w:pPr>
   </w:style>
-  <w:style w:type="character" w:customStyle="1" w:styleId="af">
-    <w:name w:val="หัวกระดาษ อักขระ"/>
-    <w:basedOn w:val="a0"/>
-    <w:link w:val="ae"/>
+  <w:style w:type="character" w:customStyle="1" w:styleId="HeaderChar">
+    <w:name w:val="Header Char"/>
+    <w:basedOn w:val="DefaultParagraphFont"/>
+    <w:link w:val="Header"/>
     <w:uiPriority w:val="99"/>
     <w:rsid w:val="00EC3A96"/>
   </w:style>
-  <w:style w:type="paragraph" w:styleId="af0">
+  <w:style w:type="paragraph" w:styleId="Footer">
     <w:name w:val="footer"/>
-    <w:basedOn w:val="a"/>
-    <w:link w:val="af1"/>
+    <w:basedOn w:val="Normal"/>
+    <w:link w:val="FooterChar"/>
     <w:uiPriority w:val="99"/>
     <w:unhideWhenUsed/>
     <w:rsid w:val="00EC3A96"/>
@@ -2947,10 +2596,10 @@
       <w:spacing w:after="0" w:line="240" w:lineRule="auto"/>
     </w:pPr>
   </w:style>
-  <w:style w:type="character" w:customStyle="1" w:styleId="af1">
-    <w:name w:val="ท้ายกระดาษ อักขระ"/>
-    <w:basedOn w:val="a0"/>
-    <w:link w:val="af0"/>
+  <w:style w:type="character" w:customStyle="1" w:styleId="FooterChar">
+    <w:name w:val="Footer Char"/>
+    <w:basedOn w:val="DefaultParagraphFont"/>
+    <w:link w:val="Footer"/>
     <w:uiPriority w:val="99"/>
     <w:rsid w:val="00EC3A96"/>
   </w:style>

--- a/แผนที่สมบูรณ์สำหรับแทนนี่/025 ณัฐณิชา งานเล่มคู่มือผลิตสื่อ Video.docx
+++ b/แผนที่สมบูรณ์สำหรับแทนนี่/025 ณัฐณิชา งานเล่มคู่มือผลิตสื่อ Video.docx
@@ -699,25 +699,41 @@
         <w:spacing w:after="0" w:line="240" w:lineRule="auto"/>
         <w:ind w:left="432"/>
       </w:pPr>
+      <w:r/>
+      <w:r>
+        <w:rPr>
+          <w:rFonts w:ascii="TH SarabunPSK" w:hAnsi="TH SarabunPSK" w:cs="TH SarabunPSK" w:eastAsia="TH SarabunPSK"/>
+          <w:b w:val="0"/>
+          <w:i w:val="0"/>
+          <w:sz w:val="32"/>
+        </w:rPr>
+        <w:t>รูปแบบสื่อ: วิดีโอแอนิเมชันขนาดความละเอียด Full HD (1080p) สัดส่วน 16:9 แนวนอน ความยาวประมาณ 3.35 นาที</w:t>
+      </w:r>
+    </w:p>
+    <w:p>
+      <w:pPr>
+        <w:spacing w:before="60" w:after="20" w:line="240" w:lineRule="auto"/>
+      </w:pPr>
+      <w:r>
+        <w:rPr>
+          <w:rFonts w:ascii="TH SarabunPSK" w:eastAsia="TH SarabunPSK" w:hAnsi="TH SarabunPSK" w:cs="TH SarabunPSK"/>
+          <w:b/>
+          <w:sz w:val="36"/>
+        </w:rPr>
+        <w:t>2. วัตถุประสงค์</w:t>
+      </w:r>
+    </w:p>
+    <w:p>
+      <w:pPr>
+        <w:spacing w:after="0" w:line="240" w:lineRule="auto"/>
+        <w:ind w:left="432"/>
+      </w:pPr>
       <w:r>
         <w:rPr>
           <w:rFonts w:ascii="TH SarabunPSK" w:eastAsia="TH SarabunPSK" w:hAnsi="TH SarabunPSK" w:cs="TH SarabunPSK"/>
           <w:sz w:val="32"/>
         </w:rPr>
-        <w:t>รูปแบบสื่อ: วิดีโอแอนิเมชันขนาดความละเอียด Full HD (1080p) สัดส่วน 16:9 แนวนอน ความยาวประมาณ 3.30 นาที</w:t>
-      </w:r>
-    </w:p>
-    <w:p>
-      <w:pPr>
-        <w:spacing w:before="60" w:after="20" w:line="240" w:lineRule="auto"/>
-      </w:pPr>
-      <w:r>
-        <w:rPr>
-          <w:rFonts w:ascii="TH SarabunPSK" w:eastAsia="TH SarabunPSK" w:hAnsi="TH SarabunPSK" w:cs="TH SarabunPSK"/>
-          <w:b/>
-          <w:sz w:val="36"/>
-        </w:rPr>
-        <w:t>2. วัตถุประสงค์</w:t>
+        <w:t>1) เพื่อให้นักเรียนเข้าใจความหมายและสามารถระบุด้านตรงข้ามมุมฉาก (c) ของรูปสามเหลี่ยมมุมฉากได้ถูกต้อง (K)</w:t>
       </w:r>
     </w:p>
     <w:p>
@@ -730,7 +746,7 @@
           <w:rFonts w:ascii="TH SarabunPSK" w:eastAsia="TH SarabunPSK" w:hAnsi="TH SarabunPSK" w:cs="TH SarabunPSK"/>
           <w:sz w:val="32"/>
         </w:rPr>
-        <w:t>1) เพื่อให้นักเรียนเข้าใจความหมายและสามารถระบุด้านตรงข้ามมุมฉาก (c) ของรูปสามเหลี่ยมมุมฉากได้ถูกต้อง (K)</w:t>
+        <w:t>2) เพื่ออธิบายที่มาของสูตร c = √(a² + b²) และสาธิตขั้นตอนการคำนวณอย่างเป็นขั้นตอน (P)</w:t>
       </w:r>
     </w:p>
     <w:p>
@@ -743,7 +759,20 @@
           <w:rFonts w:ascii="TH SarabunPSK" w:eastAsia="TH SarabunPSK" w:hAnsi="TH SarabunPSK" w:cs="TH SarabunPSK"/>
           <w:sz w:val="32"/>
         </w:rPr>
-        <w:t>2) เพื่ออธิบายที่มาของสูตร c = √(a² + b²) และสาธิตขั้นตอนการคำนวณอย่างเป็นขั้นตอน (P)</w:t>
+        <w:t>3) เพื่อกระตุ้นความสนใจ สร้างแรงจูงใจ และเตรียมนักเรียนให้พร้อมก่อนเข้าสู่กิจกรรมกลุ่มในห้องเรียน (A)</w:t>
+      </w:r>
+    </w:p>
+    <w:p>
+      <w:pPr>
+        <w:spacing w:before="60" w:after="20" w:line="240" w:lineRule="auto"/>
+      </w:pPr>
+      <w:r>
+        <w:rPr>
+          <w:rFonts w:ascii="TH SarabunPSK" w:eastAsia="TH SarabunPSK" w:hAnsi="TH SarabunPSK" w:cs="TH SarabunPSK"/>
+          <w:b/>
+          <w:sz w:val="36"/>
+        </w:rPr>
+        <w:t>3. การประยุกต์ใช้</w:t>
       </w:r>
     </w:p>
     <w:p>
@@ -756,20 +785,7 @@
           <w:rFonts w:ascii="TH SarabunPSK" w:eastAsia="TH SarabunPSK" w:hAnsi="TH SarabunPSK" w:cs="TH SarabunPSK"/>
           <w:sz w:val="32"/>
         </w:rPr>
-        <w:t>3) เพื่อกระตุ้นความสนใจ สร้างแรงจูงใจ และเตรียมนักเรียนให้พร้อมก่อนเข้าสู่กิจกรรมกลุ่มในห้องเรียน (A)</w:t>
-      </w:r>
-    </w:p>
-    <w:p>
-      <w:pPr>
-        <w:spacing w:before="60" w:after="20" w:line="240" w:lineRule="auto"/>
-      </w:pPr>
-      <w:r>
-        <w:rPr>
-          <w:rFonts w:ascii="TH SarabunPSK" w:eastAsia="TH SarabunPSK" w:hAnsi="TH SarabunPSK" w:cs="TH SarabunPSK"/>
-          <w:b/>
-          <w:sz w:val="36"/>
-        </w:rPr>
-        <w:t>3. การประยุกต์ใช้</w:t>
+        <w:t>• กลุ่มสาระการเรียนรู้: คณิตศาสตร์</w:t>
       </w:r>
     </w:p>
     <w:p>
@@ -782,7 +798,7 @@
           <w:rFonts w:ascii="TH SarabunPSK" w:eastAsia="TH SarabunPSK" w:hAnsi="TH SarabunPSK" w:cs="TH SarabunPSK"/>
           <w:sz w:val="32"/>
         </w:rPr>
-        <w:t>• กลุ่มสาระการเรียนรู้: คณิตศาสตร์</w:t>
+        <w:t>• รายวิชา: คณิตศาสตร์พื้นฐาน รหัสวิชา ค22101</w:t>
       </w:r>
     </w:p>
     <w:p>
@@ -795,7 +811,7 @@
           <w:rFonts w:ascii="TH SarabunPSK" w:eastAsia="TH SarabunPSK" w:hAnsi="TH SarabunPSK" w:cs="TH SarabunPSK"/>
           <w:sz w:val="32"/>
         </w:rPr>
-        <w:t>• รายวิชา: คณิตศาสตร์พื้นฐาน รหัสวิชา ค22101</w:t>
+        <w:t>• หน่วยการเรียนรู้: หน่วยการเรียนรู้ที่ 1 ทฤษฎีบทพีทาโกรัส</w:t>
       </w:r>
     </w:p>
     <w:p>
@@ -808,7 +824,7 @@
           <w:rFonts w:ascii="TH SarabunPSK" w:eastAsia="TH SarabunPSK" w:hAnsi="TH SarabunPSK" w:cs="TH SarabunPSK"/>
           <w:sz w:val="32"/>
         </w:rPr>
-        <w:t>• หน่วยการเรียนรู้: หน่วยการเรียนรู้ที่ 1 ทฤษฎีบทพีทาโกรัส</w:t>
+        <w:t>• แผนการจัดการเรียนรู้: แผนการจัดการเรียนรู้ที่ 3 เรื่อง การหาความยาวด้านตรงข้ามมุมฉาก</w:t>
       </w:r>
     </w:p>
     <w:p>
@@ -821,7 +837,7 @@
           <w:rFonts w:ascii="TH SarabunPSK" w:eastAsia="TH SarabunPSK" w:hAnsi="TH SarabunPSK" w:cs="TH SarabunPSK"/>
           <w:sz w:val="32"/>
         </w:rPr>
-        <w:t>• แผนการจัดการเรียนรู้: แผนการจัดการเรียนรู้ที่ 3 เรื่อง การหาความยาวด้านตรงข้ามมุมฉาก</w:t>
+        <w:t>• ระดับชั้น: ชั้นมัธยมศึกษาปีที่ 2 ภาคเรียนที่ 1 โรงเรียนพิบูลอุปถัมภ์</w:t>
       </w:r>
     </w:p>
     <w:p>
@@ -834,354 +850,3025 @@
           <w:rFonts w:ascii="TH SarabunPSK" w:eastAsia="TH SarabunPSK" w:hAnsi="TH SarabunPSK" w:cs="TH SarabunPSK"/>
           <w:sz w:val="32"/>
         </w:rPr>
-        <w:t>• ระดับชั้น: ชั้นมัธยมศึกษาปีที่ 2 ภาคเรียนที่ 1 โรงเรียนพิบูลอุปถัมภ์</w:t>
-      </w:r>
-    </w:p>
-    <w:p>
-      <w:pPr>
-        <w:spacing w:after="0" w:line="240" w:lineRule="auto"/>
-        <w:ind w:left="432"/>
-      </w:pPr>
-      <w:r>
-        <w:rPr>
-          <w:rFonts w:ascii="TH SarabunPSK" w:eastAsia="TH SarabunPSK" w:hAnsi="TH SarabunPSK" w:cs="TH SarabunPSK"/>
+        <w:t>• รูปแบบการจัดการเรียนรู้: ใช้เป็นสื่อการเรียนรู้นอกห้องเรียนล่วงหน้า (Out-of-Class Learning) ตามแนวคิดห้องเรียนกลับด้าน (Flipped Classroom)</w:t>
+      </w:r>
+    </w:p>
+    <w:p>
+      <w:pPr>
+        <w:keepNext/>
+        <w:pageBreakBefore w:val="0"/>
+        <w:spacing w:before="200" w:after="60" w:line="276" w:lineRule="auto"/>
+        <w:jc w:val="left"/>
+      </w:pPr>
+      <w:r>
+        <w:rPr>
+          <w:rFonts w:ascii="TH SarabunPSK" w:hAnsi="TH SarabunPSK" w:cs="TH SarabunPSK" w:eastAsia="TH SarabunPSK"/>
+          <w:b/>
+          <w:i w:val="0"/>
+          <w:sz w:val="36"/>
+        </w:rPr>
+        <w:t>4. ขั้นตอนการผลิตสื่อ</w:t>
+      </w:r>
+    </w:p>
+    <w:p>
+      <w:pPr>
+        <w:keepNext w:val="0"/>
+        <w:pageBreakBefore w:val="0"/>
+        <w:spacing w:before="0" w:after="80" w:line="276" w:lineRule="auto"/>
+        <w:jc w:val="left"/>
+      </w:pPr>
+      <w:r>
+        <w:rPr>
+          <w:rFonts w:ascii="TH SarabunPSK" w:hAnsi="TH SarabunPSK" w:cs="TH SarabunPSK" w:eastAsia="TH SarabunPSK"/>
+          <w:b w:val="0"/>
+          <w:i w:val="0"/>
           <w:sz w:val="32"/>
         </w:rPr>
-        <w:t>• รูปแบบการจัดการเรียนรู้: ใช้เป็นสื่อการเรียนรู้นอกห้องเรียนล่วงหน้า (Out-of-Class Learning) ตามแนวคิดห้องเรียนกลับด้าน (Flipped Classroom)</w:t>
-      </w:r>
-    </w:p>
-    <w:p>
-      <w:pPr>
-        <w:spacing w:before="60" w:after="20" w:line="240" w:lineRule="auto"/>
-      </w:pPr>
-      <w:r>
-        <w:rPr>
-          <w:rFonts w:ascii="TH SarabunPSK" w:eastAsia="TH SarabunPSK" w:hAnsi="TH SarabunPSK" w:cs="TH SarabunPSK"/>
-          <w:b/>
-          <w:sz w:val="36"/>
-        </w:rPr>
-        <w:t>4. ขั้นตอนการผลิตสื่อ</w:t>
-      </w:r>
-    </w:p>
-    <w:p>
-      <w:pPr>
-        <w:spacing w:after="0" w:line="240" w:lineRule="auto"/>
-      </w:pPr>
-      <w:r>
-        <w:rPr>
-          <w:rFonts w:ascii="TH SarabunPSK" w:eastAsia="TH SarabunPSK" w:hAnsi="TH SarabunPSK" w:cs="TH SarabunPSK"/>
+        <w:t>การผลิตสื่อนวัตกรรมวิดีโอการเรียนรู้ เรื่อง "ไขความลับพีทาโกรัส: ตอน พิชิตการหาด้านตรงข้ามมุมฉาก" เพื่อใช้จัดการเรียนรู้นอกห้องเรียนล่วงหน้า (Out-of-Class Learning) ตามแนวคิดห้องเรียนกลับด้าน (Flipped Classroom) ความยาวรวมประมาณ 3.35 นาที ได้บูรณาการเครื่องมือปัญญาประดิษฐ์ (Generative AI) ร่วมกับซอฟต์แวร์ตัดต่อสมัยใหม่ โดยดำเนินงานตามขั้นตอนการผลิตอย่างเป็นระบบ ดังนี้:</w:t>
+      </w:r>
+    </w:p>
+    <w:p>
+      <w:pPr>
+        <w:keepNext/>
+        <w:pageBreakBefore w:val="0"/>
+        <w:spacing w:before="100" w:after="40" w:line="276" w:lineRule="auto"/>
+        <w:jc w:val="left"/>
+      </w:pPr>
+      <w:r>
+        <w:rPr>
+          <w:rFonts w:ascii="TH SarabunPSK" w:hAnsi="TH SarabunPSK" w:cs="TH SarabunPSK" w:eastAsia="TH SarabunPSK"/>
+          <w:b/>
+          <w:i w:val="0"/>
           <w:sz w:val="32"/>
         </w:rPr>
-        <w:t>การผลิตสื่อวิดีโอนี้ ได้บูรณาการเครื่องมือปัญญาประดิษฐ์ (AI) ร่วมกับซอฟต์แวร์ตัดต่อสมัยใหม่ โดยมีขั้นตอนดำเนินงานอย่างเป็นระบบ ดังนี้:</w:t>
-      </w:r>
-    </w:p>
-    <w:p>
-      <w:pPr>
-        <w:spacing w:after="0" w:line="240" w:lineRule="auto"/>
-        <w:ind w:left="432"/>
-      </w:pPr>
-      <w:r>
-        <w:rPr>
-          <w:rFonts w:ascii="TH SarabunPSK" w:eastAsia="TH SarabunPSK" w:hAnsi="TH SarabunPSK" w:cs="TH SarabunPSK"/>
-          <w:b/>
+        <w:t>4.1 ภาพรวมขั้นตอนและกระบวนการผลิตวิดีโอ (Production Workflow)</w:t>
+      </w:r>
+    </w:p>
+    <w:p>
+      <w:pPr>
+        <w:keepNext w:val="0"/>
+        <w:pageBreakBefore w:val="0"/>
+        <w:spacing w:before="0" w:after="60" w:line="276" w:lineRule="auto"/>
+        <w:jc w:val="left"/>
+      </w:pPr>
+      <w:r>
+        <w:rPr>
+          <w:rFonts w:ascii="TH SarabunPSK" w:hAnsi="TH SarabunPSK" w:cs="TH SarabunPSK" w:eastAsia="TH SarabunPSK"/>
+          <w:b w:val="0"/>
+          <w:i w:val="0"/>
           <w:sz w:val="32"/>
         </w:rPr>
-        <w:t>ขั้นตอนที่ 1: การวางแผนและการเขียนบทพูด (Script Writing)</w:t>
-      </w:r>
-    </w:p>
-    <w:p>
-      <w:pPr>
-        <w:spacing w:after="0" w:line="240" w:lineRule="auto"/>
-        <w:ind w:left="864"/>
-      </w:pPr>
-      <w:r>
-        <w:rPr>
-          <w:rFonts w:ascii="TH SarabunPSK" w:eastAsia="TH SarabunPSK" w:hAnsi="TH SarabunPSK" w:cs="TH SarabunPSK"/>
+        <w:t>การสร้างวิดีโอการสอนความยาวประมาณ 3-4 นาทีด้วย AI ให้ได้คุณภาพสูง ชัดเจน และตรงตามหลักสูตร จำเป็นต้องแยกทำทีละฉาก (Scene-by-Scene) และใช้คำสั่งที่จำเพาะเจาะจง โดยมี 4 ขั้นตอนหลักในการดำเนินงาน:</w:t>
+      </w:r>
+    </w:p>
+    <w:p>
+      <w:pPr>
+        <w:keepNext/>
+        <w:pageBreakBefore w:val="0"/>
+        <w:spacing w:before="60" w:after="20" w:line="276" w:lineRule="auto"/>
+        <w:jc w:val="left"/>
+      </w:pPr>
+      <w:r>
+        <w:rPr>
+          <w:rFonts w:ascii="TH SarabunPSK" w:hAnsi="TH SarabunPSK" w:cs="TH SarabunPSK" w:eastAsia="TH SarabunPSK"/>
+          <w:b/>
+          <w:i w:val="0"/>
+          <w:sz w:val="32"/>
+        </w:rPr>
+        <w:t>1) การเตรียมเสียงพากย์และบทพูด (Voiceover &amp; Audio):</w:t>
+      </w:r>
+    </w:p>
+    <w:p>
+      <w:pPr>
+        <w:keepNext w:val="0"/>
+        <w:pageBreakBefore w:val="0"/>
+        <w:spacing w:before="0" w:after="60" w:line="276" w:lineRule="auto"/>
+        <w:jc w:val="left"/>
+      </w:pPr>
+      <w:r>
+        <w:rPr>
+          <w:rFonts w:ascii="TH SarabunPSK" w:hAnsi="TH SarabunPSK" w:cs="TH SarabunPSK" w:eastAsia="TH SarabunPSK"/>
+          <w:b w:val="0"/>
+          <w:i w:val="0"/>
           <w:sz w:val="30"/>
         </w:rPr>
-        <w:t>• เครื่องมือ AI ที่ใช้: Google Gemini และ OpenAI ChatGPT (GPT-4o)</w:t>
-      </w:r>
-    </w:p>
-    <w:p>
-      <w:pPr>
-        <w:spacing w:after="0" w:line="240" w:lineRule="auto"/>
-        <w:ind w:left="864"/>
-      </w:pPr>
-      <w:r>
-        <w:rPr>
-          <w:rFonts w:ascii="TH SarabunPSK" w:eastAsia="TH SarabunPSK" w:hAnsi="TH SarabunPSK" w:cs="TH SarabunPSK"/>
+        <w:t>• บันทึกและสังเคราะห์เสียงพากย์ของ "ครูณัฐ" ทีละฉาก โดยใช้เทคโนโลยี AI Text-to-Speech (เช่น CapCut AI TTS / ElevenLabs) ซึ่งให้เสียงภาษาไทยที่เป็นธรรมชาติ คุมโทนเสียงให้สดใส อบอุ่น เป็นกันเอง และตื่นเต้นชวนติดตามตามบทบาทครูผู้สอน</w:t>
+        <w:br/>
+        <w:t>• จัดเตรียมเสียงประกอบ (Sound Effects: SFX) เช่น เสียงไซเรนสั้นๆ, เสียงแมวร้อง "เหมียว~", เสียง "ปิ๊ง!", เสียงกระดิ่ง "กริ๊ง!" และเพลงประกอบแนว Edutainment จังหวะสดใสคลอเบาๆ</w:t>
+      </w:r>
+    </w:p>
+    <w:p>
+      <w:pPr>
+        <w:keepNext/>
+        <w:pageBreakBefore w:val="0"/>
+        <w:spacing w:before="60" w:after="20" w:line="276" w:lineRule="auto"/>
+        <w:jc w:val="left"/>
+      </w:pPr>
+      <w:r>
+        <w:rPr>
+          <w:rFonts w:ascii="TH SarabunPSK" w:hAnsi="TH SarabunPSK" w:cs="TH SarabunPSK" w:eastAsia="TH SarabunPSK"/>
+          <w:b/>
+          <w:i w:val="0"/>
+          <w:sz w:val="32"/>
+        </w:rPr>
+        <w:t>2) การสร้างคลิปวิดีโอทีละฉากด้วย AI (Scene Generation):</w:t>
+      </w:r>
+    </w:p>
+    <w:p>
+      <w:pPr>
+        <w:keepNext w:val="0"/>
+        <w:pageBreakBefore w:val="0"/>
+        <w:spacing w:before="0" w:after="60" w:line="276" w:lineRule="auto"/>
+        <w:jc w:val="left"/>
+      </w:pPr>
+      <w:r>
+        <w:rPr>
+          <w:rFonts w:ascii="TH SarabunPSK" w:hAnsi="TH SarabunPSK" w:cs="TH SarabunPSK" w:eastAsia="TH SarabunPSK"/>
+          <w:b w:val="0"/>
+          <w:i w:val="0"/>
           <w:sz w:val="30"/>
         </w:rPr>
-        <w:t>• การดำเนินการ: กำหนดโครงเรื่อง 3 องค์ประกอบ (Intro 30 วิ -&gt; เนื้อหา 2.15 นาที -&gt; สรุป/ภารกิจ 45 วิ) ให้ภาษากระชับ เหมาะกับเด็ก ม.2</w:t>
-      </w:r>
-    </w:p>
-    <w:p>
-      <w:pPr>
-        <w:spacing w:after="0" w:line="240" w:lineRule="auto"/>
-        <w:ind w:left="864"/>
-      </w:pPr>
-      <w:r>
-        <w:rPr>
-          <w:rFonts w:ascii="TH SarabunPSK" w:eastAsia="TH SarabunPSK" w:hAnsi="TH SarabunPSK" w:cs="TH SarabunPSK"/>
+        <w:t>• นำคำสั่ง Video Prompt ภาษาอังกฤษที่ผ่านการปรับแต่งเฉพาะ (Optimized AI Video Prompts) ไปใส่ในเครื่องมือสร้างวิดีโอ AI (เช่น Runway Gen-3 Alpha, Kling AI, Luma Dream Machine) เพื่อสร้างคลิปภาพเคลื่อนไหวแอนิเมชัน 3 มิติ (3D Cute Cartoon Educational Animation) ความยาวฉากละ 15 - 45 วินาที</w:t>
+        <w:br/>
+        <w:t>• คำแนะนำเชิงเทคนิค: การใช้คำสั่งภาษาอังกฤษช่วยให้โมเดล Generative AI ตีความภาพ 3 มิติ การเคลื่อนไหวของมุมกล้อง (Camera Motion) แสงเงา และรายละเอียดสิ่งแวดล้อมได้คมชัดและแม่นยำกว่าภาษาอื่น จึงได้จัดทำชุด Prompt ภาษาอังกฤษสำหรับแต่ละฉากไว้โดยเฉพาะ</w:t>
+      </w:r>
+    </w:p>
+    <w:p>
+      <w:pPr>
+        <w:keepNext/>
+        <w:pageBreakBefore w:val="0"/>
+        <w:spacing w:before="60" w:after="20" w:line="276" w:lineRule="auto"/>
+        <w:jc w:val="left"/>
+      </w:pPr>
+      <w:r>
+        <w:rPr>
+          <w:rFonts w:ascii="TH SarabunPSK" w:hAnsi="TH SarabunPSK" w:cs="TH SarabunPSK" w:eastAsia="TH SarabunPSK"/>
+          <w:b/>
+          <w:i w:val="0"/>
+          <w:sz w:val="32"/>
+        </w:rPr>
+        <w:t>3) การซ้อนข้อความ กราฟิก และการแสดงลิขสิทธิ์ (Text &amp; Graphics Overlay):</w:t>
+      </w:r>
+    </w:p>
+    <w:p>
+      <w:pPr>
+        <w:keepNext w:val="0"/>
+        <w:pageBreakBefore w:val="0"/>
+        <w:spacing w:before="0" w:after="60" w:line="276" w:lineRule="auto"/>
+        <w:jc w:val="left"/>
+      </w:pPr>
+      <w:r>
+        <w:rPr>
+          <w:rFonts w:ascii="TH SarabunPSK" w:hAnsi="TH SarabunPSK" w:cs="TH SarabunPSK" w:eastAsia="TH SarabunPSK"/>
+          <w:b w:val="0"/>
+          <w:i w:val="0"/>
           <w:sz w:val="30"/>
         </w:rPr>
-        <w:t>• บันทึก Prompt คำสั่งที่ใช้:</w:t>
-      </w:r>
-    </w:p>
-    <w:p>
-      <w:pPr>
-        <w:spacing w:after="0" w:line="240" w:lineRule="auto"/>
-        <w:ind w:left="864"/>
-        <w:rPr>
-          <w:sz w:val="28"/>
-        </w:rPr>
-      </w:pPr>
-      <w:r>
-        <w:rPr>
-          <w:rFonts w:ascii="TH SarabunPSK" w:eastAsia="TH SarabunPSK" w:hAnsi="TH SarabunPSK" w:cs="TH SarabunPSK"/>
-          <w:sz w:val="28"/>
-        </w:rPr>
-        <w:t xml:space="preserve">  'ทำหน้าที่เป็นครูสอนคณิตศาสตร์ที่มีสไตล์การสอนสนุกสนาน ช่วยเขียนบทพากย์วิดีโอ 3 นาที เรื่อง การหาความยาวด้านตรงข้ามมุมฉาก ทฤษฎีบทพีทาโกรัส สำหรับเด็ก ม.2 โดยเปิดเรื่องด้วยสถานการณ์รถดับเพลิงช่วยแมวบนหลังคา มีตัวอย่างคำนวณ a=3, b=4 และสรุป 4 สเต็ปทองคำ พร้อมเตือนจุดผิดลืมถอดรูท'</w:t>
-      </w:r>
-    </w:p>
-    <w:p>
-      <w:pPr>
-        <w:spacing w:after="0" w:line="240" w:lineRule="auto"/>
-        <w:ind w:left="432"/>
-      </w:pPr>
-      <w:r>
-        <w:rPr>
-          <w:rFonts w:ascii="TH SarabunPSK" w:eastAsia="TH SarabunPSK" w:hAnsi="TH SarabunPSK" w:cs="TH SarabunPSK"/>
-          <w:b/>
+        <w:t>• นำคลิปวิดีโอที่ได้จากการเจน AI มารวบรวมและจัดวางในโปรแกรมตัดต่อ (CapCut PC / Canva Pro)</w:t>
+        <w:br/>
+        <w:t>• ซ้อนข้อความอธิบายความรู้บนหน้าจอ (Text &amp; Math Overlay) เช่น ไดอะแกรมสามเหลี่ยมมุมฉาก สูตรพีทาโกรัส สเต็ป 1-4 และป้ายเตือนข้อควรระวังตามที่ระบุในแต่ละฉาก</w:t>
+        <w:br/>
+        <w:t>• ข้อกำหนดสำคัญด้านลิขสิทธิ์: วางสัญลักษณ์ข้อความและรหัสนิสิต "ณัฐณิชา 025" ไว้ที่มุมขวาบนของหน้าจอตลอดทั้งคลิปวิดีโอ เพื่อยืนยันลิขสิทธิ์ความเป็นเจ้าของผลงานตนเอง</w:t>
+      </w:r>
+    </w:p>
+    <w:p>
+      <w:pPr>
+        <w:keepNext/>
+        <w:pageBreakBefore w:val="0"/>
+        <w:spacing w:before="60" w:after="20" w:line="276" w:lineRule="auto"/>
+        <w:jc w:val="left"/>
+      </w:pPr>
+      <w:r>
+        <w:rPr>
+          <w:rFonts w:ascii="TH SarabunPSK" w:hAnsi="TH SarabunPSK" w:cs="TH SarabunPSK" w:eastAsia="TH SarabunPSK"/>
+          <w:b/>
+          <w:i w:val="0"/>
           <w:sz w:val="32"/>
         </w:rPr>
-        <w:t>ขั้นตอนที่ 2: การสร้างภาพประกอบและแอนิเมชัน (Visual &amp; Artwork Generation)</w:t>
-      </w:r>
-    </w:p>
-    <w:p>
-      <w:pPr>
-        <w:spacing w:after="0" w:line="240" w:lineRule="auto"/>
-        <w:ind w:left="864"/>
-      </w:pPr>
-      <w:r>
-        <w:rPr>
-          <w:rFonts w:ascii="TH SarabunPSK" w:eastAsia="TH SarabunPSK" w:hAnsi="TH SarabunPSK" w:cs="TH SarabunPSK"/>
+        <w:t>4) การจัดจังหวะ ผสมเสียง และควบคุมความยาว (Editing &amp; Audio Mixing):</w:t>
+      </w:r>
+    </w:p>
+    <w:p>
+      <w:pPr>
+        <w:keepNext w:val="0"/>
+        <w:pageBreakBefore w:val="0"/>
+        <w:spacing w:before="0" w:after="100" w:line="276" w:lineRule="auto"/>
+        <w:jc w:val="left"/>
+      </w:pPr>
+      <w:r>
+        <w:rPr>
+          <w:rFonts w:ascii="TH SarabunPSK" w:hAnsi="TH SarabunPSK" w:cs="TH SarabunPSK" w:eastAsia="TH SarabunPSK"/>
+          <w:b w:val="0"/>
+          <w:i w:val="0"/>
           <w:sz w:val="30"/>
         </w:rPr>
-        <w:t>• เครื่องมือ AI ที่ใช้: Canva Magic Media (Text to Image) และ Canva Pro</w:t>
-      </w:r>
-    </w:p>
-    <w:p>
-      <w:pPr>
-        <w:spacing w:after="0" w:line="240" w:lineRule="auto"/>
-        <w:ind w:left="864"/>
-      </w:pPr>
-      <w:r>
-        <w:rPr>
-          <w:rFonts w:ascii="TH SarabunPSK" w:eastAsia="TH SarabunPSK" w:hAnsi="TH SarabunPSK" w:cs="TH SarabunPSK"/>
+        <w:t>• ตรวจสอบความต่อเนื่องและความลื่นไหลของภาพ แอนิเมชัน เสียงพากย์ ดนตรีคลอ และซับไตเติลภาษาไทย ให้ตรงจังหวะและมีความกลมกลืน</w:t>
+        <w:br/>
+        <w:t>• ควบคุมความยาวรวมของสื่อวิดีโอให้อยู่ที่ 3 นาที 35 วินาที (อยู่ในเกณฑ์ 3 - 4 นาที และไม่เกิน 5 นาทีตามกำหนดอย่างเคร่งครัด)</w:t>
+      </w:r>
+    </w:p>
+    <w:p>
+      <w:pPr>
+        <w:keepNext/>
+        <w:pageBreakBefore w:val="0"/>
+        <w:spacing w:before="100" w:after="60" w:line="276" w:lineRule="auto"/>
+        <w:jc w:val="left"/>
+      </w:pPr>
+      <w:r>
+        <w:rPr>
+          <w:rFonts w:ascii="TH SarabunPSK" w:hAnsi="TH SarabunPSK" w:cs="TH SarabunPSK" w:eastAsia="TH SarabunPSK"/>
+          <w:b/>
+          <w:i w:val="0"/>
+          <w:sz w:val="32"/>
+        </w:rPr>
+        <w:t>4.2 การประยุกต์ใช้เครื่องมือเทคโนโลยีและปัญญาประดิษฐ์ (AI Tools &amp; Applications)</w:t>
+      </w:r>
+    </w:p>
+    <w:tbl>
+      <w:tblPr>
+        <w:tblW w:type="auto" w:w="0"/>
+        <w:tblLook w:firstColumn="1" w:firstRow="1" w:lastColumn="0" w:lastRow="0" w:noHBand="0" w:noVBand="1" w:val="04A0"/>
+        <w:jc w:val="center"/>
+        <w:tblBorders>
+          <w:top w:val="single" w:sz="4" w:space="0" w:color="D0D5DD"/>
+          <w:bottom w:val="single" w:sz="4" w:space="0" w:color="D0D5DD"/>
+          <w:left w:val="none"/>
+          <w:right w:val="none"/>
+          <w:insideH w:val="single" w:sz="4" w:space="0" w:color="D0D5DD"/>
+          <w:insideV w:val="none"/>
+        </w:tblBorders>
+      </w:tblPr>
+      <w:tblGrid>
+        <w:gridCol w:w="2946"/>
+        <w:gridCol w:w="2946"/>
+        <w:gridCol w:w="2946"/>
+      </w:tblGrid>
+      <w:tr>
+        <w:tc>
+          <w:tcPr>
+            <w:tcW w:type="dxa" w:w="2592"/>
+            <w:shd w:fill="F2F4F7"/>
+            <w:tcMar>
+              <w:top w:w="60" w:type="dxa"/>
+              <w:bottom w:w="60" w:type="dxa"/>
+              <w:left w:w="90" w:type="dxa"/>
+              <w:right w:w="90" w:type="dxa"/>
+            </w:tcMar>
+          </w:tcPr>
+          <w:p>
+            <w:pPr>
+              <w:jc w:val="center"/>
+            </w:pPr>
+            <w:r>
+              <w:rPr>
+                <w:rFonts w:ascii="TH SarabunPSK" w:hAnsi="TH SarabunPSK" w:cs="TH SarabunPSK" w:eastAsia="TH SarabunPSK"/>
+                <w:b/>
+                <w:i w:val="0"/>
+                <w:sz w:val="28"/>
+              </w:rPr>
+              <w:t>ขั้นตอนการทำงาน</w:t>
+            </w:r>
+          </w:p>
+        </w:tc>
+        <w:tc>
+          <w:tcPr>
+            <w:tcW w:type="dxa" w:w="2592"/>
+            <w:shd w:fill="F2F4F7"/>
+            <w:tcMar>
+              <w:top w:w="60" w:type="dxa"/>
+              <w:bottom w:w="60" w:type="dxa"/>
+              <w:left w:w="90" w:type="dxa"/>
+              <w:right w:w="90" w:type="dxa"/>
+            </w:tcMar>
+          </w:tcPr>
+          <w:p>
+            <w:pPr>
+              <w:jc w:val="center"/>
+            </w:pPr>
+            <w:r>
+              <w:rPr>
+                <w:rFonts w:ascii="TH SarabunPSK" w:hAnsi="TH SarabunPSK" w:cs="TH SarabunPSK" w:eastAsia="TH SarabunPSK"/>
+                <w:b/>
+                <w:i w:val="0"/>
+                <w:sz w:val="28"/>
+              </w:rPr>
+              <w:t>เครื่องมือ / ซอฟต์แวร์ที่ใช้</w:t>
+            </w:r>
+          </w:p>
+        </w:tc>
+        <w:tc>
+          <w:tcPr>
+            <w:tcW w:type="dxa" w:w="4176"/>
+            <w:shd w:fill="F2F4F7"/>
+            <w:tcMar>
+              <w:top w:w="60" w:type="dxa"/>
+              <w:bottom w:w="60" w:type="dxa"/>
+              <w:left w:w="90" w:type="dxa"/>
+              <w:right w:w="90" w:type="dxa"/>
+            </w:tcMar>
+          </w:tcPr>
+          <w:p>
+            <w:pPr>
+              <w:jc w:val="center"/>
+            </w:pPr>
+            <w:r>
+              <w:rPr>
+                <w:rFonts w:ascii="TH SarabunPSK" w:hAnsi="TH SarabunPSK" w:cs="TH SarabunPSK" w:eastAsia="TH SarabunPSK"/>
+                <w:b/>
+                <w:i w:val="0"/>
+                <w:sz w:val="28"/>
+              </w:rPr>
+              <w:t>วัตถุประสงค์และการประยุกต์ใช้</w:t>
+            </w:r>
+          </w:p>
+        </w:tc>
+      </w:tr>
+      <w:tr>
+        <w:tc>
+          <w:tcPr>
+            <w:tcW w:type="dxa" w:w="2592"/>
+            <w:tcMar>
+              <w:top w:w="50" w:type="dxa"/>
+              <w:bottom w:w="50" w:type="dxa"/>
+              <w:left w:w="90" w:type="dxa"/>
+              <w:right w:w="90" w:type="dxa"/>
+            </w:tcMar>
+            <w:shd w:fill="F9FAFB"/>
+          </w:tcPr>
+          <w:p>
+            <w:pPr>
+              <w:jc w:val="center"/>
+            </w:pPr>
+            <w:r>
+              <w:rPr>
+                <w:rFonts w:ascii="TH SarabunPSK" w:hAnsi="TH SarabunPSK" w:cs="TH SarabunPSK" w:eastAsia="TH SarabunPSK"/>
+                <w:b/>
+                <w:i w:val="0"/>
+                <w:sz w:val="26"/>
+              </w:rPr>
+              <w:t>1. การวางแผนและเขียนบทพูด</w:t>
+              <w:br/>
+              <w:t>(Script Writing)</w:t>
+            </w:r>
+          </w:p>
+        </w:tc>
+        <w:tc>
+          <w:tcPr>
+            <w:tcW w:type="dxa" w:w="2592"/>
+            <w:tcMar>
+              <w:top w:w="50" w:type="dxa"/>
+              <w:bottom w:w="50" w:type="dxa"/>
+              <w:left w:w="90" w:type="dxa"/>
+              <w:right w:w="90" w:type="dxa"/>
+            </w:tcMar>
+            <w:shd w:fill="F9FAFB"/>
+          </w:tcPr>
+          <w:p>
+            <w:pPr>
+              <w:jc w:val="left"/>
+            </w:pPr>
+            <w:r>
+              <w:rPr>
+                <w:rFonts w:ascii="TH SarabunPSK" w:hAnsi="TH SarabunPSK" w:cs="TH SarabunPSK" w:eastAsia="TH SarabunPSK"/>
+                <w:b w:val="0"/>
+                <w:i w:val="0"/>
+                <w:sz w:val="26"/>
+              </w:rPr>
+              <w:t>Google Gemini &amp;</w:t>
+              <w:br/>
+              <w:t>ChatGPT (GPT-4o)</w:t>
+            </w:r>
+          </w:p>
+        </w:tc>
+        <w:tc>
+          <w:tcPr>
+            <w:tcW w:type="dxa" w:w="4176"/>
+            <w:tcMar>
+              <w:top w:w="50" w:type="dxa"/>
+              <w:bottom w:w="50" w:type="dxa"/>
+              <w:left w:w="90" w:type="dxa"/>
+              <w:right w:w="90" w:type="dxa"/>
+            </w:tcMar>
+            <w:shd w:fill="F9FAFB"/>
+          </w:tcPr>
+          <w:p>
+            <w:pPr>
+              <w:jc w:val="left"/>
+            </w:pPr>
+            <w:r>
+              <w:rPr>
+                <w:rFonts w:ascii="TH SarabunPSK" w:hAnsi="TH SarabunPSK" w:cs="TH SarabunPSK" w:eastAsia="TH SarabunPSK"/>
+                <w:b w:val="0"/>
+                <w:i w:val="0"/>
+                <w:sz w:val="26"/>
+              </w:rPr>
+              <w:t>กำหนดโครงเรื่อง 3 ช่วง (Intro -&gt; Body -&gt; Outro) ยกร่างบทพากย์ครูณัฐ และคำนวณเวลาให้กระชับเหมาะสมกับเด็ก ม.2</w:t>
+            </w:r>
+          </w:p>
+        </w:tc>
+      </w:tr>
+      <w:tr>
+        <w:tc>
+          <w:tcPr>
+            <w:tcW w:type="dxa" w:w="2592"/>
+            <w:tcMar>
+              <w:top w:w="50" w:type="dxa"/>
+              <w:bottom w:w="50" w:type="dxa"/>
+              <w:left w:w="90" w:type="dxa"/>
+              <w:right w:w="90" w:type="dxa"/>
+            </w:tcMar>
+          </w:tcPr>
+          <w:p>
+            <w:pPr>
+              <w:jc w:val="center"/>
+            </w:pPr>
+            <w:r>
+              <w:rPr>
+                <w:rFonts w:ascii="TH SarabunPSK" w:hAnsi="TH SarabunPSK" w:cs="TH SarabunPSK" w:eastAsia="TH SarabunPSK"/>
+                <w:b/>
+                <w:i w:val="0"/>
+                <w:sz w:val="26"/>
+              </w:rPr>
+              <w:t>2. การสร้างภาพนิ่งและคีย์เฟรม</w:t>
+              <w:br/>
+              <w:t>(Visual Concept)</w:t>
+            </w:r>
+          </w:p>
+        </w:tc>
+        <w:tc>
+          <w:tcPr>
+            <w:tcW w:type="dxa" w:w="2592"/>
+            <w:tcMar>
+              <w:top w:w="50" w:type="dxa"/>
+              <w:bottom w:w="50" w:type="dxa"/>
+              <w:left w:w="90" w:type="dxa"/>
+              <w:right w:w="90" w:type="dxa"/>
+            </w:tcMar>
+          </w:tcPr>
+          <w:p>
+            <w:pPr>
+              <w:jc w:val="left"/>
+            </w:pPr>
+            <w:r>
+              <w:rPr>
+                <w:rFonts w:ascii="TH SarabunPSK" w:hAnsi="TH SarabunPSK" w:cs="TH SarabunPSK" w:eastAsia="TH SarabunPSK"/>
+                <w:b w:val="0"/>
+                <w:i w:val="0"/>
+                <w:sz w:val="26"/>
+              </w:rPr>
+              <w:t>Canva Magic Media &amp;</w:t>
+              <w:br/>
+              <w:t>Canva Pro</w:t>
+            </w:r>
+          </w:p>
+        </w:tc>
+        <w:tc>
+          <w:tcPr>
+            <w:tcW w:type="dxa" w:w="4176"/>
+            <w:tcMar>
+              <w:top w:w="50" w:type="dxa"/>
+              <w:bottom w:w="50" w:type="dxa"/>
+              <w:left w:w="90" w:type="dxa"/>
+              <w:right w:w="90" w:type="dxa"/>
+            </w:tcMar>
+          </w:tcPr>
+          <w:p>
+            <w:pPr>
+              <w:jc w:val="left"/>
+            </w:pPr>
+            <w:r>
+              <w:rPr>
+                <w:rFonts w:ascii="TH SarabunPSK" w:hAnsi="TH SarabunPSK" w:cs="TH SarabunPSK" w:eastAsia="TH SarabunPSK"/>
+                <w:b w:val="0"/>
+                <w:i w:val="0"/>
+                <w:sz w:val="26"/>
+              </w:rPr>
+              <w:t>สร้างภาพร่างต้นแบบตัวละครคุณครู ภาพจำลองรถดับเพลิง และไดอะแกรมเรขาคณิตสามเหลี่ยมมุมฉาก</w:t>
+            </w:r>
+          </w:p>
+        </w:tc>
+      </w:tr>
+      <w:tr>
+        <w:tc>
+          <w:tcPr>
+            <w:tcW w:type="dxa" w:w="2592"/>
+            <w:tcMar>
+              <w:top w:w="50" w:type="dxa"/>
+              <w:bottom w:w="50" w:type="dxa"/>
+              <w:left w:w="90" w:type="dxa"/>
+              <w:right w:w="90" w:type="dxa"/>
+            </w:tcMar>
+            <w:shd w:fill="F9FAFB"/>
+          </w:tcPr>
+          <w:p>
+            <w:pPr>
+              <w:jc w:val="center"/>
+            </w:pPr>
+            <w:r>
+              <w:rPr>
+                <w:rFonts w:ascii="TH SarabunPSK" w:hAnsi="TH SarabunPSK" w:cs="TH SarabunPSK" w:eastAsia="TH SarabunPSK"/>
+                <w:b/>
+                <w:i w:val="0"/>
+                <w:sz w:val="26"/>
+              </w:rPr>
+              <w:t>3. การสร้างวิดีโอแอนิเมชัน AI</w:t>
+              <w:br/>
+              <w:t>(Scene Generation)</w:t>
+            </w:r>
+          </w:p>
+        </w:tc>
+        <w:tc>
+          <w:tcPr>
+            <w:tcW w:type="dxa" w:w="2592"/>
+            <w:tcMar>
+              <w:top w:w="50" w:type="dxa"/>
+              <w:bottom w:w="50" w:type="dxa"/>
+              <w:left w:w="90" w:type="dxa"/>
+              <w:right w:w="90" w:type="dxa"/>
+            </w:tcMar>
+            <w:shd w:fill="F9FAFB"/>
+          </w:tcPr>
+          <w:p>
+            <w:pPr>
+              <w:jc w:val="left"/>
+            </w:pPr>
+            <w:r>
+              <w:rPr>
+                <w:rFonts w:ascii="TH SarabunPSK" w:hAnsi="TH SarabunPSK" w:cs="TH SarabunPSK" w:eastAsia="TH SarabunPSK"/>
+                <w:b w:val="0"/>
+                <w:i w:val="0"/>
+                <w:sz w:val="26"/>
+              </w:rPr>
+              <w:t>Runway Gen-3 Alpha /</w:t>
+              <w:br/>
+              <w:t>Kling AI / Luma</w:t>
+            </w:r>
+          </w:p>
+        </w:tc>
+        <w:tc>
+          <w:tcPr>
+            <w:tcW w:type="dxa" w:w="4176"/>
+            <w:tcMar>
+              <w:top w:w="50" w:type="dxa"/>
+              <w:bottom w:w="50" w:type="dxa"/>
+              <w:left w:w="90" w:type="dxa"/>
+              <w:right w:w="90" w:type="dxa"/>
+            </w:tcMar>
+            <w:shd w:fill="F9FAFB"/>
+          </w:tcPr>
+          <w:p>
+            <w:pPr>
+              <w:jc w:val="left"/>
+            </w:pPr>
+            <w:r>
+              <w:rPr>
+                <w:rFonts w:ascii="TH SarabunPSK" w:hAnsi="TH SarabunPSK" w:cs="TH SarabunPSK" w:eastAsia="TH SarabunPSK"/>
+                <w:b w:val="0"/>
+                <w:i w:val="0"/>
+                <w:sz w:val="26"/>
+              </w:rPr>
+              <w:t>นำชุดคำสั่ง Video Prompt ภาษาอังกฤษไปสร้างคลิปแอนิเมชัน 3D การ์ตูนเพื่อการศึกษาทีละฉาก ความละเอียด 1080p</w:t>
+            </w:r>
+          </w:p>
+        </w:tc>
+      </w:tr>
+      <w:tr>
+        <w:tc>
+          <w:tcPr>
+            <w:tcW w:type="dxa" w:w="2592"/>
+            <w:tcMar>
+              <w:top w:w="50" w:type="dxa"/>
+              <w:bottom w:w="50" w:type="dxa"/>
+              <w:left w:w="90" w:type="dxa"/>
+              <w:right w:w="90" w:type="dxa"/>
+            </w:tcMar>
+          </w:tcPr>
+          <w:p>
+            <w:pPr>
+              <w:jc w:val="center"/>
+            </w:pPr>
+            <w:r>
+              <w:rPr>
+                <w:rFonts w:ascii="TH SarabunPSK" w:hAnsi="TH SarabunPSK" w:cs="TH SarabunPSK" w:eastAsia="TH SarabunPSK"/>
+                <w:b/>
+                <w:i w:val="0"/>
+                <w:sz w:val="26"/>
+              </w:rPr>
+              <w:t>4. การสังเคราะห์เสียงพากย์ AI</w:t>
+              <w:br/>
+              <w:t>(Voiceover Generation)</w:t>
+            </w:r>
+          </w:p>
+        </w:tc>
+        <w:tc>
+          <w:tcPr>
+            <w:tcW w:type="dxa" w:w="2592"/>
+            <w:tcMar>
+              <w:top w:w="50" w:type="dxa"/>
+              <w:bottom w:w="50" w:type="dxa"/>
+              <w:left w:w="90" w:type="dxa"/>
+              <w:right w:w="90" w:type="dxa"/>
+            </w:tcMar>
+          </w:tcPr>
+          <w:p>
+            <w:pPr>
+              <w:jc w:val="left"/>
+            </w:pPr>
+            <w:r>
+              <w:rPr>
+                <w:rFonts w:ascii="TH SarabunPSK" w:hAnsi="TH SarabunPSK" w:cs="TH SarabunPSK" w:eastAsia="TH SarabunPSK"/>
+                <w:b w:val="0"/>
+                <w:i w:val="0"/>
+                <w:sz w:val="26"/>
+              </w:rPr>
+              <w:t>CapCut AI Text-to-Speech</w:t>
+              <w:br/>
+              <w:t>(เสียงครูใจดี) / ElevenLabs</w:t>
+            </w:r>
+          </w:p>
+        </w:tc>
+        <w:tc>
+          <w:tcPr>
+            <w:tcW w:type="dxa" w:w="4176"/>
+            <w:tcMar>
+              <w:top w:w="50" w:type="dxa"/>
+              <w:bottom w:w="50" w:type="dxa"/>
+              <w:left w:w="90" w:type="dxa"/>
+              <w:right w:w="90" w:type="dxa"/>
+            </w:tcMar>
+          </w:tcPr>
+          <w:p>
+            <w:pPr>
+              <w:jc w:val="left"/>
+            </w:pPr>
+            <w:r>
+              <w:rPr>
+                <w:rFonts w:ascii="TH SarabunPSK" w:hAnsi="TH SarabunPSK" w:cs="TH SarabunPSK" w:eastAsia="TH SarabunPSK"/>
+                <w:b w:val="0"/>
+                <w:i w:val="0"/>
+                <w:sz w:val="26"/>
+              </w:rPr>
+              <w:t>แปลงบทพูดภาษาไทยเป็นเสียงบรรยายสดใส เป็นธรรมชาติ เว้นจังหวะเน้นย้ำสูตรและจุดสำคัญได้อย่างถูกต้อง</w:t>
+            </w:r>
+          </w:p>
+        </w:tc>
+      </w:tr>
+      <w:tr>
+        <w:tc>
+          <w:tcPr>
+            <w:tcW w:type="dxa" w:w="2592"/>
+            <w:tcMar>
+              <w:top w:w="50" w:type="dxa"/>
+              <w:bottom w:w="50" w:type="dxa"/>
+              <w:left w:w="90" w:type="dxa"/>
+              <w:right w:w="90" w:type="dxa"/>
+            </w:tcMar>
+            <w:shd w:fill="F9FAFB"/>
+          </w:tcPr>
+          <w:p>
+            <w:pPr>
+              <w:jc w:val="center"/>
+            </w:pPr>
+            <w:r>
+              <w:rPr>
+                <w:rFonts w:ascii="TH SarabunPSK" w:hAnsi="TH SarabunPSK" w:cs="TH SarabunPSK" w:eastAsia="TH SarabunPSK"/>
+                <w:b/>
+                <w:i w:val="0"/>
+                <w:sz w:val="26"/>
+              </w:rPr>
+              <w:t>5. การตัดต่อ กราฟิก และเรนเดอร์</w:t>
+              <w:br/>
+              <w:t>(Editing &amp; Compositing)</w:t>
+            </w:r>
+          </w:p>
+        </w:tc>
+        <w:tc>
+          <w:tcPr>
+            <w:tcW w:type="dxa" w:w="2592"/>
+            <w:tcMar>
+              <w:top w:w="50" w:type="dxa"/>
+              <w:bottom w:w="50" w:type="dxa"/>
+              <w:left w:w="90" w:type="dxa"/>
+              <w:right w:w="90" w:type="dxa"/>
+            </w:tcMar>
+            <w:shd w:fill="F9FAFB"/>
+          </w:tcPr>
+          <w:p>
+            <w:pPr>
+              <w:jc w:val="left"/>
+            </w:pPr>
+            <w:r>
+              <w:rPr>
+                <w:rFonts w:ascii="TH SarabunPSK" w:hAnsi="TH SarabunPSK" w:cs="TH SarabunPSK" w:eastAsia="TH SarabunPSK"/>
+                <w:b w:val="0"/>
+                <w:i w:val="0"/>
+                <w:sz w:val="26"/>
+              </w:rPr>
+              <w:t>CapCut PC &amp;</w:t>
+              <w:br/>
+              <w:t>Canva Pro</w:t>
+            </w:r>
+          </w:p>
+        </w:tc>
+        <w:tc>
+          <w:tcPr>
+            <w:tcW w:type="dxa" w:w="4176"/>
+            <w:tcMar>
+              <w:top w:w="50" w:type="dxa"/>
+              <w:bottom w:w="50" w:type="dxa"/>
+              <w:left w:w="90" w:type="dxa"/>
+              <w:right w:w="90" w:type="dxa"/>
+            </w:tcMar>
+            <w:shd w:fill="F9FAFB"/>
+          </w:tcPr>
+          <w:p>
+            <w:pPr>
+              <w:jc w:val="left"/>
+            </w:pPr>
+            <w:r>
+              <w:rPr>
+                <w:rFonts w:ascii="TH SarabunPSK" w:hAnsi="TH SarabunPSK" w:cs="TH SarabunPSK" w:eastAsia="TH SarabunPSK"/>
+                <w:b w:val="0"/>
+                <w:i w:val="0"/>
+                <w:sz w:val="26"/>
+              </w:rPr>
+              <w:t>รวมคลิปวิดีโอ ซ้อนภาพ ซ้อนสูตรคณิตศาสตร์ ใส่ซับไตเติล ผสมเสียงดนตรี/SFX ฝังลายน้ำ 'ณัฐณิชา 025' และเรนเดอร์เป็นไฟล์ MP4</w:t>
+            </w:r>
+          </w:p>
+        </w:tc>
+      </w:tr>
+    </w:tbl>
+    <w:p>
+      <w:pPr>
+        <w:keepNext w:val="0"/>
+        <w:pageBreakBefore w:val="0"/>
+        <w:spacing w:before="0" w:after="60" w:line="276" w:lineRule="auto"/>
+        <w:jc w:val="left"/>
+      </w:pPr>
+    </w:p>
+    <w:p>
+      <w:pPr>
+        <w:keepNext/>
+        <w:pageBreakBefore/>
+        <w:spacing w:before="120" w:after="60" w:line="276" w:lineRule="auto"/>
+        <w:jc w:val="left"/>
+      </w:pPr>
+      <w:r>
+        <w:rPr>
+          <w:rFonts w:ascii="TH SarabunPSK" w:hAnsi="TH SarabunPSK" w:cs="TH SarabunPSK" w:eastAsia="TH SarabunPSK"/>
+          <w:b/>
+          <w:i w:val="0"/>
+          <w:sz w:val="32"/>
+        </w:rPr>
+        <w:t>4.3 ตารางสรุปภาพรวมโครงสร้างสื่อวิดีโอ (Video Storyboard Overview)</w:t>
+      </w:r>
+    </w:p>
+    <w:tbl>
+      <w:tblPr>
+        <w:tblW w:type="auto" w:w="0"/>
+        <w:tblLook w:firstColumn="1" w:firstRow="1" w:lastColumn="0" w:lastRow="0" w:noHBand="0" w:noVBand="1" w:val="04A0"/>
+        <w:jc w:val="center"/>
+        <w:tblBorders>
+          <w:top w:val="single" w:sz="4" w:space="0" w:color="D0D5DD"/>
+          <w:bottom w:val="single" w:sz="4" w:space="0" w:color="D0D5DD"/>
+          <w:left w:val="none"/>
+          <w:right w:val="none"/>
+          <w:insideH w:val="single" w:sz="4" w:space="0" w:color="D0D5DD"/>
+          <w:insideV w:val="none"/>
+        </w:tblBorders>
+      </w:tblPr>
+      <w:tblGrid>
+        <w:gridCol w:w="1767"/>
+        <w:gridCol w:w="1767"/>
+        <w:gridCol w:w="1767"/>
+        <w:gridCol w:w="1767"/>
+        <w:gridCol w:w="1767"/>
+      </w:tblGrid>
+      <w:tr>
+        <w:tc>
+          <w:tcPr>
+            <w:tcW w:type="dxa" w:w="1152"/>
+            <w:shd w:fill="EBF3FB"/>
+            <w:tcMar>
+              <w:top w:w="70" w:type="dxa"/>
+              <w:bottom w:w="70" w:type="dxa"/>
+              <w:left w:w="80" w:type="dxa"/>
+              <w:right w:w="80" w:type="dxa"/>
+            </w:tcMar>
+          </w:tcPr>
+          <w:p>
+            <w:pPr>
+              <w:jc w:val="center"/>
+            </w:pPr>
+            <w:r>
+              <w:rPr>
+                <w:rFonts w:ascii="TH SarabunPSK" w:hAnsi="TH SarabunPSK" w:cs="TH SarabunPSK" w:eastAsia="TH SarabunPSK"/>
+                <w:b/>
+                <w:i w:val="0"/>
+                <w:sz w:val="28"/>
+              </w:rPr>
+              <w:t>ฉากที่</w:t>
+            </w:r>
+          </w:p>
+        </w:tc>
+        <w:tc>
+          <w:tcPr>
+            <w:tcW w:type="dxa" w:w="1440"/>
+            <w:shd w:fill="EBF3FB"/>
+            <w:tcMar>
+              <w:top w:w="70" w:type="dxa"/>
+              <w:bottom w:w="70" w:type="dxa"/>
+              <w:left w:w="80" w:type="dxa"/>
+              <w:right w:w="80" w:type="dxa"/>
+            </w:tcMar>
+          </w:tcPr>
+          <w:p>
+            <w:pPr>
+              <w:jc w:val="center"/>
+            </w:pPr>
+            <w:r>
+              <w:rPr>
+                <w:rFonts w:ascii="TH SarabunPSK" w:hAnsi="TH SarabunPSK" w:cs="TH SarabunPSK" w:eastAsia="TH SarabunPSK"/>
+                <w:b/>
+                <w:i w:val="0"/>
+                <w:sz w:val="28"/>
+              </w:rPr>
+              <w:t>ช่วงเวลา</w:t>
+            </w:r>
+          </w:p>
+        </w:tc>
+        <w:tc>
+          <w:tcPr>
+            <w:tcW w:type="dxa" w:w="2592"/>
+            <w:shd w:fill="EBF3FB"/>
+            <w:tcMar>
+              <w:top w:w="70" w:type="dxa"/>
+              <w:bottom w:w="70" w:type="dxa"/>
+              <w:left w:w="80" w:type="dxa"/>
+              <w:right w:w="80" w:type="dxa"/>
+            </w:tcMar>
+          </w:tcPr>
+          <w:p>
+            <w:pPr>
+              <w:jc w:val="center"/>
+            </w:pPr>
+            <w:r>
+              <w:rPr>
+                <w:rFonts w:ascii="TH SarabunPSK" w:hAnsi="TH SarabunPSK" w:cs="TH SarabunPSK" w:eastAsia="TH SarabunPSK"/>
+                <w:b/>
+                <w:i w:val="0"/>
+                <w:sz w:val="28"/>
+              </w:rPr>
+              <w:t>ชื่อฉาก / สาระการเรียนรู้</w:t>
+            </w:r>
+          </w:p>
+        </w:tc>
+        <w:tc>
+          <w:tcPr>
+            <w:tcW w:type="dxa" w:w="2736"/>
+            <w:shd w:fill="EBF3FB"/>
+            <w:tcMar>
+              <w:top w:w="70" w:type="dxa"/>
+              <w:bottom w:w="70" w:type="dxa"/>
+              <w:left w:w="80" w:type="dxa"/>
+              <w:right w:w="80" w:type="dxa"/>
+            </w:tcMar>
+          </w:tcPr>
+          <w:p>
+            <w:pPr>
+              <w:jc w:val="center"/>
+            </w:pPr>
+            <w:r>
+              <w:rPr>
+                <w:rFonts w:ascii="TH SarabunPSK" w:hAnsi="TH SarabunPSK" w:cs="TH SarabunPSK" w:eastAsia="TH SarabunPSK"/>
+                <w:b/>
+                <w:i w:val="0"/>
+                <w:sz w:val="28"/>
+              </w:rPr>
+              <w:t>รูปแบบภาพและแอนิเมชัน AI</w:t>
+            </w:r>
+          </w:p>
+        </w:tc>
+        <w:tc>
+          <w:tcPr>
+            <w:tcW w:type="dxa" w:w="2880"/>
+            <w:shd w:fill="EBF3FB"/>
+            <w:tcMar>
+              <w:top w:w="70" w:type="dxa"/>
+              <w:bottom w:w="70" w:type="dxa"/>
+              <w:left w:w="80" w:type="dxa"/>
+              <w:right w:w="80" w:type="dxa"/>
+            </w:tcMar>
+          </w:tcPr>
+          <w:p>
+            <w:pPr>
+              <w:jc w:val="center"/>
+            </w:pPr>
+            <w:r>
+              <w:rPr>
+                <w:rFonts w:ascii="TH SarabunPSK" w:hAnsi="TH SarabunPSK" w:cs="TH SarabunPSK" w:eastAsia="TH SarabunPSK"/>
+                <w:b/>
+                <w:i w:val="0"/>
+                <w:sz w:val="28"/>
+              </w:rPr>
+              <w:t>เสียงบรรยายและเสียงประกอบ</w:t>
+            </w:r>
+          </w:p>
+        </w:tc>
+      </w:tr>
+      <w:tr>
+        <w:tc>
+          <w:tcPr>
+            <w:tcW w:type="dxa" w:w="1152"/>
+            <w:tcMar>
+              <w:top w:w="60" w:type="dxa"/>
+              <w:bottom w:w="60" w:type="dxa"/>
+              <w:left w:w="80" w:type="dxa"/>
+              <w:right w:w="80" w:type="dxa"/>
+            </w:tcMar>
+            <w:shd w:fill="F9FAFB"/>
+          </w:tcPr>
+          <w:p>
+            <w:pPr>
+              <w:jc w:val="center"/>
+            </w:pPr>
+            <w:r>
+              <w:rPr>
+                <w:rFonts w:ascii="TH SarabunPSK" w:hAnsi="TH SarabunPSK" w:cs="TH SarabunPSK" w:eastAsia="TH SarabunPSK"/>
+                <w:b/>
+                <w:i w:val="0"/>
+                <w:sz w:val="26"/>
+              </w:rPr>
+              <w:t>ฉากที่ 1</w:t>
+            </w:r>
+          </w:p>
+        </w:tc>
+        <w:tc>
+          <w:tcPr>
+            <w:tcW w:type="dxa" w:w="1440"/>
+            <w:tcMar>
+              <w:top w:w="60" w:type="dxa"/>
+              <w:bottom w:w="60" w:type="dxa"/>
+              <w:left w:w="80" w:type="dxa"/>
+              <w:right w:w="80" w:type="dxa"/>
+            </w:tcMar>
+            <w:shd w:fill="F9FAFB"/>
+          </w:tcPr>
+          <w:p>
+            <w:pPr>
+              <w:jc w:val="center"/>
+            </w:pPr>
+            <w:r>
+              <w:rPr>
+                <w:rFonts w:ascii="TH SarabunPSK" w:hAnsi="TH SarabunPSK" w:cs="TH SarabunPSK" w:eastAsia="TH SarabunPSK"/>
+                <w:b w:val="0"/>
+                <w:i w:val="0"/>
+                <w:sz w:val="26"/>
+              </w:rPr>
+              <w:t>0:00 – 0:35</w:t>
+              <w:br/>
+              <w:t>(35 วิ)</w:t>
+            </w:r>
+          </w:p>
+        </w:tc>
+        <w:tc>
+          <w:tcPr>
+            <w:tcW w:type="dxa" w:w="2592"/>
+            <w:tcMar>
+              <w:top w:w="60" w:type="dxa"/>
+              <w:bottom w:w="60" w:type="dxa"/>
+              <w:left w:w="80" w:type="dxa"/>
+              <w:right w:w="80" w:type="dxa"/>
+            </w:tcMar>
+            <w:shd w:fill="F9FAFB"/>
+          </w:tcPr>
+          <w:p>
+            <w:pPr>
+              <w:jc w:val="left"/>
+            </w:pPr>
+            <w:r>
+              <w:rPr>
+                <w:rFonts w:ascii="TH SarabunPSK" w:hAnsi="TH SarabunPSK" w:cs="TH SarabunPSK" w:eastAsia="TH SarabunPSK"/>
+                <w:b w:val="0"/>
+                <w:i w:val="0"/>
+                <w:sz w:val="26"/>
+              </w:rPr>
+              <w:t>เปิดภารกิจกู้ภัยตึกสูง</w:t>
+              <w:br/>
+              <w:t>(กระตุ้นความสนใจ/ตั้งปัญหา)</w:t>
+            </w:r>
+          </w:p>
+        </w:tc>
+        <w:tc>
+          <w:tcPr>
+            <w:tcW w:type="dxa" w:w="2736"/>
+            <w:tcMar>
+              <w:top w:w="60" w:type="dxa"/>
+              <w:bottom w:w="60" w:type="dxa"/>
+              <w:left w:w="80" w:type="dxa"/>
+              <w:right w:w="80" w:type="dxa"/>
+            </w:tcMar>
+            <w:shd w:fill="F9FAFB"/>
+          </w:tcPr>
+          <w:p>
+            <w:pPr>
+              <w:jc w:val="left"/>
+            </w:pPr>
+            <w:r>
+              <w:rPr>
+                <w:rFonts w:ascii="TH SarabunPSK" w:hAnsi="TH SarabunPSK" w:cs="TH SarabunPSK" w:eastAsia="TH SarabunPSK"/>
+                <w:b w:val="0"/>
+                <w:i w:val="0"/>
+                <w:sz w:val="26"/>
+              </w:rPr>
+              <w:t>3D Animation รถดับเพลิงยืดบันไดช่วยลูกแมวส้มบนระเบียงตึกชั้น 3</w:t>
+            </w:r>
+          </w:p>
+        </w:tc>
+        <w:tc>
+          <w:tcPr>
+            <w:tcW w:type="dxa" w:w="2880"/>
+            <w:tcMar>
+              <w:top w:w="60" w:type="dxa"/>
+              <w:bottom w:w="60" w:type="dxa"/>
+              <w:left w:w="80" w:type="dxa"/>
+              <w:right w:w="80" w:type="dxa"/>
+            </w:tcMar>
+            <w:shd w:fill="F9FAFB"/>
+          </w:tcPr>
+          <w:p>
+            <w:pPr>
+              <w:jc w:val="left"/>
+            </w:pPr>
+            <w:r>
+              <w:rPr>
+                <w:rFonts w:ascii="TH SarabunPSK" w:hAnsi="TH SarabunPSK" w:cs="TH SarabunPSK" w:eastAsia="TH SarabunPSK"/>
+                <w:b w:val="0"/>
+                <w:i w:val="0"/>
+                <w:sz w:val="26"/>
+              </w:rPr>
+              <w:t>เสียงครูสดใสชวนคิดหาความยาวบันได / เสียงไซเรน และเสียงแมวเหมียว</w:t>
+            </w:r>
+          </w:p>
+        </w:tc>
+      </w:tr>
+      <w:tr>
+        <w:tc>
+          <w:tcPr>
+            <w:tcW w:type="dxa" w:w="1152"/>
+            <w:tcMar>
+              <w:top w:w="60" w:type="dxa"/>
+              <w:bottom w:w="60" w:type="dxa"/>
+              <w:left w:w="80" w:type="dxa"/>
+              <w:right w:w="80" w:type="dxa"/>
+            </w:tcMar>
+          </w:tcPr>
+          <w:p>
+            <w:pPr>
+              <w:jc w:val="center"/>
+            </w:pPr>
+            <w:r>
+              <w:rPr>
+                <w:rFonts w:ascii="TH SarabunPSK" w:hAnsi="TH SarabunPSK" w:cs="TH SarabunPSK" w:eastAsia="TH SarabunPSK"/>
+                <w:b/>
+                <w:i w:val="0"/>
+                <w:sz w:val="26"/>
+              </w:rPr>
+              <w:t>ฉากที่ 2</w:t>
+            </w:r>
+          </w:p>
+        </w:tc>
+        <w:tc>
+          <w:tcPr>
+            <w:tcW w:type="dxa" w:w="1440"/>
+            <w:tcMar>
+              <w:top w:w="60" w:type="dxa"/>
+              <w:bottom w:w="60" w:type="dxa"/>
+              <w:left w:w="80" w:type="dxa"/>
+              <w:right w:w="80" w:type="dxa"/>
+            </w:tcMar>
+          </w:tcPr>
+          <w:p>
+            <w:pPr>
+              <w:jc w:val="center"/>
+            </w:pPr>
+            <w:r>
+              <w:rPr>
+                <w:rFonts w:ascii="TH SarabunPSK" w:hAnsi="TH SarabunPSK" w:cs="TH SarabunPSK" w:eastAsia="TH SarabunPSK"/>
+                <w:b w:val="0"/>
+                <w:i w:val="0"/>
+                <w:sz w:val="26"/>
+              </w:rPr>
+              <w:t>0:35 – 1:15</w:t>
+              <w:br/>
+              <w:t>(40 วิ)</w:t>
+            </w:r>
+          </w:p>
+        </w:tc>
+        <w:tc>
+          <w:tcPr>
+            <w:tcW w:type="dxa" w:w="2592"/>
+            <w:tcMar>
+              <w:top w:w="60" w:type="dxa"/>
+              <w:bottom w:w="60" w:type="dxa"/>
+              <w:left w:w="80" w:type="dxa"/>
+              <w:right w:w="80" w:type="dxa"/>
+            </w:tcMar>
+          </w:tcPr>
+          <w:p>
+            <w:pPr>
+              <w:jc w:val="left"/>
+            </w:pPr>
+            <w:r>
+              <w:rPr>
+                <w:rFonts w:ascii="TH SarabunPSK" w:hAnsi="TH SarabunPSK" w:cs="TH SarabunPSK" w:eastAsia="TH SarabunPSK"/>
+                <w:b w:val="0"/>
+                <w:i w:val="0"/>
+                <w:sz w:val="26"/>
+              </w:rPr>
+              <w:t>วาดรูปจำลอง &amp; หาด้าน c</w:t>
+              <w:br/>
+              <w:t>(ทักษะแปลงโจทย์)</w:t>
+            </w:r>
+          </w:p>
+        </w:tc>
+        <w:tc>
+          <w:tcPr>
+            <w:tcW w:type="dxa" w:w="2736"/>
+            <w:tcMar>
+              <w:top w:w="60" w:type="dxa"/>
+              <w:bottom w:w="60" w:type="dxa"/>
+              <w:left w:w="80" w:type="dxa"/>
+              <w:right w:w="80" w:type="dxa"/>
+            </w:tcMar>
+          </w:tcPr>
+          <w:p>
+            <w:pPr>
+              <w:jc w:val="left"/>
+            </w:pPr>
+            <w:r>
+              <w:rPr>
+                <w:rFonts w:ascii="TH SarabunPSK" w:hAnsi="TH SarabunPSK" w:cs="TH SarabunPSK" w:eastAsia="TH SarabunPSK"/>
+                <w:b w:val="0"/>
+                <w:i w:val="0"/>
+                <w:sz w:val="26"/>
+              </w:rPr>
+              <w:t>Motion Graphics ตึกแปลงเป็นสามเหลี่ยมมุมฉาก ลูกศรชี้พุ่งไปหาด้าน c</w:t>
+            </w:r>
+          </w:p>
+        </w:tc>
+        <w:tc>
+          <w:tcPr>
+            <w:tcW w:type="dxa" w:w="2880"/>
+            <w:tcMar>
+              <w:top w:w="60" w:type="dxa"/>
+              <w:bottom w:w="60" w:type="dxa"/>
+              <w:left w:w="80" w:type="dxa"/>
+              <w:right w:w="80" w:type="dxa"/>
+            </w:tcMar>
+          </w:tcPr>
+          <w:p>
+            <w:pPr>
+              <w:jc w:val="left"/>
+            </w:pPr>
+            <w:r>
+              <w:rPr>
+                <w:rFonts w:ascii="TH SarabunPSK" w:hAnsi="TH SarabunPSK" w:cs="TH SarabunPSK" w:eastAsia="TH SarabunPSK"/>
+                <w:b w:val="0"/>
+                <w:i w:val="0"/>
+                <w:sz w:val="26"/>
+              </w:rPr>
+              <w:t>เสียงอบอุ่นสอนเทคนิคสังเกตมุมฉาก ด้าน c อยู่ตรงข้ามและยาวที่สุด / เสียงปิ๊ง!</w:t>
+            </w:r>
+          </w:p>
+        </w:tc>
+      </w:tr>
+      <w:tr>
+        <w:tc>
+          <w:tcPr>
+            <w:tcW w:type="dxa" w:w="1152"/>
+            <w:tcMar>
+              <w:top w:w="60" w:type="dxa"/>
+              <w:bottom w:w="60" w:type="dxa"/>
+              <w:left w:w="80" w:type="dxa"/>
+              <w:right w:w="80" w:type="dxa"/>
+            </w:tcMar>
+            <w:shd w:fill="F9FAFB"/>
+          </w:tcPr>
+          <w:p>
+            <w:pPr>
+              <w:jc w:val="center"/>
+            </w:pPr>
+            <w:r>
+              <w:rPr>
+                <w:rFonts w:ascii="TH SarabunPSK" w:hAnsi="TH SarabunPSK" w:cs="TH SarabunPSK" w:eastAsia="TH SarabunPSK"/>
+                <w:b/>
+                <w:i w:val="0"/>
+                <w:sz w:val="26"/>
+              </w:rPr>
+              <w:t>ฉากที่ 3</w:t>
+            </w:r>
+          </w:p>
+        </w:tc>
+        <w:tc>
+          <w:tcPr>
+            <w:tcW w:type="dxa" w:w="1440"/>
+            <w:tcMar>
+              <w:top w:w="60" w:type="dxa"/>
+              <w:bottom w:w="60" w:type="dxa"/>
+              <w:left w:w="80" w:type="dxa"/>
+              <w:right w:w="80" w:type="dxa"/>
+            </w:tcMar>
+            <w:shd w:fill="F9FAFB"/>
+          </w:tcPr>
+          <w:p>
+            <w:pPr>
+              <w:jc w:val="center"/>
+            </w:pPr>
+            <w:r>
+              <w:rPr>
+                <w:rFonts w:ascii="TH SarabunPSK" w:hAnsi="TH SarabunPSK" w:cs="TH SarabunPSK" w:eastAsia="TH SarabunPSK"/>
+                <w:b w:val="0"/>
+                <w:i w:val="0"/>
+                <w:sz w:val="26"/>
+              </w:rPr>
+              <w:t>1:15 – 1:55</w:t>
+              <w:br/>
+              <w:t>(40 วิ)</w:t>
+            </w:r>
+          </w:p>
+        </w:tc>
+        <w:tc>
+          <w:tcPr>
+            <w:tcW w:type="dxa" w:w="2592"/>
+            <w:tcMar>
+              <w:top w:w="60" w:type="dxa"/>
+              <w:bottom w:w="60" w:type="dxa"/>
+              <w:left w:w="80" w:type="dxa"/>
+              <w:right w:w="80" w:type="dxa"/>
+            </w:tcMar>
+            <w:shd w:fill="F9FAFB"/>
+          </w:tcPr>
+          <w:p>
+            <w:pPr>
+              <w:jc w:val="left"/>
+            </w:pPr>
+            <w:r>
+              <w:rPr>
+                <w:rFonts w:ascii="TH SarabunPSK" w:hAnsi="TH SarabunPSK" w:cs="TH SarabunPSK" w:eastAsia="TH SarabunPSK"/>
+                <w:b w:val="0"/>
+                <w:i w:val="0"/>
+                <w:sz w:val="26"/>
+              </w:rPr>
+              <w:t>เปิดกล่องสูตรลับ &amp; ชุดตัวเลข</w:t>
+              <w:br/>
+              <w:t>(ที่มาสูตรสำเร็จ)</w:t>
+            </w:r>
+          </w:p>
+        </w:tc>
+        <w:tc>
+          <w:tcPr>
+            <w:tcW w:type="dxa" w:w="2736"/>
+            <w:tcMar>
+              <w:top w:w="60" w:type="dxa"/>
+              <w:bottom w:w="60" w:type="dxa"/>
+              <w:left w:w="80" w:type="dxa"/>
+              <w:right w:w="80" w:type="dxa"/>
+            </w:tcMar>
+            <w:shd w:fill="F9FAFB"/>
+          </w:tcPr>
+          <w:p>
+            <w:pPr>
+              <w:jc w:val="left"/>
+            </w:pPr>
+            <w:r>
+              <w:rPr>
+                <w:rFonts w:ascii="TH SarabunPSK" w:hAnsi="TH SarabunPSK" w:cs="TH SarabunPSK" w:eastAsia="TH SarabunPSK"/>
+                <w:b w:val="0"/>
+                <w:i w:val="0"/>
+                <w:sz w:val="26"/>
+              </w:rPr>
+              <w:t>บล็อกสี่เหลี่ยมบนด้าน a และ b รวมตัวเป็นบล็อกสีทองบนด้าน c, แปลงสูตร</w:t>
+            </w:r>
+          </w:p>
+        </w:tc>
+        <w:tc>
+          <w:tcPr>
+            <w:tcW w:type="dxa" w:w="2880"/>
+            <w:tcMar>
+              <w:top w:w="60" w:type="dxa"/>
+              <w:bottom w:w="60" w:type="dxa"/>
+              <w:left w:w="80" w:type="dxa"/>
+              <w:right w:w="80" w:type="dxa"/>
+            </w:tcMar>
+            <w:shd w:fill="F9FAFB"/>
+          </w:tcPr>
+          <w:p>
+            <w:pPr>
+              <w:jc w:val="left"/>
+            </w:pPr>
+            <w:r>
+              <w:rPr>
+                <w:rFonts w:ascii="TH SarabunPSK" w:hAnsi="TH SarabunPSK" w:cs="TH SarabunPSK" w:eastAsia="TH SarabunPSK"/>
+                <w:b w:val="0"/>
+                <w:i w:val="0"/>
+                <w:sz w:val="26"/>
+              </w:rPr>
+              <w:t>เสียงสอนสูตรสำเร็จรูป c = √(a² + b²) และแนะนำชุดตัวเลข 3-4-5 และ 9-12-15</w:t>
+            </w:r>
+          </w:p>
+        </w:tc>
+      </w:tr>
+      <w:tr>
+        <w:tc>
+          <w:tcPr>
+            <w:tcW w:type="dxa" w:w="1152"/>
+            <w:tcMar>
+              <w:top w:w="60" w:type="dxa"/>
+              <w:bottom w:w="60" w:type="dxa"/>
+              <w:left w:w="80" w:type="dxa"/>
+              <w:right w:w="80" w:type="dxa"/>
+            </w:tcMar>
+          </w:tcPr>
+          <w:p>
+            <w:pPr>
+              <w:jc w:val="center"/>
+            </w:pPr>
+            <w:r>
+              <w:rPr>
+                <w:rFonts w:ascii="TH SarabunPSK" w:hAnsi="TH SarabunPSK" w:cs="TH SarabunPSK" w:eastAsia="TH SarabunPSK"/>
+                <w:b/>
+                <w:i w:val="0"/>
+                <w:sz w:val="26"/>
+              </w:rPr>
+              <w:t>ฉากที่ 4</w:t>
+            </w:r>
+          </w:p>
+        </w:tc>
+        <w:tc>
+          <w:tcPr>
+            <w:tcW w:type="dxa" w:w="1440"/>
+            <w:tcMar>
+              <w:top w:w="60" w:type="dxa"/>
+              <w:bottom w:w="60" w:type="dxa"/>
+              <w:left w:w="80" w:type="dxa"/>
+              <w:right w:w="80" w:type="dxa"/>
+            </w:tcMar>
+          </w:tcPr>
+          <w:p>
+            <w:pPr>
+              <w:jc w:val="center"/>
+            </w:pPr>
+            <w:r>
+              <w:rPr>
+                <w:rFonts w:ascii="TH SarabunPSK" w:hAnsi="TH SarabunPSK" w:cs="TH SarabunPSK" w:eastAsia="TH SarabunPSK"/>
+                <w:b w:val="0"/>
+                <w:i w:val="0"/>
+                <w:sz w:val="26"/>
+              </w:rPr>
+              <w:t>1:55 – 2:45</w:t>
+              <w:br/>
+              <w:t>(50 วิ)</w:t>
+            </w:r>
+          </w:p>
+        </w:tc>
+        <w:tc>
+          <w:tcPr>
+            <w:tcW w:type="dxa" w:w="2592"/>
+            <w:tcMar>
+              <w:top w:w="60" w:type="dxa"/>
+              <w:bottom w:w="60" w:type="dxa"/>
+              <w:left w:w="80" w:type="dxa"/>
+              <w:right w:w="80" w:type="dxa"/>
+            </w:tcMar>
+          </w:tcPr>
+          <w:p>
+            <w:pPr>
+              <w:jc w:val="left"/>
+            </w:pPr>
+            <w:r>
+              <w:rPr>
+                <w:rFonts w:ascii="TH SarabunPSK" w:hAnsi="TH SarabunPSK" w:cs="TH SarabunPSK" w:eastAsia="TH SarabunPSK"/>
+                <w:b w:val="0"/>
+                <w:i w:val="0"/>
+                <w:sz w:val="26"/>
+              </w:rPr>
+              <w:t>สาธิต 4 สเต็ปทองคำ</w:t>
+              <w:br/>
+              <w:t>(ขั้นตอนการคำนวณ)</w:t>
+            </w:r>
+          </w:p>
+        </w:tc>
+        <w:tc>
+          <w:tcPr>
+            <w:tcW w:type="dxa" w:w="2736"/>
+            <w:tcMar>
+              <w:top w:w="60" w:type="dxa"/>
+              <w:bottom w:w="60" w:type="dxa"/>
+              <w:left w:w="80" w:type="dxa"/>
+              <w:right w:w="80" w:type="dxa"/>
+            </w:tcMar>
+          </w:tcPr>
+          <w:p>
+            <w:pPr>
+              <w:jc w:val="left"/>
+            </w:pPr>
+            <w:r>
+              <w:rPr>
+                <w:rFonts w:ascii="TH SarabunPSK" w:hAnsi="TH SarabunPSK" w:cs="TH SarabunPSK" w:eastAsia="TH SarabunPSK"/>
+                <w:b w:val="0"/>
+                <w:i w:val="0"/>
+                <w:sz w:val="26"/>
+              </w:rPr>
+              <w:t>Split Screen ซ้ายใบงาน ภารกิจที่ 1 ขวากระดานเขียนวิธีทำทีละสเต็ป</w:t>
+            </w:r>
+          </w:p>
+        </w:tc>
+        <w:tc>
+          <w:tcPr>
+            <w:tcW w:type="dxa" w:w="2880"/>
+            <w:tcMar>
+              <w:top w:w="60" w:type="dxa"/>
+              <w:bottom w:w="60" w:type="dxa"/>
+              <w:left w:w="80" w:type="dxa"/>
+              <w:right w:w="80" w:type="dxa"/>
+            </w:tcMar>
+          </w:tcPr>
+          <w:p>
+            <w:pPr>
+              <w:jc w:val="left"/>
+            </w:pPr>
+            <w:r>
+              <w:rPr>
+                <w:rFonts w:ascii="TH SarabunPSK" w:hAnsi="TH SarabunPSK" w:cs="TH SarabunPSK" w:eastAsia="TH SarabunPSK"/>
+                <w:b w:val="0"/>
+                <w:i w:val="0"/>
+                <w:sz w:val="26"/>
+              </w:rPr>
+              <w:t>เสียงครูอธิบาย 4 สเต็ปทองคำคำนวณ a=9, b=12 ได้ c=15 ม. / เสียงปากกาเขียน</w:t>
+            </w:r>
+          </w:p>
+        </w:tc>
+      </w:tr>
+      <w:tr>
+        <w:tc>
+          <w:tcPr>
+            <w:tcW w:type="dxa" w:w="1152"/>
+            <w:tcMar>
+              <w:top w:w="60" w:type="dxa"/>
+              <w:bottom w:w="60" w:type="dxa"/>
+              <w:left w:w="80" w:type="dxa"/>
+              <w:right w:w="80" w:type="dxa"/>
+            </w:tcMar>
+            <w:shd w:fill="F9FAFB"/>
+          </w:tcPr>
+          <w:p>
+            <w:pPr>
+              <w:jc w:val="center"/>
+            </w:pPr>
+            <w:r>
+              <w:rPr>
+                <w:rFonts w:ascii="TH SarabunPSK" w:hAnsi="TH SarabunPSK" w:cs="TH SarabunPSK" w:eastAsia="TH SarabunPSK"/>
+                <w:b/>
+                <w:i w:val="0"/>
+                <w:sz w:val="26"/>
+              </w:rPr>
+              <w:t>ฉากที่ 5</w:t>
+            </w:r>
+          </w:p>
+        </w:tc>
+        <w:tc>
+          <w:tcPr>
+            <w:tcW w:type="dxa" w:w="1440"/>
+            <w:tcMar>
+              <w:top w:w="60" w:type="dxa"/>
+              <w:bottom w:w="60" w:type="dxa"/>
+              <w:left w:w="80" w:type="dxa"/>
+              <w:right w:w="80" w:type="dxa"/>
+            </w:tcMar>
+            <w:shd w:fill="F9FAFB"/>
+          </w:tcPr>
+          <w:p>
+            <w:pPr>
+              <w:jc w:val="center"/>
+            </w:pPr>
+            <w:r>
+              <w:rPr>
+                <w:rFonts w:ascii="TH SarabunPSK" w:hAnsi="TH SarabunPSK" w:cs="TH SarabunPSK" w:eastAsia="TH SarabunPSK"/>
+                <w:b w:val="0"/>
+                <w:i w:val="0"/>
+                <w:sz w:val="26"/>
+              </w:rPr>
+              <w:t>2:45 – 3:10</w:t>
+              <w:br/>
+              <w:t>(25 วิ)</w:t>
+            </w:r>
+          </w:p>
+        </w:tc>
+        <w:tc>
+          <w:tcPr>
+            <w:tcW w:type="dxa" w:w="2592"/>
+            <w:tcMar>
+              <w:top w:w="60" w:type="dxa"/>
+              <w:bottom w:w="60" w:type="dxa"/>
+              <w:left w:w="80" w:type="dxa"/>
+              <w:right w:w="80" w:type="dxa"/>
+            </w:tcMar>
+            <w:shd w:fill="F9FAFB"/>
+          </w:tcPr>
+          <w:p>
+            <w:pPr>
+              <w:jc w:val="left"/>
+            </w:pPr>
+            <w:r>
+              <w:rPr>
+                <w:rFonts w:ascii="TH SarabunPSK" w:hAnsi="TH SarabunPSK" w:cs="TH SarabunPSK" w:eastAsia="TH SarabunPSK"/>
+                <w:b w:val="0"/>
+                <w:i w:val="0"/>
+                <w:sz w:val="26"/>
+              </w:rPr>
+              <w:t>กับดักที่เด็ก ม.2 ชอบพลาด!</w:t>
+              <w:br/>
+              <w:t>(ข้อควรระวัง)</w:t>
+            </w:r>
+          </w:p>
+        </w:tc>
+        <w:tc>
+          <w:tcPr>
+            <w:tcW w:type="dxa" w:w="2736"/>
+            <w:tcMar>
+              <w:top w:w="60" w:type="dxa"/>
+              <w:bottom w:w="60" w:type="dxa"/>
+              <w:left w:w="80" w:type="dxa"/>
+              <w:right w:w="80" w:type="dxa"/>
+            </w:tcMar>
+            <w:shd w:fill="F9FAFB"/>
+          </w:tcPr>
+          <w:p>
+            <w:pPr>
+              <w:jc w:val="left"/>
+            </w:pPr>
+            <w:r>
+              <w:rPr>
+                <w:rFonts w:ascii="TH SarabunPSK" w:hAnsi="TH SarabunPSK" w:cs="TH SarabunPSK" w:eastAsia="TH SarabunPSK"/>
+                <w:b w:val="0"/>
+                <w:i w:val="0"/>
+                <w:sz w:val="26"/>
+              </w:rPr>
+              <w:t>การ์ตูนปั๊มตรากากบาทแดงบนสูตรผิด a+b=c พร้อมป้ายเตือนระวังสีเหลือง</w:t>
+            </w:r>
+          </w:p>
+        </w:tc>
+        <w:tc>
+          <w:tcPr>
+            <w:tcW w:type="dxa" w:w="2880"/>
+            <w:tcMar>
+              <w:top w:w="60" w:type="dxa"/>
+              <w:bottom w:w="60" w:type="dxa"/>
+              <w:left w:w="80" w:type="dxa"/>
+              <w:right w:w="80" w:type="dxa"/>
+            </w:tcMar>
+            <w:shd w:fill="F9FAFB"/>
+          </w:tcPr>
+          <w:p>
+            <w:pPr>
+              <w:jc w:val="left"/>
+            </w:pPr>
+            <w:r>
+              <w:rPr>
+                <w:rFonts w:ascii="TH SarabunPSK" w:hAnsi="TH SarabunPSK" w:cs="TH SarabunPSK" w:eastAsia="TH SarabunPSK"/>
+                <w:b w:val="0"/>
+                <w:i w:val="0"/>
+                <w:sz w:val="26"/>
+              </w:rPr>
+              <w:t>เสียงตื่นเต้นเตือน 2 จุดพลาด: ห้ามบวกตรงๆ ต้องยกกำลังสอง และอย่าลืมถอดรูท</w:t>
+            </w:r>
+          </w:p>
+        </w:tc>
+      </w:tr>
+      <w:tr>
+        <w:tc>
+          <w:tcPr>
+            <w:tcW w:type="dxa" w:w="1152"/>
+            <w:tcMar>
+              <w:top w:w="60" w:type="dxa"/>
+              <w:bottom w:w="60" w:type="dxa"/>
+              <w:left w:w="80" w:type="dxa"/>
+              <w:right w:w="80" w:type="dxa"/>
+            </w:tcMar>
+          </w:tcPr>
+          <w:p>
+            <w:pPr>
+              <w:jc w:val="center"/>
+            </w:pPr>
+            <w:r>
+              <w:rPr>
+                <w:rFonts w:ascii="TH SarabunPSK" w:hAnsi="TH SarabunPSK" w:cs="TH SarabunPSK" w:eastAsia="TH SarabunPSK"/>
+                <w:b/>
+                <w:i w:val="0"/>
+                <w:sz w:val="26"/>
+              </w:rPr>
+              <w:t>ฉากที่ 6</w:t>
+            </w:r>
+          </w:p>
+        </w:tc>
+        <w:tc>
+          <w:tcPr>
+            <w:tcW w:type="dxa" w:w="1440"/>
+            <w:tcMar>
+              <w:top w:w="60" w:type="dxa"/>
+              <w:bottom w:w="60" w:type="dxa"/>
+              <w:left w:w="80" w:type="dxa"/>
+              <w:right w:w="80" w:type="dxa"/>
+            </w:tcMar>
+          </w:tcPr>
+          <w:p>
+            <w:pPr>
+              <w:jc w:val="center"/>
+            </w:pPr>
+            <w:r>
+              <w:rPr>
+                <w:rFonts w:ascii="TH SarabunPSK" w:hAnsi="TH SarabunPSK" w:cs="TH SarabunPSK" w:eastAsia="TH SarabunPSK"/>
+                <w:b w:val="0"/>
+                <w:i w:val="0"/>
+                <w:sz w:val="26"/>
+              </w:rPr>
+              <w:t>3:10 – 3:35</w:t>
+              <w:br/>
+              <w:t>(25 วิ)</w:t>
+            </w:r>
+          </w:p>
+        </w:tc>
+        <w:tc>
+          <w:tcPr>
+            <w:tcW w:type="dxa" w:w="2592"/>
+            <w:tcMar>
+              <w:top w:w="60" w:type="dxa"/>
+              <w:bottom w:w="60" w:type="dxa"/>
+              <w:left w:w="80" w:type="dxa"/>
+              <w:right w:w="80" w:type="dxa"/>
+            </w:tcMar>
+          </w:tcPr>
+          <w:p>
+            <w:pPr>
+              <w:jc w:val="left"/>
+            </w:pPr>
+            <w:r>
+              <w:rPr>
+                <w:rFonts w:ascii="TH SarabunPSK" w:hAnsi="TH SarabunPSK" w:cs="TH SarabunPSK" w:eastAsia="TH SarabunPSK"/>
+                <w:b w:val="0"/>
+                <w:i w:val="0"/>
+                <w:sz w:val="26"/>
+              </w:rPr>
+              <w:t>ภารกิจก่อนเข้าห้องเรียน</w:t>
+              <w:br/>
+              <w:t>(สรุปและมอบหมายงาน)</w:t>
+            </w:r>
+          </w:p>
+        </w:tc>
+        <w:tc>
+          <w:tcPr>
+            <w:tcW w:type="dxa" w:w="2736"/>
+            <w:tcMar>
+              <w:top w:w="60" w:type="dxa"/>
+              <w:bottom w:w="60" w:type="dxa"/>
+              <w:left w:w="80" w:type="dxa"/>
+              <w:right w:w="80" w:type="dxa"/>
+            </w:tcMar>
+          </w:tcPr>
+          <w:p>
+            <w:pPr>
+              <w:jc w:val="left"/>
+            </w:pPr>
+            <w:r>
+              <w:rPr>
+                <w:rFonts w:ascii="TH SarabunPSK" w:hAnsi="TH SarabunPSK" w:cs="TH SarabunPSK" w:eastAsia="TH SarabunPSK"/>
+                <w:b w:val="0"/>
+                <w:i w:val="0"/>
+                <w:sz w:val="26"/>
+              </w:rPr>
+              <w:t>นักเรียน 5 บทบาทนั่งทำงานกลุ่มร่วมกัน มีมือถือเปิด Padlet และครูโบกมือลา</w:t>
+            </w:r>
+          </w:p>
+        </w:tc>
+        <w:tc>
+          <w:tcPr>
+            <w:tcW w:type="dxa" w:w="2880"/>
+            <w:tcMar>
+              <w:top w:w="60" w:type="dxa"/>
+              <w:bottom w:w="60" w:type="dxa"/>
+              <w:left w:w="80" w:type="dxa"/>
+              <w:right w:w="80" w:type="dxa"/>
+            </w:tcMar>
+          </w:tcPr>
+          <w:p>
+            <w:pPr>
+              <w:jc w:val="left"/>
+            </w:pPr>
+            <w:r>
+              <w:rPr>
+                <w:rFonts w:ascii="TH SarabunPSK" w:hAnsi="TH SarabunPSK" w:cs="TH SarabunPSK" w:eastAsia="TH SarabunPSK"/>
+                <w:b w:val="0"/>
+                <w:i w:val="0"/>
+                <w:sz w:val="26"/>
+              </w:rPr>
+              <w:t>เสียงอบอุ่นมอบหมาย 2 ภารกิจ: สรุป Mind Map 1 หน้า และตั้งคำถามลง Padlet</w:t>
+            </w:r>
+          </w:p>
+        </w:tc>
+      </w:tr>
+    </w:tbl>
+    <w:p>
+      <w:pPr>
+        <w:keepNext w:val="0"/>
+        <w:pageBreakBefore w:val="0"/>
+        <w:spacing w:before="0" w:after="60" w:line="276" w:lineRule="auto"/>
+        <w:jc w:val="left"/>
+      </w:pPr>
+    </w:p>
+    <w:p>
+      <w:pPr>
+        <w:keepNext/>
+        <w:pageBreakBefore/>
+        <w:spacing w:before="120" w:after="60" w:line="276" w:lineRule="auto"/>
+        <w:jc w:val="left"/>
+      </w:pPr>
+      <w:r>
+        <w:rPr>
+          <w:rFonts w:ascii="TH SarabunPSK" w:hAnsi="TH SarabunPSK" w:cs="TH SarabunPSK" w:eastAsia="TH SarabunPSK"/>
+          <w:b/>
+          <w:i w:val="0"/>
+          <w:sz w:val="32"/>
+        </w:rPr>
+        <w:t>4.4 รายละเอียดชุดคำสั่ง AI และการผลิตสื่อแยกรายฉาก (Scene-by-Scene Production &amp; AI Video Prompts)</w:t>
+      </w:r>
+    </w:p>
+    <w:p>
+      <w:pPr>
+        <w:keepNext w:val="0"/>
+        <w:pageBreakBefore w:val="0"/>
+        <w:spacing w:before="0" w:after="80" w:line="276" w:lineRule="auto"/>
+        <w:jc w:val="left"/>
+      </w:pPr>
+      <w:r>
+        <w:rPr>
+          <w:rFonts w:ascii="TH SarabunPSK" w:hAnsi="TH SarabunPSK" w:cs="TH SarabunPSK" w:eastAsia="TH SarabunPSK"/>
+          <w:b w:val="0"/>
+          <w:i w:val="0"/>
+          <w:sz w:val="32"/>
+        </w:rPr>
+        <w:t>รายละเอียดชุดคำสั่ง (Prompt) ที่ใช้ในการสร้างสรรค์ภาพเคลื่อนไหว บทพากย์เสียง องค์ประกอบกราฟิก และเอฟเฟกต์เสียงในแต่ละฉาก มีรายละเอียดดังนี้:</w:t>
+      </w:r>
+    </w:p>
+    <w:p>
+      <w:pPr>
+        <w:keepNext/>
+        <w:pageBreakBefore w:val="0"/>
+        <w:spacing w:before="100" w:after="40" w:line="276" w:lineRule="auto"/>
+        <w:jc w:val="left"/>
+      </w:pPr>
+      <w:r>
+        <w:rPr>
+          <w:rFonts w:ascii="TH SarabunPSK" w:hAnsi="TH SarabunPSK" w:cs="TH SarabunPSK" w:eastAsia="TH SarabunPSK"/>
+          <w:b/>
+          <w:i w:val="0"/>
+          <w:color w:val="0F172A"/>
+          <w:sz w:val="32"/>
+        </w:rPr>
+        <w:t>ฉากที่ 1: เปิดภารกิจกู้ภัยตึกสูง (ช่วงเวลา 0:00 – 0:35)</w:t>
+      </w:r>
+    </w:p>
+    <w:tbl>
+      <w:tblPr>
+        <w:tblW w:type="auto" w:w="0"/>
+        <w:jc w:val="center"/>
+        <w:tblLook w:firstColumn="1" w:firstRow="1" w:lastColumn="0" w:lastRow="0" w:noHBand="0" w:noVBand="1" w:val="04A0"/>
+        <w:tblBorders>
+          <w:top w:val="single" w:sz="4" w:space="0" w:color="CBD5E1"/>
+          <w:bottom w:val="single" w:sz="4" w:space="0" w:color="CBD5E1"/>
+          <w:left w:val="none"/>
+          <w:right w:val="none"/>
+          <w:insideH w:val="single" w:sz="4" w:space="0" w:color="CBD5E1"/>
+          <w:insideV w:val="none"/>
+        </w:tblBorders>
+      </w:tblPr>
+      <w:tblGrid>
+        <w:gridCol w:w="8837"/>
+      </w:tblGrid>
+      <w:tr>
+        <w:tc>
+          <w:tcPr>
+            <w:tcW w:type="dxa" w:w="9360"/>
+            <w:shd w:fill="F1F5F9"/>
+            <w:tcMar>
+              <w:top w:w="60" w:type="dxa"/>
+              <w:bottom w:w="60" w:type="dxa"/>
+              <w:left w:w="100" w:type="dxa"/>
+              <w:right w:w="100" w:type="dxa"/>
+            </w:tcMar>
+          </w:tcPr>
+          <w:p>
+            <w:pPr>
+              <w:spacing w:before="40" w:after="40" w:line="276" w:lineRule="auto"/>
+            </w:pPr>
+            <w:r>
+              <w:rPr>
+                <w:rFonts w:ascii="TH SarabunPSK" w:hAnsi="TH SarabunPSK" w:cs="TH SarabunPSK" w:eastAsia="TH SarabunPSK"/>
+                <w:b/>
+                <w:i w:val="0"/>
+                <w:color w:val="1E293B"/>
+                <w:sz w:val="28"/>
+              </w:rPr>
+              <w:t xml:space="preserve">• Video Prompt (สำหรับ AI Video): </w:t>
+            </w:r>
+            <w:r>
+              <w:rPr>
+                <w:rFonts w:ascii="TH SarabunPSK" w:hAnsi="TH SarabunPSK" w:cs="TH SarabunPSK" w:eastAsia="TH SarabunPSK"/>
+                <w:b w:val="0"/>
+                <w:i/>
+                <w:color w:val="334155"/>
+                <w:sz w:val="26"/>
+              </w:rPr>
+              <w:t>"3D cute cartoon educational animation, bright morning atmosphere, a red fire truck parked in front of a commercial building. On the 3rd floor balcony, a cute orange kitten is crying for help. A firefighter is extending an aluminum ladder from the truck up to the balcony. Distance marker lines on the street. Smooth camera pan down from the kitten to the fire truck. 16:9 widescreen, high quality."</w:t>
+            </w:r>
+          </w:p>
+        </w:tc>
+      </w:tr>
+    </w:tbl>
+    <w:p>
+      <w:pPr>
+        <w:keepNext/>
+        <w:pageBreakBefore w:val="0"/>
+        <w:spacing w:before="40" w:after="40" w:line="276" w:lineRule="auto"/>
+        <w:ind w:left="288"/>
+        <w:jc w:val="left"/>
+      </w:pPr>
+      <w:r>
+        <w:rPr>
+          <w:rFonts w:ascii="TH SarabunPSK" w:hAnsi="TH SarabunPSK" w:cs="TH SarabunPSK" w:eastAsia="TH SarabunPSK"/>
+          <w:b/>
+          <w:i w:val="0"/>
+          <w:color w:val="1E293B"/>
           <w:sz w:val="30"/>
         </w:rPr>
-        <w:t>• การดำเนินการ: สร้างตัวละครการ์ตูนคุณครู ภาพจำลองรถดับเพลิงพาดบันไดกับตึก และไดอะแกรมเรขาคณิตสามเหลี่ยมมุมฉาก</w:t>
-      </w:r>
-    </w:p>
-    <w:p>
-      <w:pPr>
-        <w:spacing w:after="0" w:line="240" w:lineRule="auto"/>
-        <w:ind w:left="864"/>
-      </w:pPr>
-      <w:r>
-        <w:rPr>
-          <w:rFonts w:ascii="TH SarabunPSK" w:eastAsia="TH SarabunPSK" w:hAnsi="TH SarabunPSK" w:cs="TH SarabunPSK"/>
+        <w:t xml:space="preserve">• เสียงพากย์ (Voiceover): </w:t>
+      </w:r>
+      <w:r>
+        <w:rPr>
+          <w:rFonts w:ascii="TH SarabunPSK" w:hAnsi="TH SarabunPSK" w:cs="TH SarabunPSK" w:eastAsia="TH SarabunPSK"/>
+          <w:b w:val="0"/>
+          <w:i w:val="0"/>
+          <w:color w:val="0F172A"/>
           <w:sz w:val="30"/>
         </w:rPr>
-        <w:t>• บันทึก Prompt คำสั่งที่ใช้:</w:t>
-      </w:r>
-    </w:p>
-    <w:p>
-      <w:pPr>
-        <w:spacing w:after="0" w:line="240" w:lineRule="auto"/>
-        <w:ind w:left="864"/>
-        <w:rPr>
-          <w:sz w:val="28"/>
-        </w:rPr>
-      </w:pPr>
-      <w:r>
-        <w:rPr>
-          <w:rFonts w:ascii="TH SarabunPSK" w:eastAsia="TH SarabunPSK" w:hAnsi="TH SarabunPSK" w:cs="TH SarabunPSK"/>
-          <w:sz w:val="28"/>
-        </w:rPr>
-        <w:t xml:space="preserve">  'Cute friendly Asian female math teacher character, flat modern 2D cartoon illustration, vibrant education colors, clean background' และ 'Fire truck extending ladder to a building roof, right triangle diagram, educational infographic style'</w:t>
-      </w:r>
-    </w:p>
-    <w:p>
-      <w:pPr>
-        <w:spacing w:after="0" w:line="240" w:lineRule="auto"/>
-        <w:ind w:left="432"/>
-      </w:pPr>
-      <w:r>
-        <w:rPr>
-          <w:rFonts w:ascii="TH SarabunPSK" w:eastAsia="TH SarabunPSK" w:hAnsi="TH SarabunPSK" w:cs="TH SarabunPSK"/>
-          <w:b/>
-          <w:sz w:val="32"/>
-        </w:rPr>
-        <w:t>ขั้นตอนที่ 3: การสังเคราะห์เสียงบรรยาย (AI Voice Generation)</w:t>
-      </w:r>
-    </w:p>
-    <w:p>
-      <w:pPr>
-        <w:spacing w:after="0" w:line="240" w:lineRule="auto"/>
-        <w:ind w:left="864"/>
-      </w:pPr>
-      <w:r>
-        <w:rPr>
-          <w:rFonts w:ascii="TH SarabunPSK" w:eastAsia="TH SarabunPSK" w:hAnsi="TH SarabunPSK" w:cs="TH SarabunPSK"/>
+        <w:t>"[สดใส] สวัสดีค่ะนักเรียน ม.2 ทุกคน! ดูที่หน้าจอนะคะ น้องแมวส้มตัวน้อยกำลังติดอยู่บนระเบียงตึกสูง [สงสัย] ถ้าเรารู้ความสูงของตึกและระยะห่างที่รถดับเพลิงจอด พี่ๆ จะต้องยืดบันไดยาวกี่เมตรถึงจะพาดช่วยน้องแมวได้พอดี? [ยิ้ม] และนี่คือสถานการณ์จริงในภารกิจ Pythagoras Mission ที่เราจะทำร่วมกันในคาบเรียนพรุ่งนี้ค่ะ!"</w:t>
+      </w:r>
+    </w:p>
+    <w:p>
+      <w:pPr>
+        <w:keepNext/>
+        <w:pageBreakBefore w:val="0"/>
+        <w:spacing w:before="40" w:after="40" w:line="276" w:lineRule="auto"/>
+        <w:ind w:left="288"/>
+        <w:jc w:val="left"/>
+      </w:pPr>
+      <w:r>
+        <w:rPr>
+          <w:rFonts w:ascii="TH SarabunPSK" w:hAnsi="TH SarabunPSK" w:cs="TH SarabunPSK" w:eastAsia="TH SarabunPSK"/>
+          <w:b/>
+          <w:i w:val="0"/>
+          <w:color w:val="1E293B"/>
           <w:sz w:val="30"/>
         </w:rPr>
-        <w:t>• เครื่องมือ AI ที่ใช้: CapCut AI Text-to-Speech (เสียงครูใจดี) / ElevenLabs</w:t>
-      </w:r>
-    </w:p>
-    <w:p>
-      <w:pPr>
-        <w:spacing w:after="0" w:line="240" w:lineRule="auto"/>
-        <w:ind w:left="864"/>
-      </w:pPr>
-      <w:r>
-        <w:rPr>
-          <w:rFonts w:ascii="TH SarabunPSK" w:eastAsia="TH SarabunPSK" w:hAnsi="TH SarabunPSK" w:cs="TH SarabunPSK"/>
+        <w:t xml:space="preserve">• กราฟิกบนจอ: </w:t>
+      </w:r>
+      <w:r>
+        <w:rPr>
+          <w:rFonts w:ascii="TH SarabunPSK" w:hAnsi="TH SarabunPSK" w:cs="TH SarabunPSK" w:eastAsia="TH SarabunPSK"/>
+          <w:b w:val="0"/>
+          <w:i w:val="0"/>
+          <w:color w:val="334155"/>
           <w:sz w:val="30"/>
         </w:rPr>
-        <w:t>• การดำเนินการ: นำสคริปต์บทพูดที่ปรับแก้แล้วมาแปลงเป็นเสียงบรรยายภาษาไทยที่มีความชัดเจน เว้นจังหวะเน้นย้ำสูตรคำนวณได้อย่างเป็นธรรมชาติ</w:t>
-      </w:r>
-    </w:p>
-    <w:p>
-      <w:pPr>
-        <w:spacing w:after="0" w:line="240" w:lineRule="auto"/>
-        <w:ind w:left="432"/>
-      </w:pPr>
-      <w:r>
-        <w:rPr>
-          <w:rFonts w:ascii="TH SarabunPSK" w:eastAsia="TH SarabunPSK" w:hAnsi="TH SarabunPSK" w:cs="TH SarabunPSK"/>
-          <w:b/>
-          <w:sz w:val="32"/>
-        </w:rPr>
-        <w:t>ขั้นตอนที่ 4: การวางลิขสิทธิ์ประจำตัวนิสิต (Copyright Identification)</w:t>
-      </w:r>
-    </w:p>
-    <w:p>
-      <w:pPr>
-        <w:spacing w:after="0" w:line="240" w:lineRule="auto"/>
-        <w:ind w:left="864"/>
-      </w:pPr>
-      <w:r>
-        <w:rPr>
-          <w:rFonts w:ascii="TH SarabunPSK" w:eastAsia="TH SarabunPSK" w:hAnsi="TH SarabunPSK" w:cs="TH SarabunPSK"/>
+        <w:t>เส้นประสีเขียว (ความสูงตึก) / เส้นประสีฟ้า (ระยะห่าง) / เส้นบันไดพาดเฉียงพร้อมเครื่องหมาย ?</w:t>
+      </w:r>
+    </w:p>
+    <w:p>
+      <w:pPr>
+        <w:keepNext/>
+        <w:pageBreakBefore w:val="0"/>
+        <w:spacing w:before="40" w:after="60" w:line="276" w:lineRule="auto"/>
+        <w:ind w:left="288"/>
+        <w:jc w:val="left"/>
+      </w:pPr>
+      <w:r>
+        <w:rPr>
+          <w:rFonts w:ascii="TH SarabunPSK" w:hAnsi="TH SarabunPSK" w:cs="TH SarabunPSK" w:eastAsia="TH SarabunPSK"/>
+          <w:b/>
+          <w:i w:val="0"/>
+          <w:color w:val="1E293B"/>
           <w:sz w:val="30"/>
         </w:rPr>
-        <w:t>• การดำเนินการ: ทำตามข้อกำหนดของรายวิชา โดยการฝังข้อความและโลโก้ชื่อ-สกุล และรหัสนิสิต 3 ตัวท้าย 'ณัฐณิชา 025' ไว้ที่มุมขวาบนของวิดีโอตลอดทั้งเรื่อง เพื่อยืนยันลิขสิทธิ์ผลงานของตนเอง</w:t>
-      </w:r>
-    </w:p>
-    <w:p>
-      <w:pPr>
-        <w:spacing w:after="0" w:line="240" w:lineRule="auto"/>
-        <w:ind w:left="432"/>
-      </w:pPr>
-      <w:r>
-        <w:rPr>
-          <w:rFonts w:ascii="TH SarabunPSK" w:eastAsia="TH SarabunPSK" w:hAnsi="TH SarabunPSK" w:cs="TH SarabunPSK"/>
-          <w:b/>
-          <w:sz w:val="32"/>
-        </w:rPr>
-        <w:t>ขั้นตอนที่ 5: การตัดต่อ ผสมเสียง และเรนเดอร์ (Video Editing &amp; Rendering)</w:t>
-      </w:r>
-    </w:p>
-    <w:p>
-      <w:pPr>
-        <w:spacing w:after="0" w:line="240" w:lineRule="auto"/>
-        <w:ind w:left="864"/>
-      </w:pPr>
-      <w:r>
-        <w:rPr>
-          <w:rFonts w:ascii="TH SarabunPSK" w:eastAsia="TH SarabunPSK" w:hAnsi="TH SarabunPSK" w:cs="TH SarabunPSK"/>
+        <w:t xml:space="preserve">• SFX &amp; ดนตรี: </w:t>
+      </w:r>
+      <w:r>
+        <w:rPr>
+          <w:rFonts w:ascii="TH SarabunPSK" w:hAnsi="TH SarabunPSK" w:cs="TH SarabunPSK" w:eastAsia="TH SarabunPSK"/>
+          <w:b w:val="0"/>
+          <w:i w:val="0"/>
+          <w:color w:val="334155"/>
           <w:sz w:val="30"/>
         </w:rPr>
-        <w:t>• ซอฟต์แวร์ที่ใช้: CapCut PC และ Canva Pro</w:t>
-      </w:r>
-    </w:p>
-    <w:p>
-      <w:pPr>
-        <w:spacing w:after="0" w:line="240" w:lineRule="auto"/>
-        <w:ind w:left="864"/>
-      </w:pPr>
-      <w:r>
-        <w:rPr>
-          <w:rFonts w:ascii="TH SarabunPSK" w:eastAsia="TH SarabunPSK" w:hAnsi="TH SarabunPSK" w:cs="TH SarabunPSK"/>
-          <w:sz w:val="30"/>
-        </w:rPr>
-        <w:t>• การดำเนินการ: รวมไฟล์ภาพ แอนิเมชันกราฟิก เสียงบรรยาย AI เสียงดนตรีประกอบแนว Upbeat Edutainment และซับไตเติลภาษาไทย เรนเดอร์เป็นไฟล์ MP4 ความละเอียด 1080p</w:t>
-      </w:r>
-    </w:p>
-    <w:p>
-      <w:pPr>
-        <w:spacing w:before="60" w:after="20" w:line="240" w:lineRule="auto"/>
-      </w:pPr>
-      <w:r>
-        <w:rPr>
-          <w:rFonts w:ascii="TH SarabunPSK" w:eastAsia="TH SarabunPSK" w:hAnsi="TH SarabunPSK" w:cs="TH SarabunPSK"/>
-          <w:b/>
-          <w:sz w:val="36"/>
-        </w:rPr>
-        <w:t>5. ลิงก์สื่อ Video และ QR Code สำหรับเข้าถึง</w:t>
-      </w:r>
-    </w:p>
-    <w:p>
-      <w:pPr>
-        <w:spacing w:after="0" w:line="240" w:lineRule="auto"/>
-      </w:pPr>
-      <w:r>
-        <w:rPr>
-          <w:rFonts w:ascii="TH SarabunPSK" w:eastAsia="TH SarabunPSK" w:hAnsi="TH SarabunPSK" w:cs="TH SarabunPSK"/>
-          <w:sz w:val="32"/>
-        </w:rPr>
-        <w:t>สื่อวิดีโอได้รับการอัปโหลดขึ้นสู่ Google Drive ภายใต้บัญชีของมหาวิทยาลัยมหาสารคาม (MAHASARAKHAM UNIVERSITY) โดยตั้งค่าสิทธิ์การเข้าถึงให้เฉพาะผู้มีอีเมลมหาวิทยาลัย (@msu.ac.th) สามารถรับชมได้ตามข้อกำหนด:</w:t>
-      </w:r>
-    </w:p>
-    <w:p>
-      <w:pPr>
-        <w:spacing w:after="0" w:line="240" w:lineRule="auto"/>
-        <w:ind w:left="432"/>
-      </w:pPr>
-      <w:r>
-        <w:rPr>
-          <w:rFonts w:ascii="TH SarabunPSK" w:eastAsia="TH SarabunPSK" w:hAnsi="TH SarabunPSK" w:cs="TH SarabunPSK"/>
-          <w:b/>
-          <w:color w:val="0000CD"/>
-          <w:sz w:val="32"/>
-        </w:rPr>
-        <w:t>ลิงก์ Google Drive: https://drive.google.com/drive/u/0/my-drive</w:t>
-      </w:r>
-    </w:p>
-    <w:p>
-      <w:pPr>
-        <w:spacing w:before="40" w:after="20" w:line="240" w:lineRule="auto"/>
+        <w:t>เสียงไซเรนสั้นๆ -&gt; เสียงแมว "เหมียว~" -&gt; ดนตรีสดใสน่ารักคลอเบาๆ</w:t>
+      </w:r>
+    </w:p>
+    <w:p>
+      <w:pPr>
+        <w:keepNext/>
+        <w:spacing w:before="60" w:after="40"/>
         <w:jc w:val="center"/>
       </w:pPr>
       <w:r>
-        <w:rPr>
-          <w:noProof/>
-        </w:rPr>
         <w:drawing>
-          <wp:inline distT="0" distB="0" distL="0" distR="0" wp14:anchorId="1475D78A" wp14:editId="4015C01F">
-            <wp:extent cx="1397000" cy="1397000"/>
-            <wp:effectExtent l="0" t="0" r="0" b="0"/>
+          <wp:inline xmlns:a="http://schemas.openxmlformats.org/drawingml/2006/main" xmlns:pic="http://schemas.openxmlformats.org/drawingml/2006/picture">
+            <wp:extent cx="4023360" cy="2245596"/>
             <wp:docPr id="1" name="Picture 1"/>
             <wp:cNvGraphicFramePr>
-              <a:graphicFrameLocks xmlns:a="http://schemas.openxmlformats.org/drawingml/2006/main" noChangeAspect="1"/>
+              <a:graphicFrameLocks noChangeAspect="1"/>
             </wp:cNvGraphicFramePr>
-            <a:graphic xmlns:a="http://schemas.openxmlformats.org/drawingml/2006/main">
+            <a:graphic>
               <a:graphicData uri="http://schemas.openxmlformats.org/drawingml/2006/picture">
-                <pic:pic xmlns:pic="http://schemas.openxmlformats.org/drawingml/2006/picture">
+                <pic:pic>
                   <pic:nvPicPr>
-                    <pic:cNvPr id="0" name="qr_drive.png"/>
+                    <pic:cNvPr id="0" name="scene_sample_1.jpg"/>
+                    <pic:cNvPicPr/>
+                  </pic:nvPicPr>
+                  <pic:blipFill>
+                    <a:blip r:embed="rId11"/>
+                    <a:stretch>
+                      <a:fillRect/>
+                    </a:stretch>
+                  </pic:blipFill>
+                  <pic:spPr>
+                    <a:xfrm>
+                      <a:off x="0" y="0"/>
+                      <a:ext cx="4023360" cy="2245596"/>
+                    </a:xfrm>
+                    <a:prstGeom prst="rect"/>
+                  </pic:spPr>
+                </pic:pic>
+              </a:graphicData>
+            </a:graphic>
+          </wp:inline>
+        </w:drawing>
+      </w:r>
+    </w:p>
+    <w:p>
+      <w:pPr>
+        <w:spacing w:before="20" w:after="80"/>
+        <w:jc w:val="center"/>
+      </w:pPr>
+      <w:r>
+        <w:rPr>
+          <w:rFonts w:ascii="TH SarabunPSK" w:hAnsi="TH SarabunPSK" w:cs="TH SarabunPSK" w:eastAsia="TH SarabunPSK"/>
+          <w:b w:val="0"/>
+          <w:i/>
+          <w:color w:val="64748B"/>
+          <w:sz w:val="26"/>
+        </w:rPr>
+        <w:t>ภาพจำลองแอนิเมชัน 3D จาก AI Video Prompt ฉากที่ 1 (แสดงลายน้ำลิขสิทธิ์ ณัฐณิชา 025 ที่มุมบนขวา)</w:t>
+      </w:r>
+    </w:p>
+    <w:p>
+      <w:pPr>
+        <w:keepNext/>
+        <w:pageBreakBefore/>
+        <w:spacing w:before="100" w:after="40" w:line="276" w:lineRule="auto"/>
+        <w:jc w:val="left"/>
+      </w:pPr>
+      <w:r>
+        <w:rPr>
+          <w:rFonts w:ascii="TH SarabunPSK" w:hAnsi="TH SarabunPSK" w:cs="TH SarabunPSK" w:eastAsia="TH SarabunPSK"/>
+          <w:b/>
+          <w:i w:val="0"/>
+          <w:color w:val="0F172A"/>
+          <w:sz w:val="32"/>
+        </w:rPr>
+        <w:t>ฉากที่ 2: วาดรูปจำลอง &amp; หาด้าน c (ช่วงเวลา 0:35 – 1:15)</w:t>
+      </w:r>
+    </w:p>
+    <w:tbl>
+      <w:tblPr>
+        <w:tblW w:type="auto" w:w="0"/>
+        <w:jc w:val="center"/>
+        <w:tblLook w:firstColumn="1" w:firstRow="1" w:lastColumn="0" w:lastRow="0" w:noHBand="0" w:noVBand="1" w:val="04A0"/>
+        <w:tblBorders>
+          <w:top w:val="single" w:sz="4" w:space="0" w:color="CBD5E1"/>
+          <w:bottom w:val="single" w:sz="4" w:space="0" w:color="CBD5E1"/>
+          <w:left w:val="none"/>
+          <w:right w:val="none"/>
+          <w:insideH w:val="single" w:sz="4" w:space="0" w:color="CBD5E1"/>
+          <w:insideV w:val="none"/>
+        </w:tblBorders>
+      </w:tblPr>
+      <w:tblGrid>
+        <w:gridCol w:w="8837"/>
+      </w:tblGrid>
+      <w:tr>
+        <w:tc>
+          <w:tcPr>
+            <w:tcW w:type="dxa" w:w="9360"/>
+            <w:shd w:fill="F1F5F9"/>
+            <w:tcMar>
+              <w:top w:w="60" w:type="dxa"/>
+              <w:bottom w:w="60" w:type="dxa"/>
+              <w:left w:w="100" w:type="dxa"/>
+              <w:right w:w="100" w:type="dxa"/>
+            </w:tcMar>
+          </w:tcPr>
+          <w:p>
+            <w:pPr>
+              <w:spacing w:before="40" w:after="40" w:line="276" w:lineRule="auto"/>
+            </w:pPr>
+            <w:r>
+              <w:rPr>
+                <w:rFonts w:ascii="TH SarabunPSK" w:hAnsi="TH SarabunPSK" w:cs="TH SarabunPSK" w:eastAsia="TH SarabunPSK"/>
+                <w:b/>
+                <w:i w:val="0"/>
+                <w:color w:val="1E293B"/>
+                <w:sz w:val="28"/>
+              </w:rPr>
+              <w:t xml:space="preserve">• Video Prompt (สำหรับ AI Video): </w:t>
+            </w:r>
+            <w:r>
+              <w:rPr>
+                <w:rFonts w:ascii="TH SarabunPSK" w:hAnsi="TH SarabunPSK" w:cs="TH SarabunPSK" w:eastAsia="TH SarabunPSK"/>
+                <w:b w:val="0"/>
+                <w:i/>
+                <w:color w:val="334155"/>
+                <w:sz w:val="26"/>
+              </w:rPr>
+              <w:t>"3D modern clean motion graphics, a commercial building and fire truck transforming into a right-angled triangle on a math blueprint background. A 90-degree square corner symbol appears. A golden neon arrow points from the right-angle to the hypotenuse. The hypotenuse glows in gold with clear Thai text overlay "ด้านตรงข้ามมุมฉาก (c)". Clean and minimalist style."</w:t>
+            </w:r>
+          </w:p>
+        </w:tc>
+      </w:tr>
+    </w:tbl>
+    <w:p>
+      <w:pPr>
+        <w:keepNext/>
+        <w:pageBreakBefore w:val="0"/>
+        <w:spacing w:before="40" w:after="40" w:line="276" w:lineRule="auto"/>
+        <w:ind w:left="288"/>
+        <w:jc w:val="left"/>
+      </w:pPr>
+      <w:r>
+        <w:rPr>
+          <w:rFonts w:ascii="TH SarabunPSK" w:hAnsi="TH SarabunPSK" w:cs="TH SarabunPSK" w:eastAsia="TH SarabunPSK"/>
+          <w:b/>
+          <w:i w:val="0"/>
+          <w:color w:val="1E293B"/>
+          <w:sz w:val="30"/>
+        </w:rPr>
+        <w:t xml:space="preserve">• เสียงพากย์ (Voiceover): </w:t>
+      </w:r>
+      <w:r>
+        <w:rPr>
+          <w:rFonts w:ascii="TH SarabunPSK" w:hAnsi="TH SarabunPSK" w:cs="TH SarabunPSK" w:eastAsia="TH SarabunPSK"/>
+          <w:b w:val="0"/>
+          <w:i w:val="0"/>
+          <w:color w:val="0F172A"/>
+          <w:sz w:val="30"/>
+        </w:rPr>
+        <w:t>"[อบอุ่น] ทักษะแรกที่สำคัญคือการแปลงโจทย์ให้เป็นรูปเรขาคณิต กำแพงตึกกับพื้นทำมุม 90 องศาเสมอ [ภาคภูมิใจ] เทคนิคจำง่ายๆ แค่มองหาสัญลักษณ์มุมฉาก แล้วมองพุ่งตรงข้ามไปทันที! ด้านที่บันไดพาดคือ 'ด้านตรงข้ามมุมฉาก' หรือด้าน c เสมอ และจะเป็นด้านที่ยาวที่สุดในรูปเสมอค่ะ!"</w:t>
+      </w:r>
+    </w:p>
+    <w:p>
+      <w:pPr>
+        <w:keepNext/>
+        <w:pageBreakBefore w:val="0"/>
+        <w:spacing w:before="40" w:after="40" w:line="276" w:lineRule="auto"/>
+        <w:ind w:left="288"/>
+        <w:jc w:val="left"/>
+      </w:pPr>
+      <w:r>
+        <w:rPr>
+          <w:rFonts w:ascii="TH SarabunPSK" w:hAnsi="TH SarabunPSK" w:cs="TH SarabunPSK" w:eastAsia="TH SarabunPSK"/>
+          <w:b/>
+          <w:i w:val="0"/>
+          <w:color w:val="1E293B"/>
+          <w:sz w:val="30"/>
+        </w:rPr>
+        <w:t xml:space="preserve">• กราฟิกบนจอ: </w:t>
+      </w:r>
+      <w:r>
+        <w:rPr>
+          <w:rFonts w:ascii="TH SarabunPSK" w:hAnsi="TH SarabunPSK" w:cs="TH SarabunPSK" w:eastAsia="TH SarabunPSK"/>
+          <w:b w:val="0"/>
+          <w:i w:val="0"/>
+          <w:color w:val="334155"/>
+          <w:sz w:val="30"/>
+        </w:rPr>
+        <w:t>ป้ายข้อความ: ด้าน c = ด้านตรงข้ามมุมฉาก และยาวที่สุด / สัญลักษณ์ 90° ⟶ ลูกศรสีทองชี้ไปที่ด้าน c</w:t>
+      </w:r>
+    </w:p>
+    <w:p>
+      <w:pPr>
+        <w:keepNext w:val="0"/>
+        <w:pageBreakBefore w:val="0"/>
+        <w:spacing w:before="40" w:after="60" w:line="276" w:lineRule="auto"/>
+        <w:ind w:left="288"/>
+        <w:jc w:val="left"/>
+      </w:pPr>
+      <w:r>
+        <w:rPr>
+          <w:rFonts w:ascii="TH SarabunPSK" w:hAnsi="TH SarabunPSK" w:cs="TH SarabunPSK" w:eastAsia="TH SarabunPSK"/>
+          <w:b/>
+          <w:i w:val="0"/>
+          <w:color w:val="1E293B"/>
+          <w:sz w:val="30"/>
+        </w:rPr>
+        <w:t xml:space="preserve">• SFX &amp; ดนตรี: </w:t>
+      </w:r>
+      <w:r>
+        <w:rPr>
+          <w:rFonts w:ascii="TH SarabunPSK" w:hAnsi="TH SarabunPSK" w:cs="TH SarabunPSK" w:eastAsia="TH SarabunPSK"/>
+          <w:b w:val="0"/>
+          <w:i w:val="0"/>
+          <w:color w:val="334155"/>
+          <w:sz w:val="30"/>
+        </w:rPr>
+        <w:t>เสียง "ปิ๊ง!" ตอนลูกศรชี้โดนด้าน c</w:t>
+      </w:r>
+    </w:p>
+    <w:p>
+      <w:pPr>
+        <w:keepNext w:val="0"/>
+        <w:pageBreakBefore w:val="0"/>
+        <w:spacing w:before="0" w:after="40" w:line="276" w:lineRule="auto"/>
+        <w:jc w:val="left"/>
+      </w:pPr>
+    </w:p>
+    <w:p>
+      <w:pPr>
+        <w:keepNext/>
+        <w:pageBreakBefore w:val="0"/>
+        <w:spacing w:before="100" w:after="40" w:line="276" w:lineRule="auto"/>
+        <w:jc w:val="left"/>
+      </w:pPr>
+      <w:r>
+        <w:rPr>
+          <w:rFonts w:ascii="TH SarabunPSK" w:hAnsi="TH SarabunPSK" w:cs="TH SarabunPSK" w:eastAsia="TH SarabunPSK"/>
+          <w:b/>
+          <w:i w:val="0"/>
+          <w:color w:val="0F172A"/>
+          <w:sz w:val="32"/>
+        </w:rPr>
+        <w:t>ฉากที่ 3: เปิดกล่องสูตรลับ &amp; ชุดตัวเลข (ช่วงเวลา 1:15 – 1:55)</w:t>
+      </w:r>
+    </w:p>
+    <w:tbl>
+      <w:tblPr>
+        <w:tblW w:type="auto" w:w="0"/>
+        <w:jc w:val="center"/>
+        <w:tblLook w:firstColumn="1" w:firstRow="1" w:lastColumn="0" w:lastRow="0" w:noHBand="0" w:noVBand="1" w:val="04A0"/>
+        <w:tblBorders>
+          <w:top w:val="single" w:sz="4" w:space="0" w:color="CBD5E1"/>
+          <w:bottom w:val="single" w:sz="4" w:space="0" w:color="CBD5E1"/>
+          <w:left w:val="none"/>
+          <w:right w:val="none"/>
+          <w:insideH w:val="single" w:sz="4" w:space="0" w:color="CBD5E1"/>
+          <w:insideV w:val="none"/>
+        </w:tblBorders>
+      </w:tblPr>
+      <w:tblGrid>
+        <w:gridCol w:w="8837"/>
+      </w:tblGrid>
+      <w:tr>
+        <w:tc>
+          <w:tcPr>
+            <w:tcW w:type="dxa" w:w="9360"/>
+            <w:shd w:fill="F1F5F9"/>
+            <w:tcMar>
+              <w:top w:w="60" w:type="dxa"/>
+              <w:bottom w:w="60" w:type="dxa"/>
+              <w:left w:w="100" w:type="dxa"/>
+              <w:right w:w="100" w:type="dxa"/>
+            </w:tcMar>
+          </w:tcPr>
+          <w:p>
+            <w:pPr>
+              <w:spacing w:before="40" w:after="40" w:line="276" w:lineRule="auto"/>
+            </w:pPr>
+            <w:r>
+              <w:rPr>
+                <w:rFonts w:ascii="TH SarabunPSK" w:hAnsi="TH SarabunPSK" w:cs="TH SarabunPSK" w:eastAsia="TH SarabunPSK"/>
+                <w:b/>
+                <w:i w:val="0"/>
+                <w:color w:val="1E293B"/>
+                <w:sz w:val="28"/>
+              </w:rPr>
+              <w:t xml:space="preserve">• Video Prompt (สำหรับ AI Video): </w:t>
+            </w:r>
+            <w:r>
+              <w:rPr>
+                <w:rFonts w:ascii="TH SarabunPSK" w:hAnsi="TH SarabunPSK" w:cs="TH SarabunPSK" w:eastAsia="TH SarabunPSK"/>
+                <w:b w:val="0"/>
+                <w:i/>
+                <w:color w:val="334155"/>
+                <w:sz w:val="26"/>
+              </w:rPr>
+              <w:t>"3D math educational motion graphics. A right-angled triangle in the center with a blue square block on side a and green square block on side b. Both blocks merge together onto the hypotenuse c, forming a large gold block. Glowing math formula transforms from c-squared = a-squared + b-squared into c = square root of (a-squared + b-squared). A banner showing number set 3-4-5 expanding to 9-12-15."</w:t>
+            </w:r>
+          </w:p>
+        </w:tc>
+      </w:tr>
+    </w:tbl>
+    <w:p>
+      <w:pPr>
+        <w:keepNext/>
+        <w:pageBreakBefore w:val="0"/>
+        <w:spacing w:before="40" w:after="40" w:line="276" w:lineRule="auto"/>
+        <w:ind w:left="288"/>
+        <w:jc w:val="left"/>
+      </w:pPr>
+      <w:r>
+        <w:rPr>
+          <w:rFonts w:ascii="TH SarabunPSK" w:hAnsi="TH SarabunPSK" w:cs="TH SarabunPSK" w:eastAsia="TH SarabunPSK"/>
+          <w:b/>
+          <w:i w:val="0"/>
+          <w:color w:val="1E293B"/>
+          <w:sz w:val="30"/>
+        </w:rPr>
+        <w:t xml:space="preserve">• เสียงพากย์ (Voiceover): </w:t>
+      </w:r>
+      <w:r>
+        <w:rPr>
+          <w:rFonts w:ascii="TH SarabunPSK" w:hAnsi="TH SarabunPSK" w:cs="TH SarabunPSK" w:eastAsia="TH SarabunPSK"/>
+          <w:b w:val="0"/>
+          <w:i w:val="0"/>
+          <w:color w:val="0F172A"/>
+          <w:sz w:val="30"/>
+        </w:rPr>
+        <w:t>"[อบอุ่น] ทฤษฎีบทพีทาโกรัสบอกว่า c² = a² + b² แต่ในใบกิจกรรมเราต้องการความยาวด้าน c ตัวเดียว จึงถอดรากได้สูตรสำเร็จรูป c = √(a² + b²) ค่ะ! [ตื่นเต้น] และจำชุดตัวเลขยอดฮิตอย่าง 3-4-5 และ 9-12-15 ไว้ให้ดี จะช่วยให้ทำใบงานได้เร็วขึ้นมากค่ะ!"</w:t>
+      </w:r>
+    </w:p>
+    <w:p>
+      <w:pPr>
+        <w:keepNext/>
+        <w:pageBreakBefore w:val="0"/>
+        <w:spacing w:before="40" w:after="40" w:line="276" w:lineRule="auto"/>
+        <w:ind w:left="288"/>
+        <w:jc w:val="left"/>
+      </w:pPr>
+      <w:r>
+        <w:rPr>
+          <w:rFonts w:ascii="TH SarabunPSK" w:hAnsi="TH SarabunPSK" w:cs="TH SarabunPSK" w:eastAsia="TH SarabunPSK"/>
+          <w:b/>
+          <w:i w:val="0"/>
+          <w:color w:val="1E293B"/>
+          <w:sz w:val="30"/>
+        </w:rPr>
+        <w:t xml:space="preserve">• กราฟิกบนจอ: </w:t>
+      </w:r>
+      <w:r>
+        <w:rPr>
+          <w:rFonts w:ascii="TH SarabunPSK" w:hAnsi="TH SarabunPSK" w:cs="TH SarabunPSK" w:eastAsia="TH SarabunPSK"/>
+          <w:b w:val="0"/>
+          <w:i w:val="0"/>
+          <w:color w:val="334155"/>
+          <w:sz w:val="30"/>
+        </w:rPr>
+        <w:t>สูตร c² = a² + b² ⟶ c = √(a² + b²) / ป้ายคู่หูชุดตัวเลข (3, 4, 5) ⟶ (9, 12, 15)</w:t>
+      </w:r>
+    </w:p>
+    <w:p>
+      <w:pPr>
+        <w:keepNext w:val="0"/>
+        <w:pageBreakBefore w:val="0"/>
+        <w:spacing w:before="40" w:after="60" w:line="276" w:lineRule="auto"/>
+        <w:ind w:left="288"/>
+        <w:jc w:val="left"/>
+      </w:pPr>
+      <w:r>
+        <w:rPr>
+          <w:rFonts w:ascii="TH SarabunPSK" w:hAnsi="TH SarabunPSK" w:cs="TH SarabunPSK" w:eastAsia="TH SarabunPSK"/>
+          <w:b/>
+          <w:i w:val="0"/>
+          <w:color w:val="1E293B"/>
+          <w:sz w:val="30"/>
+        </w:rPr>
+        <w:t xml:space="preserve">• SFX &amp; ดนตรี: </w:t>
+      </w:r>
+      <w:r>
+        <w:rPr>
+          <w:rFonts w:ascii="TH SarabunPSK" w:hAnsi="TH SarabunPSK" w:cs="TH SarabunPSK" w:eastAsia="TH SarabunPSK"/>
+          <w:b w:val="0"/>
+          <w:i w:val="0"/>
+          <w:color w:val="334155"/>
+          <w:sz w:val="30"/>
+        </w:rPr>
+        <w:t>เสียงเวทมนตร์กล่องรวมตัวกัน -&gt; เสียงปิ๊งตอนสูตรสำเร็จรูปปรากฏ</w:t>
+      </w:r>
+    </w:p>
+    <w:p>
+      <w:pPr>
+        <w:keepNext w:val="0"/>
+        <w:pageBreakBefore w:val="0"/>
+        <w:spacing w:before="0" w:after="40" w:line="276" w:lineRule="auto"/>
+        <w:jc w:val="left"/>
+      </w:pPr>
+    </w:p>
+    <w:p>
+      <w:pPr>
+        <w:keepNext/>
+        <w:pageBreakBefore/>
+        <w:spacing w:before="100" w:after="40" w:line="276" w:lineRule="auto"/>
+        <w:jc w:val="left"/>
+      </w:pPr>
+      <w:r>
+        <w:rPr>
+          <w:rFonts w:ascii="TH SarabunPSK" w:hAnsi="TH SarabunPSK" w:cs="TH SarabunPSK" w:eastAsia="TH SarabunPSK"/>
+          <w:b/>
+          <w:i w:val="0"/>
+          <w:color w:val="0F172A"/>
+          <w:sz w:val="32"/>
+        </w:rPr>
+        <w:t>ฉากที่ 4: สาธิต 4 สเต็ปทองคำ (ช่วงเวลา 1:55 – 2:45)</w:t>
+      </w:r>
+    </w:p>
+    <w:tbl>
+      <w:tblPr>
+        <w:tblW w:type="auto" w:w="0"/>
+        <w:jc w:val="center"/>
+        <w:tblLook w:firstColumn="1" w:firstRow="1" w:lastColumn="0" w:lastRow="0" w:noHBand="0" w:noVBand="1" w:val="04A0"/>
+        <w:tblBorders>
+          <w:top w:val="single" w:sz="4" w:space="0" w:color="CBD5E1"/>
+          <w:bottom w:val="single" w:sz="4" w:space="0" w:color="CBD5E1"/>
+          <w:left w:val="none"/>
+          <w:right w:val="none"/>
+          <w:insideH w:val="single" w:sz="4" w:space="0" w:color="CBD5E1"/>
+          <w:insideV w:val="none"/>
+        </w:tblBorders>
+      </w:tblPr>
+      <w:tblGrid>
+        <w:gridCol w:w="8837"/>
+      </w:tblGrid>
+      <w:tr>
+        <w:tc>
+          <w:tcPr>
+            <w:tcW w:type="dxa" w:w="9360"/>
+            <w:shd w:fill="F1F5F9"/>
+            <w:tcMar>
+              <w:top w:w="60" w:type="dxa"/>
+              <w:bottom w:w="60" w:type="dxa"/>
+              <w:left w:w="100" w:type="dxa"/>
+              <w:right w:w="100" w:type="dxa"/>
+            </w:tcMar>
+          </w:tcPr>
+          <w:p>
+            <w:pPr>
+              <w:spacing w:before="40" w:after="40" w:line="276" w:lineRule="auto"/>
+            </w:pPr>
+            <w:r>
+              <w:rPr>
+                <w:rFonts w:ascii="TH SarabunPSK" w:hAnsi="TH SarabunPSK" w:cs="TH SarabunPSK" w:eastAsia="TH SarabunPSK"/>
+                <w:b/>
+                <w:i w:val="0"/>
+                <w:color w:val="1E293B"/>
+                <w:sz w:val="28"/>
+              </w:rPr>
+              <w:t xml:space="preserve">• Video Prompt (สำหรับ AI Video): </w:t>
+            </w:r>
+            <w:r>
+              <w:rPr>
+                <w:rFonts w:ascii="TH SarabunPSK" w:hAnsi="TH SarabunPSK" w:cs="TH SarabunPSK" w:eastAsia="TH SarabunPSK"/>
+                <w:b w:val="0"/>
+                <w:i/>
+                <w:color w:val="334155"/>
+                <w:sz w:val="26"/>
+              </w:rPr>
+              <w:t>"Split screen online teaching style. Left side shows a cartoon worksheet paper with Thai title "ภารกิจพิชิตพีทาโกรัส ภารกิจที่ 1". Right side shows a clean white board with a cartoon pen writing step-by-step math solutions in Thai clearly: formula, substitution, calculation, and final square root answer with meters unit."</w:t>
+            </w:r>
+          </w:p>
+        </w:tc>
+      </w:tr>
+    </w:tbl>
+    <w:p>
+      <w:pPr>
+        <w:keepNext/>
+        <w:pageBreakBefore w:val="0"/>
+        <w:spacing w:before="40" w:after="40" w:line="276" w:lineRule="auto"/>
+        <w:ind w:left="288"/>
+        <w:jc w:val="left"/>
+      </w:pPr>
+      <w:r>
+        <w:rPr>
+          <w:rFonts w:ascii="TH SarabunPSK" w:hAnsi="TH SarabunPSK" w:cs="TH SarabunPSK" w:eastAsia="TH SarabunPSK"/>
+          <w:b/>
+          <w:i w:val="0"/>
+          <w:color w:val="1E293B"/>
+          <w:sz w:val="30"/>
+        </w:rPr>
+        <w:t xml:space="preserve">• เสียงพากย์ (Voiceover): </w:t>
+      </w:r>
+      <w:r>
+        <w:rPr>
+          <w:rFonts w:ascii="TH SarabunPSK" w:hAnsi="TH SarabunPSK" w:cs="TH SarabunPSK" w:eastAsia="TH SarabunPSK"/>
+          <w:b w:val="0"/>
+          <w:i w:val="0"/>
+          <w:color w:val="0F172A"/>
+          <w:sz w:val="30"/>
+        </w:rPr>
+        <w:t>"[ยิ้ม] มาดูวิธีเขียนแสดงวิธีทำ 4 สเต็ปทองคำเพื่อให้ได้เต็ม 10 คะแนนค่ะ:</w:t>
+        <w:br/>
+        <w:t>1. สเต็ปที่ 1: เขียนสูตรตั้งต้น c = √(a² + b²)</w:t>
+        <w:br/>
+        <w:t>2. สเต็ปที่ 2: แทนค่าความยาวด้าน</w:t>
+        <w:br/>
+        <w:t>3. สเต็ปที่ 3: ยกกำลังสองแล้วบวกกัน (c = √(9² + 12²) = √(81 + 144) = √225)</w:t>
+        <w:br/>
+        <w:t>4. สเต็ปที่ 4: ถอดรากที่สองเป็นคำตอบสุดท้ายพร้อมใส่หน่วย (c = 15 เมตร)"</w:t>
+      </w:r>
+    </w:p>
+    <w:p>
+      <w:pPr>
+        <w:keepNext/>
+        <w:pageBreakBefore w:val="0"/>
+        <w:spacing w:before="40" w:after="40" w:line="276" w:lineRule="auto"/>
+        <w:ind w:left="288"/>
+        <w:jc w:val="left"/>
+      </w:pPr>
+      <w:r>
+        <w:rPr>
+          <w:rFonts w:ascii="TH SarabunPSK" w:hAnsi="TH SarabunPSK" w:cs="TH SarabunPSK" w:eastAsia="TH SarabunPSK"/>
+          <w:b/>
+          <w:i w:val="0"/>
+          <w:color w:val="1E293B"/>
+          <w:sz w:val="30"/>
+        </w:rPr>
+        <w:t xml:space="preserve">• กราฟิกบนจอ: </w:t>
+      </w:r>
+      <w:r>
+        <w:rPr>
+          <w:rFonts w:ascii="TH SarabunPSK" w:hAnsi="TH SarabunPSK" w:cs="TH SarabunPSK" w:eastAsia="TH SarabunPSK"/>
+          <w:b w:val="0"/>
+          <w:i w:val="0"/>
+          <w:color w:val="334155"/>
+          <w:sz w:val="30"/>
+        </w:rPr>
+        <w:t>แสดงสเต็ป 1 ถึง 4 ตามโครงสร้างใบงานอย่างเป็นระเบียบชัดเจน</w:t>
+      </w:r>
+    </w:p>
+    <w:p>
+      <w:pPr>
+        <w:keepNext/>
+        <w:pageBreakBefore w:val="0"/>
+        <w:spacing w:before="40" w:after="60" w:line="276" w:lineRule="auto"/>
+        <w:ind w:left="288"/>
+        <w:jc w:val="left"/>
+      </w:pPr>
+      <w:r>
+        <w:rPr>
+          <w:rFonts w:ascii="TH SarabunPSK" w:hAnsi="TH SarabunPSK" w:cs="TH SarabunPSK" w:eastAsia="TH SarabunPSK"/>
+          <w:b/>
+          <w:i w:val="0"/>
+          <w:color w:val="1E293B"/>
+          <w:sz w:val="30"/>
+        </w:rPr>
+        <w:t xml:space="preserve">• SFX &amp; ดนตรี: </w:t>
+      </w:r>
+      <w:r>
+        <w:rPr>
+          <w:rFonts w:ascii="TH SarabunPSK" w:hAnsi="TH SarabunPSK" w:cs="TH SarabunPSK" w:eastAsia="TH SarabunPSK"/>
+          <w:b w:val="0"/>
+          <w:i w:val="0"/>
+          <w:color w:val="334155"/>
+          <w:sz w:val="30"/>
+        </w:rPr>
+        <w:t>เสียงปากกาเขียน -&gt; เสียงกระดิ่ง "กริ๊ง!"</w:t>
+      </w:r>
+    </w:p>
+    <w:p>
+      <w:pPr>
+        <w:keepNext/>
+        <w:spacing w:before="60" w:after="40"/>
+        <w:jc w:val="center"/>
+      </w:pPr>
+      <w:r>
+        <w:drawing>
+          <wp:inline xmlns:a="http://schemas.openxmlformats.org/drawingml/2006/main" xmlns:pic="http://schemas.openxmlformats.org/drawingml/2006/picture">
+            <wp:extent cx="4023360" cy="2245596"/>
+            <wp:docPr id="2" name="Picture 2"/>
+            <wp:cNvGraphicFramePr>
+              <a:graphicFrameLocks noChangeAspect="1"/>
+            </wp:cNvGraphicFramePr>
+            <a:graphic>
+              <a:graphicData uri="http://schemas.openxmlformats.org/drawingml/2006/picture">
+                <pic:pic>
+                  <pic:nvPicPr>
+                    <pic:cNvPr id="0" name="scene_sample_2.jpg"/>
+                    <pic:cNvPicPr/>
+                  </pic:nvPicPr>
+                  <pic:blipFill>
+                    <a:blip r:embed="rId12"/>
+                    <a:stretch>
+                      <a:fillRect/>
+                    </a:stretch>
+                  </pic:blipFill>
+                  <pic:spPr>
+                    <a:xfrm>
+                      <a:off x="0" y="0"/>
+                      <a:ext cx="4023360" cy="2245596"/>
+                    </a:xfrm>
+                    <a:prstGeom prst="rect"/>
+                  </pic:spPr>
+                </pic:pic>
+              </a:graphicData>
+            </a:graphic>
+          </wp:inline>
+        </w:drawing>
+      </w:r>
+    </w:p>
+    <w:p>
+      <w:pPr>
+        <w:spacing w:before="20" w:after="80"/>
+        <w:jc w:val="center"/>
+      </w:pPr>
+      <w:r>
+        <w:rPr>
+          <w:rFonts w:ascii="TH SarabunPSK" w:hAnsi="TH SarabunPSK" w:cs="TH SarabunPSK" w:eastAsia="TH SarabunPSK"/>
+          <w:b w:val="0"/>
+          <w:i/>
+          <w:color w:val="64748B"/>
+          <w:sz w:val="26"/>
+        </w:rPr>
+        <w:t>ภาพจำลองหน้าจอการสอนสาธิต 4 สเต็ปทองคำและการจัดวางกราฟิก (แสดงลายน้ำลิขสิทธิ์ ณัฐณิชา 025 ที่มุมบนขวา)</w:t>
+      </w:r>
+    </w:p>
+    <w:p>
+      <w:pPr>
+        <w:keepNext/>
+        <w:pageBreakBefore/>
+        <w:spacing w:before="100" w:after="40" w:line="276" w:lineRule="auto"/>
+        <w:jc w:val="left"/>
+      </w:pPr>
+      <w:r>
+        <w:rPr>
+          <w:rFonts w:ascii="TH SarabunPSK" w:hAnsi="TH SarabunPSK" w:cs="TH SarabunPSK" w:eastAsia="TH SarabunPSK"/>
+          <w:b/>
+          <w:i w:val="0"/>
+          <w:color w:val="0F172A"/>
+          <w:sz w:val="32"/>
+        </w:rPr>
+        <w:t>ฉากที่ 5: กับดักที่เด็ก ม.2 ชอบพลาด! (ช่วงเวลา 2:45 – 3:10)</w:t>
+      </w:r>
+    </w:p>
+    <w:tbl>
+      <w:tblPr>
+        <w:tblW w:type="auto" w:w="0"/>
+        <w:jc w:val="center"/>
+        <w:tblLook w:firstColumn="1" w:firstRow="1" w:lastColumn="0" w:lastRow="0" w:noHBand="0" w:noVBand="1" w:val="04A0"/>
+        <w:tblBorders>
+          <w:top w:val="single" w:sz="4" w:space="0" w:color="CBD5E1"/>
+          <w:bottom w:val="single" w:sz="4" w:space="0" w:color="CBD5E1"/>
+          <w:left w:val="none"/>
+          <w:right w:val="none"/>
+          <w:insideH w:val="single" w:sz="4" w:space="0" w:color="CBD5E1"/>
+          <w:insideV w:val="none"/>
+        </w:tblBorders>
+      </w:tblPr>
+      <w:tblGrid>
+        <w:gridCol w:w="8837"/>
+      </w:tblGrid>
+      <w:tr>
+        <w:tc>
+          <w:tcPr>
+            <w:tcW w:type="dxa" w:w="9360"/>
+            <w:shd w:fill="F1F5F9"/>
+            <w:tcMar>
+              <w:top w:w="60" w:type="dxa"/>
+              <w:bottom w:w="60" w:type="dxa"/>
+              <w:left w:w="100" w:type="dxa"/>
+              <w:right w:w="100" w:type="dxa"/>
+            </w:tcMar>
+          </w:tcPr>
+          <w:p>
+            <w:pPr>
+              <w:spacing w:before="40" w:after="40" w:line="276" w:lineRule="auto"/>
+            </w:pPr>
+            <w:r>
+              <w:rPr>
+                <w:rFonts w:ascii="TH SarabunPSK" w:hAnsi="TH SarabunPSK" w:cs="TH SarabunPSK" w:eastAsia="TH SarabunPSK"/>
+                <w:b/>
+                <w:i w:val="0"/>
+                <w:color w:val="1E293B"/>
+                <w:sz w:val="28"/>
+              </w:rPr>
+              <w:t xml:space="preserve">• Video Prompt (สำหรับ AI Video): </w:t>
+            </w:r>
+            <w:r>
+              <w:rPr>
+                <w:rFonts w:ascii="TH SarabunPSK" w:hAnsi="TH SarabunPSK" w:cs="TH SarabunPSK" w:eastAsia="TH SarabunPSK"/>
+                <w:b w:val="0"/>
+                <w:i/>
+                <w:color w:val="334155"/>
+                <w:sz w:val="26"/>
+              </w:rPr>
+              <w:t>"Playful cartoon warning visual. A big red cross stamp over a wrong formula example "a + b = c". Background shaking slightly with a flashing yellow warning sign. Zoom in on square root symbol with a green check stamp saying "Do not forget square root". Cartoon teacher shaking finger with a friendly smile."</w:t>
+            </w:r>
+          </w:p>
+        </w:tc>
+      </w:tr>
+    </w:tbl>
+    <w:p>
+      <w:pPr>
+        <w:keepNext/>
+        <w:pageBreakBefore w:val="0"/>
+        <w:spacing w:before="40" w:after="40" w:line="276" w:lineRule="auto"/>
+        <w:ind w:left="288"/>
+        <w:jc w:val="left"/>
+      </w:pPr>
+      <w:r>
+        <w:rPr>
+          <w:rFonts w:ascii="TH SarabunPSK" w:hAnsi="TH SarabunPSK" w:cs="TH SarabunPSK" w:eastAsia="TH SarabunPSK"/>
+          <w:b/>
+          <w:i w:val="0"/>
+          <w:color w:val="1E293B"/>
+          <w:sz w:val="30"/>
+        </w:rPr>
+        <w:t xml:space="preserve">• เสียงพากย์ (Voiceover): </w:t>
+      </w:r>
+      <w:r>
+        <w:rPr>
+          <w:rFonts w:ascii="TH SarabunPSK" w:hAnsi="TH SarabunPSK" w:cs="TH SarabunPSK" w:eastAsia="TH SarabunPSK"/>
+          <w:b w:val="0"/>
+          <w:i w:val="0"/>
+          <w:color w:val="0F172A"/>
+          <w:sz w:val="30"/>
+        </w:rPr>
+        <w:t>"[ตกใจ] จุดที่นักเรียนชอบพลาดจนโดนหักคะแนนมี 2 ข้อค่ะ!</w:t>
+        <w:br/>
+        <w:t>1. ห้ามนำความยาวด้านมาบวกกันดื้อๆ เด็ดขาด ต้องยกกำลังสองก่อนเสมอ!</w:t>
+        <w:br/>
+        <w:t>2. เมื่อบวกเลขในรูทแล้ว อย่าลืมถอดรากที่สองนะคะ และที่สำคัญ... อย่าลืมใส่หน่วยกำกับทุกครั้งค่ะ!"</w:t>
+      </w:r>
+    </w:p>
+    <w:p>
+      <w:pPr>
+        <w:keepNext/>
+        <w:pageBreakBefore w:val="0"/>
+        <w:spacing w:before="40" w:after="40" w:line="276" w:lineRule="auto"/>
+        <w:ind w:left="288"/>
+        <w:jc w:val="left"/>
+      </w:pPr>
+      <w:r>
+        <w:rPr>
+          <w:rFonts w:ascii="TH SarabunPSK" w:hAnsi="TH SarabunPSK" w:cs="TH SarabunPSK" w:eastAsia="TH SarabunPSK"/>
+          <w:b/>
+          <w:i w:val="0"/>
+          <w:color w:val="1E293B"/>
+          <w:sz w:val="30"/>
+        </w:rPr>
+        <w:t xml:space="preserve">• กราฟิกบนจอ: </w:t>
+      </w:r>
+      <w:r>
+        <w:rPr>
+          <w:rFonts w:ascii="TH SarabunPSK" w:hAnsi="TH SarabunPSK" w:cs="TH SarabunPSK" w:eastAsia="TH SarabunPSK"/>
+          <w:b w:val="0"/>
+          <w:i w:val="0"/>
+          <w:color w:val="334155"/>
+          <w:sz w:val="30"/>
+        </w:rPr>
+        <w:t>❌ a + b = c (ห้ามบวกตรงๆ) / ⚠️ ป้ายเตือนเหลือง: 1. ต้องยกกำลังสอง 2. ต้องถอดรูท 3. ต้องใส่หน่วย</w:t>
+      </w:r>
+    </w:p>
+    <w:p>
+      <w:pPr>
+        <w:keepNext w:val="0"/>
+        <w:pageBreakBefore w:val="0"/>
+        <w:spacing w:before="40" w:after="60" w:line="276" w:lineRule="auto"/>
+        <w:ind w:left="288"/>
+        <w:jc w:val="left"/>
+      </w:pPr>
+      <w:r>
+        <w:rPr>
+          <w:rFonts w:ascii="TH SarabunPSK" w:hAnsi="TH SarabunPSK" w:cs="TH SarabunPSK" w:eastAsia="TH SarabunPSK"/>
+          <w:b/>
+          <w:i w:val="0"/>
+          <w:color w:val="1E293B"/>
+          <w:sz w:val="30"/>
+        </w:rPr>
+        <w:t xml:space="preserve">• SFX &amp; ดนตรี: </w:t>
+      </w:r>
+      <w:r>
+        <w:rPr>
+          <w:rFonts w:ascii="TH SarabunPSK" w:hAnsi="TH SarabunPSK" w:cs="TH SarabunPSK" w:eastAsia="TH SarabunPSK"/>
+          <w:b w:val="0"/>
+          <w:i w:val="0"/>
+          <w:color w:val="334155"/>
+          <w:sz w:val="30"/>
+        </w:rPr>
+        <w:t>เสียงสัญญาณเตือนตลกๆ -&gt; เสียงปิ๊งเตือนสติ</w:t>
+      </w:r>
+    </w:p>
+    <w:p>
+      <w:pPr>
+        <w:keepNext w:val="0"/>
+        <w:pageBreakBefore w:val="0"/>
+        <w:spacing w:before="0" w:after="40" w:line="276" w:lineRule="auto"/>
+        <w:jc w:val="left"/>
+      </w:pPr>
+    </w:p>
+    <w:p>
+      <w:pPr>
+        <w:keepNext/>
+        <w:pageBreakBefore w:val="0"/>
+        <w:spacing w:before="100" w:after="40" w:line="276" w:lineRule="auto"/>
+        <w:jc w:val="left"/>
+      </w:pPr>
+      <w:r>
+        <w:rPr>
+          <w:rFonts w:ascii="TH SarabunPSK" w:hAnsi="TH SarabunPSK" w:cs="TH SarabunPSK" w:eastAsia="TH SarabunPSK"/>
+          <w:b/>
+          <w:i w:val="0"/>
+          <w:color w:val="0F172A"/>
+          <w:sz w:val="32"/>
+        </w:rPr>
+        <w:t>ฉากที่ 6: ภารกิจก่อนเข้าห้องเรียน (ช่วงเวลา 3:10 – 3:35)</w:t>
+      </w:r>
+    </w:p>
+    <w:tbl>
+      <w:tblPr>
+        <w:tblW w:type="auto" w:w="0"/>
+        <w:jc w:val="center"/>
+        <w:tblLook w:firstColumn="1" w:firstRow="1" w:lastColumn="0" w:lastRow="0" w:noHBand="0" w:noVBand="1" w:val="04A0"/>
+        <w:tblBorders>
+          <w:top w:val="single" w:sz="4" w:space="0" w:color="CBD5E1"/>
+          <w:bottom w:val="single" w:sz="4" w:space="0" w:color="CBD5E1"/>
+          <w:left w:val="none"/>
+          <w:right w:val="none"/>
+          <w:insideH w:val="single" w:sz="4" w:space="0" w:color="CBD5E1"/>
+          <w:insideV w:val="none"/>
+        </w:tblBorders>
+      </w:tblPr>
+      <w:tblGrid>
+        <w:gridCol w:w="8837"/>
+      </w:tblGrid>
+      <w:tr>
+        <w:tc>
+          <w:tcPr>
+            <w:tcW w:type="dxa" w:w="9360"/>
+            <w:shd w:fill="F1F5F9"/>
+            <w:tcMar>
+              <w:top w:w="60" w:type="dxa"/>
+              <w:bottom w:w="60" w:type="dxa"/>
+              <w:left w:w="100" w:type="dxa"/>
+              <w:right w:w="100" w:type="dxa"/>
+            </w:tcMar>
+          </w:tcPr>
+          <w:p>
+            <w:pPr>
+              <w:spacing w:before="40" w:after="40" w:line="276" w:lineRule="auto"/>
+            </w:pPr>
+            <w:r>
+              <w:rPr>
+                <w:rFonts w:ascii="TH SarabunPSK" w:hAnsi="TH SarabunPSK" w:cs="TH SarabunPSK" w:eastAsia="TH SarabunPSK"/>
+                <w:b/>
+                <w:i w:val="0"/>
+                <w:color w:val="1E293B"/>
+                <w:sz w:val="28"/>
+              </w:rPr>
+              <w:t xml:space="preserve">• Video Prompt (สำหรับ AI Video): </w:t>
+            </w:r>
+            <w:r>
+              <w:rPr>
+                <w:rFonts w:ascii="TH SarabunPSK" w:hAnsi="TH SarabunPSK" w:cs="TH SarabunPSK" w:eastAsia="TH SarabunPSK"/>
+                <w:b w:val="0"/>
+                <w:i/>
+                <w:color w:val="334155"/>
+                <w:sz w:val="26"/>
+              </w:rPr>
+              <w:t>"Heartwarming ending scene. Cartoon M.2 students in groups of 5 sitting around a table working on mission worksheets happily. Top shows 5 role tags: Leader, Drawer, Calculator, Verifier, Presenter. Right side shows a smartphone screen displaying classroom Padlet board. Top-right corner shows clear copyright text "ณัฐณิชา 025". Cartoon teacher waving goodbye warmly. Fade out."</w:t>
+            </w:r>
+          </w:p>
+        </w:tc>
+      </w:tr>
+    </w:tbl>
+    <w:p>
+      <w:pPr>
+        <w:keepNext/>
+        <w:pageBreakBefore w:val="0"/>
+        <w:spacing w:before="40" w:after="40" w:line="276" w:lineRule="auto"/>
+        <w:ind w:left="288"/>
+        <w:jc w:val="left"/>
+      </w:pPr>
+      <w:r>
+        <w:rPr>
+          <w:rFonts w:ascii="TH SarabunPSK" w:hAnsi="TH SarabunPSK" w:cs="TH SarabunPSK" w:eastAsia="TH SarabunPSK"/>
+          <w:b/>
+          <w:i w:val="0"/>
+          <w:color w:val="1E293B"/>
+          <w:sz w:val="30"/>
+        </w:rPr>
+        <w:t xml:space="preserve">• เสียงพากย์ (Voiceover): </w:t>
+      </w:r>
+      <w:r>
+        <w:rPr>
+          <w:rFonts w:ascii="TH SarabunPSK" w:hAnsi="TH SarabunPSK" w:cs="TH SarabunPSK" w:eastAsia="TH SarabunPSK"/>
+          <w:b w:val="0"/>
+          <w:i w:val="0"/>
+          <w:color w:val="0F172A"/>
+          <w:sz w:val="30"/>
+        </w:rPr>
+        <w:t>"[อบอุ่น] ก่อนมาลุยใบงานจริงวันพรุ่งนี้ มี 2 ภารกิจง่ายๆ ค่ะ:</w:t>
+        <w:br/>
+        <w:t>1. สรุป 4 สเต็ปทองคำเป็นแผนผังความคิด 1 หน้า</w:t>
+        <w:br/>
+        <w:t>2. โพสต์คำถามที่สงสัย 1 ข้อลงใน Padlet ของห้องเราค่ะ</w:t>
+        <w:br/>
+        <w:t>พรุ่งนี้กลุ่มละ 5 คนมารวมพลังพิชิต Pythagoras Mission คว้าเต็ม 10 ไปด้วยกัน แล้วพบกันในห้องเรียนนะคะ สวัสดีค่ะ!"</w:t>
+      </w:r>
+    </w:p>
+    <w:p>
+      <w:pPr>
+        <w:keepNext/>
+        <w:pageBreakBefore w:val="0"/>
+        <w:spacing w:before="40" w:after="40" w:line="276" w:lineRule="auto"/>
+        <w:ind w:left="288"/>
+        <w:jc w:val="left"/>
+      </w:pPr>
+      <w:r>
+        <w:rPr>
+          <w:rFonts w:ascii="TH SarabunPSK" w:hAnsi="TH SarabunPSK" w:cs="TH SarabunPSK" w:eastAsia="TH SarabunPSK"/>
+          <w:b/>
+          <w:i w:val="0"/>
+          <w:color w:val="1E293B"/>
+          <w:sz w:val="30"/>
+        </w:rPr>
+        <w:t xml:space="preserve">• กราฟิกบนจอ: </w:t>
+      </w:r>
+      <w:r>
+        <w:rPr>
+          <w:rFonts w:ascii="TH SarabunPSK" w:hAnsi="TH SarabunPSK" w:cs="TH SarabunPSK" w:eastAsia="TH SarabunPSK"/>
+          <w:b w:val="0"/>
+          <w:i w:val="0"/>
+          <w:color w:val="334155"/>
+          <w:sz w:val="30"/>
+        </w:rPr>
+        <w:t>ป้ายภารกิจ 2 ข้อ / ลิขสิทธิ์มุมขวาบน: ณัฐณิชา 025</w:t>
+      </w:r>
+    </w:p>
+    <w:p>
+      <w:pPr>
+        <w:keepNext w:val="0"/>
+        <w:pageBreakBefore w:val="0"/>
+        <w:spacing w:before="40" w:after="60" w:line="276" w:lineRule="auto"/>
+        <w:ind w:left="288"/>
+        <w:jc w:val="left"/>
+      </w:pPr>
+      <w:r>
+        <w:rPr>
+          <w:rFonts w:ascii="TH SarabunPSK" w:hAnsi="TH SarabunPSK" w:cs="TH SarabunPSK" w:eastAsia="TH SarabunPSK"/>
+          <w:b/>
+          <w:i w:val="0"/>
+          <w:color w:val="1E293B"/>
+          <w:sz w:val="30"/>
+        </w:rPr>
+        <w:t xml:space="preserve">• SFX &amp; ดนตรี: </w:t>
+      </w:r>
+      <w:r>
+        <w:rPr>
+          <w:rFonts w:ascii="TH SarabunPSK" w:hAnsi="TH SarabunPSK" w:cs="TH SarabunPSK" w:eastAsia="TH SarabunPSK"/>
+          <w:b w:val="0"/>
+          <w:i w:val="0"/>
+          <w:color w:val="334155"/>
+          <w:sz w:val="30"/>
+        </w:rPr>
+        <w:t>ดนตรีท่อนจบสนุกสนาน บรรเลงส่งท้ายและค่อยๆ เฟดเบาลงอย่างนุ่มนวล</w:t>
+      </w:r>
+    </w:p>
+    <w:p>
+      <w:pPr>
+        <w:keepNext w:val="0"/>
+        <w:pageBreakBefore w:val="0"/>
+        <w:spacing w:before="0" w:after="40" w:line="276" w:lineRule="auto"/>
+        <w:jc w:val="left"/>
+      </w:pPr>
+    </w:p>
+    <w:p>
+      <w:pPr>
+        <w:keepNext/>
+        <w:pageBreakBefore/>
+        <w:spacing w:before="120" w:after="40" w:line="276" w:lineRule="auto"/>
+        <w:jc w:val="left"/>
+      </w:pPr>
+      <w:r>
+        <w:rPr>
+          <w:rFonts w:ascii="TH SarabunPSK" w:hAnsi="TH SarabunPSK" w:cs="TH SarabunPSK" w:eastAsia="TH SarabunPSK"/>
+          <w:b/>
+          <w:i w:val="0"/>
+          <w:sz w:val="32"/>
+        </w:rPr>
+        <w:t>4.5 การวางสัญลักษณ์แสดงลิขสิทธิ์ประจำตัวนิสิต (Copyright Identification)</w:t>
+      </w:r>
+    </w:p>
+    <w:p>
+      <w:pPr>
+        <w:keepNext w:val="0"/>
+        <w:pageBreakBefore w:val="0"/>
+        <w:spacing w:before="0" w:after="160" w:line="276" w:lineRule="auto"/>
+        <w:jc w:val="left"/>
+      </w:pPr>
+      <w:r>
+        <w:rPr>
+          <w:rFonts w:ascii="TH SarabunPSK" w:hAnsi="TH SarabunPSK" w:cs="TH SarabunPSK" w:eastAsia="TH SarabunPSK"/>
+          <w:b w:val="0"/>
+          <w:i w:val="0"/>
+          <w:sz w:val="32"/>
+        </w:rPr>
+        <w:t>ตามข้อกำหนดของรายวิชาในการผลิตสื่อนวัตกรรม นิสิตได้ดำเนินการฝังข้อความและสัญลักษณ์แสดงความเป็นเจ้าของลิขสิทธิ์ผลงานอย่างชัดเจน โดยกำหนดให้มีข้อความชื่อ-สกุล และรหัสนิสิต 3 ตัวท้าย "ณัฐณิชา 025" แสดงอยู่ที่บริเวณมุมบนด้านขวา (Top-Right Corner) ของจอภาพวิดีโอตลอดความยาวคลิปตั้งแต่ต้นจนจบ (0:00 – 3:35 นาที) เพื่อยืนยันว่าเป็นผลงานที่นิสิตได้จัดทำขึ้นด้วยตนเองอย่างถูกต้อง</w:t>
+      </w:r>
+    </w:p>
+    <w:p>
+      <w:pPr>
+        <w:keepNext/>
+        <w:pageBreakBefore w:val="0"/>
+        <w:spacing w:before="160" w:after="60" w:line="276" w:lineRule="auto"/>
+        <w:jc w:val="left"/>
+      </w:pPr>
+      <w:r>
+        <w:rPr>
+          <w:rFonts w:ascii="TH SarabunPSK" w:hAnsi="TH SarabunPSK" w:cs="TH SarabunPSK" w:eastAsia="TH SarabunPSK"/>
+          <w:b/>
+          <w:i w:val="0"/>
+          <w:sz w:val="36"/>
+        </w:rPr>
+        <w:t>5. ลิงก์สื่อ Video และ QR Code สำหรับเข้าถึง</w:t>
+      </w:r>
+    </w:p>
+    <w:p>
+      <w:pPr>
+        <w:keepNext w:val="0"/>
+        <w:pageBreakBefore w:val="0"/>
+        <w:spacing w:before="0" w:after="80" w:line="276" w:lineRule="auto"/>
+        <w:jc w:val="left"/>
+      </w:pPr>
+      <w:r>
+        <w:rPr>
+          <w:rFonts w:ascii="TH SarabunPSK" w:hAnsi="TH SarabunPSK" w:cs="TH SarabunPSK" w:eastAsia="TH SarabunPSK"/>
+          <w:b w:val="0"/>
+          <w:i w:val="0"/>
+          <w:sz w:val="32"/>
+        </w:rPr>
+        <w:t>สื่อวิดีโอได้รับการอัปโหลดขึ้นสู่ Google Drive ภายใต้บัญชีของมหาวิทยาลัยมหาสารคาม (MAHASARAKHAM UNIVERSITY) โดยตั้งค่าสิทธิ์การเข้าถึงให้เฉพาะผู้มีอีเมลมหาวิทยาลัย (@msu.ac.th) สามารถรับชมได้ตามข้อกำหนดของรายวิชา:</w:t>
+      </w:r>
+    </w:p>
+    <w:p>
+      <w:pPr>
+        <w:keepNext w:val="0"/>
+        <w:pageBreakBefore w:val="0"/>
+        <w:spacing w:before="0" w:after="80" w:line="276" w:lineRule="auto"/>
+        <w:jc w:val="left"/>
+      </w:pPr>
+      <w:r>
+        <w:rPr>
+          <w:rFonts w:ascii="TH SarabunPSK" w:hAnsi="TH SarabunPSK" w:cs="TH SarabunPSK" w:eastAsia="TH SarabunPSK"/>
+          <w:b/>
+          <w:i w:val="0"/>
+          <w:sz w:val="32"/>
+        </w:rPr>
+        <w:t xml:space="preserve">ลิงก์ Google Drive: </w:t>
+      </w:r>
+      <w:r>
+        <w:rPr>
+          <w:rFonts w:ascii="TH SarabunPSK" w:hAnsi="TH SarabunPSK" w:cs="TH SarabunPSK" w:eastAsia="TH SarabunPSK"/>
+          <w:b/>
+          <w:i w:val="0"/>
+          <w:color w:val="2563EB"/>
+          <w:sz w:val="32"/>
+        </w:rPr>
+        <w:t>https://drive.google.com/drive/u/0/my-drive</w:t>
+      </w:r>
+    </w:p>
+    <w:p>
+      <w:pPr>
+        <w:spacing w:before="200" w:after="80"/>
+        <w:jc w:val="center"/>
+      </w:pPr>
+      <w:r>
+        <w:drawing>
+          <wp:inline xmlns:a="http://schemas.openxmlformats.org/drawingml/2006/main" xmlns:pic="http://schemas.openxmlformats.org/drawingml/2006/picture">
+            <wp:extent cx="1828800" cy="1828800"/>
+            <wp:docPr id="3" name="Picture 3"/>
+            <wp:cNvGraphicFramePr>
+              <a:graphicFrameLocks noChangeAspect="1"/>
+            </wp:cNvGraphicFramePr>
+            <a:graphic>
+              <a:graphicData uri="http://schemas.openxmlformats.org/drawingml/2006/picture">
+                <pic:pic>
+                  <pic:nvPicPr>
+                    <pic:cNvPr id="0" name="image.png"/>
                     <pic:cNvPicPr/>
                   </pic:nvPicPr>
                   <pic:blipFill>
@@ -1193,11 +3880,9 @@
                   <pic:spPr>
                     <a:xfrm>
                       <a:off x="0" y="0"/>
-                      <a:ext cx="1397000" cy="1397000"/>
+                      <a:ext cx="1828800" cy="1828800"/>
                     </a:xfrm>
-                    <a:prstGeom prst="rect">
-                      <a:avLst/>
-                    </a:prstGeom>
+                    <a:prstGeom prst="rect"/>
                   </pic:spPr>
                 </pic:pic>
               </a:graphicData>
@@ -1208,12 +3893,16 @@
     </w:p>
     <w:p>
       <w:pPr>
-        <w:spacing w:after="0" w:line="240" w:lineRule="auto"/>
-      </w:pPr>
-      <w:r>
-        <w:rPr>
-          <w:rFonts w:ascii="TH SarabunPSK" w:eastAsia="TH SarabunPSK" w:hAnsi="TH SarabunPSK" w:cs="TH SarabunPSK"/>
-          <w:i/>
+        <w:keepNext w:val="0"/>
+        <w:pageBreakBefore w:val="0"/>
+        <w:spacing w:before="0" w:after="240" w:line="276" w:lineRule="auto"/>
+        <w:jc w:val="center"/>
+      </w:pPr>
+      <w:r>
+        <w:rPr>
+          <w:rFonts w:ascii="TH SarabunPSK" w:hAnsi="TH SarabunPSK" w:cs="TH SarabunPSK" w:eastAsia="TH SarabunPSK"/>
+          <w:b w:val="0"/>
+          <w:i w:val="0"/>
           <w:sz w:val="28"/>
         </w:rPr>
         <w:t>(สแกน QR Code เพื่อรับชมสื่อ Video บน Google Drive บัญชี มมส.)</w:t>
